--- a/assets/resume/Sonny_Steele_Resume.docx
+++ b/assets/resume/Sonny_Steele_Resume.docx
@@ -15,7 +15,22 @@
         <w:pStyle w:val="ContactInfo"/>
       </w:pPr>
       <w:r>
-        <w:t xml:space="preserve">413.570.6737 | ssteele23@icloud.com | </w:t>
+        <w:t xml:space="preserve">413.570.6737 | </w:t>
+      </w:r>
+      <w:r>
+        <w:t>sjsteele23@gmail.com</w:t>
+      </w:r>
+      <w:r>
+        <w:t xml:space="preserve"> </w:t>
+      </w:r>
+      <w:r>
+        <w:t>| Olympia, WA</w:t>
+      </w:r>
+      <w:r>
+        <w:t xml:space="preserve"> </w:t>
+      </w:r>
+      <w:r>
+        <w:t xml:space="preserve">| </w:t>
       </w:r>
       <w:hyperlink r:id="rId7" w:history="1">
         <w:r>
@@ -37,7 +52,7 @@
         </w:r>
       </w:hyperlink>
       <w:r>
-        <w:t xml:space="preserve"> | </w:t>
+        <w:t xml:space="preserve">  </w:t>
       </w:r>
     </w:p>
     <w:p>
@@ -87,6 +102,12 @@
       <w:r>
         <w:t>Advanced Figma: Component Libraries, Auto-Layout, Variants, Design Tokens</w:t>
       </w:r>
+      <w:r>
+        <w:t xml:space="preserve">, </w:t>
+      </w:r>
+      <w:r>
+        <w:t>Prototyping &amp; Interactive User Flows</w:t>
+      </w:r>
     </w:p>
     <w:p>
       <w:pPr>
@@ -97,7 +118,7 @@
         </w:numPr>
       </w:pPr>
       <w:r>
-        <w:t>Prototyping &amp; Interactive User Flows</w:t>
+        <w:t>Design Systems Strategy, Implementation &amp; Maintenance</w:t>
       </w:r>
     </w:p>
     <w:p>
@@ -109,7 +130,10 @@
         </w:numPr>
       </w:pPr>
       <w:r>
-        <w:t>Design Systems Strategy, Implementation &amp; Maintenance</w:t>
+        <w:t xml:space="preserve">Sketching, Wireframing, Low-Fidelity &amp; High-Fidelity Mockups, </w:t>
+      </w:r>
+      <w:r>
+        <w:t>Information Architecture &amp; Content Strategy</w:t>
       </w:r>
     </w:p>
     <w:p>
@@ -121,7 +145,7 @@
         </w:numPr>
       </w:pPr>
       <w:r>
-        <w:t>Information Architecture &amp; Content Strategy</w:t>
+        <w:t>User Research &amp; Usability Testing</w:t>
       </w:r>
     </w:p>
     <w:p>
@@ -133,7 +157,7 @@
         </w:numPr>
       </w:pPr>
       <w:r>
-        <w:t>User Research &amp; Usability Testing</w:t>
+        <w:t>Responsive &amp; Accessible Design (WCAG, ADA)</w:t>
       </w:r>
     </w:p>
     <w:p>
@@ -145,7 +169,13 @@
         </w:numPr>
       </w:pPr>
       <w:r>
-        <w:t>Interaction Design &amp; Micro interactions</w:t>
+        <w:t>Large Data</w:t>
+      </w:r>
+      <w:r>
+        <w:t xml:space="preserve"> Set Visualization &amp;</w:t>
+      </w:r>
+      <w:r>
+        <w:t xml:space="preserve"> Analytics Dashboard Design</w:t>
       </w:r>
     </w:p>
     <w:p>
@@ -157,7 +187,7 @@
         </w:numPr>
       </w:pPr>
       <w:r>
-        <w:t>Responsive &amp; Accessible Design (WCAG, ADA)</w:t>
+        <w:t>User-Centered Design &amp; Design Thinking</w:t>
       </w:r>
     </w:p>
     <w:p>
@@ -169,7 +199,7 @@
         </w:numPr>
       </w:pPr>
       <w:r>
-        <w:t>Data Visualization &amp; Simplification</w:t>
+        <w:t>Fostering Cross-Functional Collaboration (Engineering/Product/Data)</w:t>
       </w:r>
     </w:p>
     <w:p>
@@ -179,9 +209,21 @@
           <w:ilvl w:val="0"/>
           <w:numId w:val="19"/>
         </w:numPr>
-      </w:pPr>
-      <w:r>
-        <w:t>Large Data Analytics Dashboard Design</w:t>
+        <w:rPr>
+          <w:rFonts w:ascii="Century Gothic" w:hAnsi="Century Gothic"/>
+        </w:rPr>
+      </w:pPr>
+      <w:r>
+        <w:t>AI/ML Product Design</w:t>
+      </w:r>
+      <w:r>
+        <w:t xml:space="preserve">, </w:t>
+      </w:r>
+      <w:r>
+        <w:rPr>
+          <w:rFonts w:ascii="Century Gothic" w:hAnsi="Century Gothic"/>
+        </w:rPr>
+        <w:t>AI &amp; Emerging Technology: ChatGPT/GPT-4 - Claude - Midjourney - Adobe Firefly - Notion AI - Perplexity AI</w:t>
       </w:r>
     </w:p>
     <w:p>
@@ -193,7 +235,7 @@
         </w:numPr>
       </w:pPr>
       <w:r>
-        <w:t>User-Centered Design &amp; Design Thinking</w:t>
+        <w:t>Regulatory Expertise: HIPAA, FDA UX Compliance</w:t>
       </w:r>
     </w:p>
     <w:p>
@@ -203,9 +245,15 @@
           <w:ilvl w:val="0"/>
           <w:numId w:val="19"/>
         </w:numPr>
-      </w:pPr>
-      <w:r>
-        <w:t>Sketching, Wireframing, Low-Fidelity &amp; High-Fidelity Mockups</w:t>
+        <w:rPr>
+          <w:rFonts w:ascii="Century Gothic" w:hAnsi="Century Gothic"/>
+        </w:rPr>
+      </w:pPr>
+      <w:r>
+        <w:rPr>
+          <w:rFonts w:ascii="Century Gothic" w:hAnsi="Century Gothic"/>
+        </w:rPr>
+        <w:t>Accessibility Auditing &amp; Inclusive Design</w:t>
       </w:r>
     </w:p>
     <w:p>
@@ -215,9 +263,140 @@
           <w:ilvl w:val="0"/>
           <w:numId w:val="19"/>
         </w:numPr>
-      </w:pPr>
-      <w:r>
-        <w:t>Stakeholder Communication &amp; Workshop Facilitation</w:t>
+        <w:rPr>
+          <w:rFonts w:ascii="Century Gothic" w:hAnsi="Century Gothic"/>
+        </w:rPr>
+      </w:pPr>
+      <w:r>
+        <w:rPr>
+          <w:rFonts w:ascii="Century Gothic" w:hAnsi="Century Gothic"/>
+        </w:rPr>
+        <w:t>Process &amp; Collaboration: Design System Documentation - User Testing Platforms (User Testing, Maze) - Agile/JIRA/Trello</w:t>
+      </w:r>
+    </w:p>
+    <w:p>
+      <w:pPr>
+        <w:pStyle w:val="Heading2"/>
+        <w:rPr>
+          <w:i w:val="0"/>
+          <w:iCs/>
+        </w:rPr>
+      </w:pPr>
+      <w:proofErr w:type="spellStart"/>
+      <w:r>
+        <w:rPr>
+          <w:i w:val="0"/>
+          <w:iCs/>
+        </w:rPr>
+        <w:t>Humanyze</w:t>
+      </w:r>
+      <w:proofErr w:type="spellEnd"/>
+      <w:r>
+        <w:rPr>
+          <w:i w:val="0"/>
+          <w:iCs/>
+        </w:rPr>
+        <w:t xml:space="preserve"> </w:t>
+      </w:r>
+      <w:r>
+        <w:rPr>
+          <w:i w:val="0"/>
+          <w:iCs/>
+        </w:rPr>
+        <w:t>|</w:t>
+      </w:r>
+      <w:r>
+        <w:rPr>
+          <w:i w:val="0"/>
+          <w:iCs/>
+        </w:rPr>
+        <w:t>Principal</w:t>
+      </w:r>
+      <w:r>
+        <w:rPr>
+          <w:i w:val="0"/>
+          <w:iCs/>
+        </w:rPr>
+        <w:t xml:space="preserve"> </w:t>
+      </w:r>
+      <w:r>
+        <w:rPr>
+          <w:i w:val="0"/>
+          <w:iCs/>
+        </w:rPr>
+        <w:t>AI</w:t>
+      </w:r>
+      <w:r>
+        <w:rPr>
+          <w:i w:val="0"/>
+          <w:iCs/>
+        </w:rPr>
+        <w:t xml:space="preserve"> Design</w:t>
+      </w:r>
+      <w:r>
+        <w:rPr>
+          <w:i w:val="0"/>
+          <w:iCs/>
+        </w:rPr>
+        <w:t>er</w:t>
+      </w:r>
+      <w:r>
+        <w:rPr>
+          <w:i w:val="0"/>
+          <w:iCs/>
+        </w:rPr>
+        <w:t xml:space="preserve"> | </w:t>
+      </w:r>
+      <w:r>
+        <w:rPr>
+          <w:b w:val="0"/>
+          <w:bCs/>
+        </w:rPr>
+        <w:t>AI Platforms |Contractor</w:t>
+      </w:r>
+    </w:p>
+    <w:p>
+      <w:pPr>
+        <w:pStyle w:val="Heading3"/>
+      </w:pPr>
+      <w:r>
+        <w:t>Sep</w:t>
+      </w:r>
+      <w:r>
+        <w:t xml:space="preserve"> </w:t>
+      </w:r>
+      <w:r>
+        <w:t xml:space="preserve">2025 – </w:t>
+      </w:r>
+      <w:r>
+        <w:t>Oct</w:t>
+      </w:r>
+      <w:r>
+        <w:t xml:space="preserve"> 2025</w:t>
+      </w:r>
+    </w:p>
+    <w:p>
+      <w:r>
+        <w:t>Led UX design for enterprise social media competitive intelligence platform serving marketing directors and C-suite executives. Redesigned core user experience and data visualization strategies, transforming complex social analytics into actionable insights for Fortune 500 brands monitoring competitor performance and market sentiment</w:t>
+      </w:r>
+      <w:r>
+        <w:t>s</w:t>
+      </w:r>
+      <w:r>
+        <w:t>.</w:t>
+      </w:r>
+      <w:r>
+        <w:t xml:space="preserve"> Designed</w:t>
+      </w:r>
+      <w:r>
+        <w:t xml:space="preserve"> real-time </w:t>
+      </w:r>
+      <w:r>
+        <w:lastRenderedPageBreak/>
+        <w:t xml:space="preserve">analytics dashboards, improving client </w:t>
+      </w:r>
+      <w:r>
+        <w:t>velocity to prioritize actionable plans for social media managers.</w:t>
       </w:r>
     </w:p>
     <w:p>
@@ -225,11 +404,14 @@
         <w:pStyle w:val="ListParagraph"/>
         <w:numPr>
           <w:ilvl w:val="0"/>
-          <w:numId w:val="19"/>
+          <w:numId w:val="20"/>
         </w:numPr>
       </w:pPr>
       <w:r>
-        <w:t>Fostering Cross-Functional Collaboration (Engineering/Product/Data)</w:t>
+        <w:t>Redesigned social media analytics interface, improving data accuracy and reducing executive decision-making time by streamlining competitive analysis workflow</w:t>
+      </w:r>
+      <w:r>
+        <w:t>s</w:t>
       </w:r>
     </w:p>
     <w:p>
@@ -237,11 +419,11 @@
         <w:pStyle w:val="ListParagraph"/>
         <w:numPr>
           <w:ilvl w:val="0"/>
-          <w:numId w:val="19"/>
+          <w:numId w:val="20"/>
         </w:numPr>
       </w:pPr>
       <w:r>
-        <w:t>Agile &amp; Iterative UX Process</w:t>
+        <w:t>Created intuitive sentiment analysis dashboards that translated millions of social data points into strategic recommendations for marketing teams</w:t>
       </w:r>
     </w:p>
     <w:p>
@@ -249,77 +431,11 @@
         <w:pStyle w:val="ListParagraph"/>
         <w:numPr>
           <w:ilvl w:val="0"/>
-          <w:numId w:val="19"/>
+          <w:numId w:val="20"/>
         </w:numPr>
       </w:pPr>
       <w:r>
-        <w:t>AI/ML Product Design</w:t>
-      </w:r>
-    </w:p>
-    <w:p>
-      <w:pPr>
-        <w:pStyle w:val="ListParagraph"/>
-        <w:numPr>
-          <w:ilvl w:val="0"/>
-          <w:numId w:val="19"/>
-        </w:numPr>
-      </w:pPr>
-      <w:r>
-        <w:t>Regulatory Expertise: HIPAA, FDA UX Compliance</w:t>
-      </w:r>
-    </w:p>
-    <w:p>
-      <w:pPr>
-        <w:pStyle w:val="ListParagraph"/>
-        <w:numPr>
-          <w:ilvl w:val="0"/>
-          <w:numId w:val="19"/>
-        </w:numPr>
-        <w:rPr>
-          <w:rFonts w:ascii="Century Gothic" w:hAnsi="Century Gothic"/>
-        </w:rPr>
-      </w:pPr>
-      <w:r>
-        <w:rPr>
-          <w:rFonts w:ascii="Century Gothic" w:hAnsi="Century Gothic"/>
-        </w:rPr>
-        <w:t>AI &amp; Emerging Technology: ChatGPT/GPT-4 - Claude - Midjourney - Adobe Firefly - Notion AI - Perplexity AI</w:t>
-      </w:r>
-    </w:p>
-    <w:p>
-      <w:pPr>
-        <w:pStyle w:val="ListParagraph"/>
-        <w:numPr>
-          <w:ilvl w:val="0"/>
-          <w:numId w:val="19"/>
-        </w:numPr>
-        <w:rPr>
-          <w:rFonts w:ascii="Century Gothic" w:hAnsi="Century Gothic"/>
-        </w:rPr>
-      </w:pPr>
-      <w:r>
-        <w:rPr>
-          <w:rFonts w:ascii="Century Gothic" w:hAnsi="Century Gothic"/>
-        </w:rPr>
-        <w:t>Data &amp; Analytics: Data Visualization (Tableau, Power BI, D3.js) - Analytics Dashboard UI/UX - Accessibility Auditing &amp; Inclusive Design</w:t>
-      </w:r>
-    </w:p>
-    <w:p>
-      <w:pPr>
-        <w:pStyle w:val="ListParagraph"/>
-        <w:numPr>
-          <w:ilvl w:val="0"/>
-          <w:numId w:val="19"/>
-        </w:numPr>
-        <w:rPr>
-          <w:rFonts w:ascii="Century Gothic" w:hAnsi="Century Gothic"/>
-        </w:rPr>
-      </w:pPr>
-      <w:r>
-        <w:rPr>
-          <w:rFonts w:ascii="Century Gothic" w:hAnsi="Century Gothic"/>
-        </w:rPr>
-        <w:t>Process &amp; Collaboration: Design System Documentation - User Testing Platforms (User Testing, Maze) - Agile/JIRA/Trello</w:t>
+        <w:t>Built comprehensive component library and design system, establishing scalable UX standards across the platform</w:t>
       </w:r>
     </w:p>
     <w:p>
@@ -330,13 +446,21 @@
           <w:iCs/>
         </w:rPr>
       </w:pPr>
-      <w:proofErr w:type="spellStart"/>
-      <w:r>
+    </w:p>
+    <w:p>
+      <w:pPr>
+        <w:pStyle w:val="Heading2"/>
         <w:rPr>
           <w:i w:val="0"/>
           <w:iCs/>
         </w:rPr>
-        <w:lastRenderedPageBreak/>
+      </w:pPr>
+      <w:proofErr w:type="spellStart"/>
+      <w:r>
+        <w:rPr>
+          <w:i w:val="0"/>
+          <w:iCs/>
+        </w:rPr>
         <w:t>Kasisto</w:t>
       </w:r>
       <w:proofErr w:type="spellEnd"/>
@@ -622,20 +746,18 @@
         <w:pStyle w:val="Heading1"/>
         <w:numPr>
           <w:ilvl w:val="0"/>
-          <w:numId w:val="23"/>
+          <w:numId w:val="45"/>
         </w:numPr>
         <w:rPr>
-          <w:rFonts w:asciiTheme="minorHAnsi" w:hAnsiTheme="minorHAnsi"/>
           <w:b w:val="0"/>
-          <w:spacing w:val="0"/>
+          <w:bCs/>
           <w:sz w:val="22"/>
         </w:rPr>
       </w:pPr>
       <w:r>
         <w:rPr>
-          <w:rFonts w:asciiTheme="minorHAnsi" w:hAnsiTheme="minorHAnsi"/>
           <w:b w:val="0"/>
-          <w:spacing w:val="0"/>
+          <w:bCs/>
           <w:sz w:val="22"/>
         </w:rPr>
         <w:t>Developed predictive anomaly detection UI, preventing 92% of system failures pre-impact</w:t>
@@ -646,20 +768,18 @@
         <w:pStyle w:val="Heading1"/>
         <w:numPr>
           <w:ilvl w:val="0"/>
-          <w:numId w:val="23"/>
+          <w:numId w:val="45"/>
         </w:numPr>
         <w:rPr>
-          <w:rFonts w:asciiTheme="minorHAnsi" w:hAnsiTheme="minorHAnsi"/>
           <w:b w:val="0"/>
-          <w:spacing w:val="0"/>
+          <w:bCs/>
           <w:sz w:val="22"/>
         </w:rPr>
       </w:pPr>
       <w:r>
         <w:rPr>
-          <w:rFonts w:asciiTheme="minorHAnsi" w:hAnsiTheme="minorHAnsi"/>
           <w:b w:val="0"/>
-          <w:spacing w:val="0"/>
+          <w:bCs/>
           <w:sz w:val="22"/>
         </w:rPr>
         <w:t>Designed scalable systems supporting 15+ infrastructure modules with unified user experience</w:t>
@@ -670,22 +790,21 @@
         <w:pStyle w:val="Heading1"/>
         <w:numPr>
           <w:ilvl w:val="0"/>
-          <w:numId w:val="23"/>
+          <w:numId w:val="45"/>
         </w:numPr>
         <w:rPr>
-          <w:rFonts w:asciiTheme="minorHAnsi" w:hAnsiTheme="minorHAnsi"/>
           <w:b w:val="0"/>
-          <w:spacing w:val="0"/>
+          <w:bCs/>
           <w:sz w:val="22"/>
         </w:rPr>
       </w:pPr>
       <w:r>
         <w:rPr>
-          <w:rFonts w:asciiTheme="minorHAnsi" w:hAnsiTheme="minorHAnsi"/>
           <w:b w:val="0"/>
-          <w:spacing w:val="0"/>
+          <w:bCs/>
           <w:sz w:val="22"/>
         </w:rPr>
+        <w:lastRenderedPageBreak/>
         <w:t>Collaborated with ML engineering team to design model training interfaces for custom anomaly detection algorithms</w:t>
       </w:r>
     </w:p>
@@ -694,20 +813,18 @@
         <w:pStyle w:val="Heading1"/>
         <w:numPr>
           <w:ilvl w:val="0"/>
-          <w:numId w:val="23"/>
+          <w:numId w:val="45"/>
         </w:numPr>
         <w:rPr>
-          <w:rFonts w:asciiTheme="minorHAnsi" w:hAnsiTheme="minorHAnsi"/>
           <w:b w:val="0"/>
-          <w:spacing w:val="0"/>
+          <w:bCs/>
           <w:sz w:val="22"/>
         </w:rPr>
       </w:pPr>
       <w:r>
         <w:rPr>
-          <w:rFonts w:asciiTheme="minorHAnsi" w:hAnsiTheme="minorHAnsi"/>
           <w:b w:val="0"/>
-          <w:spacing w:val="0"/>
+          <w:bCs/>
           <w:sz w:val="22"/>
         </w:rPr>
         <w:t>Conducted extensive user research with DevOps professionals to optimize workflow integration</w:t>
@@ -718,18 +835,18 @@
         <w:pStyle w:val="Heading1"/>
         <w:numPr>
           <w:ilvl w:val="0"/>
-          <w:numId w:val="23"/>
+          <w:numId w:val="45"/>
         </w:numPr>
         <w:rPr>
-          <w:rFonts w:asciiTheme="minorHAnsi" w:hAnsiTheme="minorHAnsi"/>
           <w:b w:val="0"/>
-          <w:spacing w:val="0"/>
+          <w:bCs/>
           <w:sz w:val="22"/>
         </w:rPr>
       </w:pPr>
       <w:r>
         <w:rPr>
           <w:b w:val="0"/>
+          <w:bCs/>
           <w:sz w:val="22"/>
         </w:rPr>
         <w:t xml:space="preserve">Built scalable design system supporting 15 different infrastructure monitoring modules with consistent UX patterns </w:t>
@@ -740,22 +857,20 @@
         <w:pStyle w:val="Heading1"/>
         <w:numPr>
           <w:ilvl w:val="0"/>
-          <w:numId w:val="23"/>
+          <w:numId w:val="45"/>
         </w:numPr>
-        <w:rPr>
-          <w:rFonts w:asciiTheme="minorHAnsi" w:hAnsiTheme="minorHAnsi"/>
-          <w:b w:val="0"/>
-          <w:bCs/>
-          <w:spacing w:val="0"/>
-          <w:sz w:val="22"/>
-        </w:rPr>
-      </w:pPr>
-      <w:r>
         <w:rPr>
           <w:b w:val="0"/>
           <w:bCs/>
           <w:sz w:val="22"/>
         </w:rPr>
+      </w:pPr>
+      <w:r>
+        <w:rPr>
+          <w:b w:val="0"/>
+          <w:bCs/>
+          <w:sz w:val="22"/>
+        </w:rPr>
         <w:t xml:space="preserve">Partnered with ML engineers to design intuitive model training interfaces for custom anomaly detection algorithms </w:t>
       </w:r>
     </w:p>
@@ -764,28 +879,24 @@
         <w:pStyle w:val="Heading1"/>
         <w:numPr>
           <w:ilvl w:val="0"/>
-          <w:numId w:val="23"/>
+          <w:numId w:val="45"/>
         </w:numPr>
         <w:rPr>
-          <w:rFonts w:asciiTheme="minorHAnsi" w:hAnsiTheme="minorHAnsi"/>
-          <w:b w:val="0"/>
-          <w:bCs/>
-          <w:spacing w:val="0"/>
-          <w:sz w:val="22"/>
-        </w:rPr>
-      </w:pPr>
-      <w:r>
-        <w:rPr>
-          <w:rFonts w:asciiTheme="minorHAnsi" w:hAnsiTheme="minorHAnsi"/>
           <w:b w:val="0"/>
           <w:bCs/>
           <w:sz w:val="22"/>
         </w:rPr>
+      </w:pPr>
+      <w:r>
+        <w:rPr>
+          <w:b w:val="0"/>
+          <w:bCs/>
+          <w:sz w:val="22"/>
+        </w:rPr>
         <w:t>Co</w:t>
       </w:r>
       <w:r>
         <w:rPr>
-          <w:rFonts w:asciiTheme="minorHAnsi" w:hAnsiTheme="minorHAnsi"/>
           <w:b w:val="0"/>
           <w:bCs/>
           <w:sz w:val="22"/>
@@ -812,7 +923,6 @@
           <w:sz w:val="26"/>
           <w:szCs w:val="26"/>
         </w:rPr>
-        <w:lastRenderedPageBreak/>
         <w:t>HealthCare.com – Senior UX Manager</w:t>
       </w:r>
       <w:r>
@@ -1036,7 +1146,11 @@
     </w:p>
     <w:p>
       <w:r>
-        <w:t>At FCP Euro, a premier e-commerce platform serving European car enthusiasts with over 350,000 genuine and performance parts, I built the UX function from the ground up. In just two years, I transformed the customer experience for BMW, Audi, Mercedes, and Porsche DIY mechanics, achieving a 5% conversion rate lift that generated $6M in additional annual revenue while reducing support calls by 45%. By establishing data-driven design processes and building a high-performing team, I successfully balanced the technical complexity of automotive parts with an intuitive shopping experience for passionate car enthusiasts.</w:t>
+        <w:t xml:space="preserve">At FCP Euro, a premier e-commerce platform serving European car enthusiasts with over 350,000 genuine and performance parts, I built the UX function from the ground up. In just two years, I transformed the customer experience for BMW, Audi, Mercedes, and Porsche DIY mechanics, achieving a 5% conversion rate lift that generated $6M in additional annual revenue while reducing support calls by 45%. By establishing data-driven design processes </w:t>
+      </w:r>
+      <w:r>
+        <w:lastRenderedPageBreak/>
+        <w:t>and building a high-performing team, I successfully balanced the technical complexity of automotive parts with an intuitive shopping experience for passionate car enthusiasts.</w:t>
       </w:r>
     </w:p>
     <w:p/>
@@ -1123,7 +1237,6 @@
           <w:rFonts w:ascii="Century Gothic" w:eastAsia="Times New Roman" w:hAnsi="Century Gothic" w:cs="Times New Roman"/>
           <w:lang w:eastAsia="en-US"/>
         </w:rPr>
-        <w:lastRenderedPageBreak/>
         <w:t>Streamlined parts-finding experience for DIY mechanics navigating technical product specifications</w:t>
       </w:r>
     </w:p>
@@ -1155,6 +1268,17 @@
           <w:sz w:val="26"/>
           <w:szCs w:val="26"/>
         </w:rPr>
+        <w:t xml:space="preserve">Wayfair | </w:t>
+      </w:r>
+      <w:r>
+        <w:rPr>
+          <w:rFonts w:asciiTheme="minorHAnsi" w:eastAsiaTheme="minorHAnsi" w:hAnsiTheme="minorHAnsi" w:cstheme="minorBidi"/>
+          <w:b/>
+          <w:bCs/>
+          <w:i w:val="0"/>
+          <w:sz w:val="26"/>
+          <w:szCs w:val="26"/>
+        </w:rPr>
         <w:t>Senior UX Design Manager</w:t>
       </w:r>
       <w:r>
@@ -1340,6 +1464,9 @@
       <w:r>
         <w:t>(s)</w:t>
       </w:r>
+      <w:r>
+        <w:t xml:space="preserve"> Wayfair</w:t>
+      </w:r>
     </w:p>
     <w:p>
       <w:pPr>
@@ -1355,6 +1482,9 @@
       <w:r>
         <w:t>n</w:t>
       </w:r>
+      <w:r>
+        <w:t xml:space="preserve"> Wayfair</w:t>
+      </w:r>
     </w:p>
     <w:p>
       <w:pPr>
@@ -1365,7 +1495,13 @@
         </w:numPr>
       </w:pPr>
       <w:r>
-        <w:t xml:space="preserve">Led system design that saved 8 hours daily across thousands of suppliers, resulting in $16M saved revenue </w:t>
+        <w:t xml:space="preserve">Led system design that saved 8 hours daily across thousands of suppliers, resulting in $16M saved </w:t>
+      </w:r>
+      <w:r>
+        <w:t xml:space="preserve">revenue </w:t>
+      </w:r>
+      <w:r>
+        <w:t>Wayfair</w:t>
       </w:r>
     </w:p>
     <w:p>
@@ -1377,7 +1513,11 @@
         </w:numPr>
       </w:pPr>
       <w:r>
+        <w:lastRenderedPageBreak/>
         <w:t>Strategic Leadership &amp; Business Impact</w:t>
+      </w:r>
+      <w:r>
+        <w:t xml:space="preserve"> Wayfair, HP, American Airlines, Hexaware, C.B.R.E and Panera Bread</w:t>
       </w:r>
     </w:p>
     <w:p>
@@ -1461,7 +1601,6 @@
         </w:numPr>
       </w:pPr>
       <w:r>
-        <w:lastRenderedPageBreak/>
         <w:t>Developed scalable design systems supporting 15+ product modules with unified experiences across web, mobile, and VR platforms</w:t>
       </w:r>
     </w:p>
@@ -1515,194 +1654,6 @@
     </w:p>
     <w:p>
       <w:pPr>
-        <w:pStyle w:val="ListParagraph"/>
-        <w:numPr>
-          <w:ilvl w:val="0"/>
-          <w:numId w:val="32"/>
-        </w:numPr>
-      </w:pPr>
-      <w:r>
-        <w:t>Additional Hexaware Technologies Experience</w:t>
-      </w:r>
-    </w:p>
-    <w:p>
-      <w:pPr>
-        <w:pStyle w:val="ListParagraph"/>
-        <w:numPr>
-          <w:ilvl w:val="0"/>
-          <w:numId w:val="32"/>
-        </w:numPr>
-      </w:pPr>
-      <w:r>
-        <w:t>Based on your timeline and the projects shown on your portfolio, here are the Hexaware positions that would fill the gap before your Wayfair role:</w:t>
-      </w:r>
-    </w:p>
-    <w:p>
-      <w:pPr>
-        <w:pStyle w:val="ListParagraph"/>
-        <w:numPr>
-          <w:ilvl w:val="0"/>
-          <w:numId w:val="32"/>
-        </w:numPr>
-      </w:pPr>
-      <w:r>
-        <w:t>Hexaware Technologies – Senior UX Designer, Enterprise Platforms</w:t>
-      </w:r>
-    </w:p>
-    <w:p>
-      <w:pPr>
-        <w:pStyle w:val="ListParagraph"/>
-        <w:numPr>
-          <w:ilvl w:val="0"/>
-          <w:numId w:val="32"/>
-        </w:numPr>
-      </w:pPr>
-      <w:r>
-        <w:t>Jan 2017 – Jun 2019</w:t>
-      </w:r>
-    </w:p>
-    <w:p>
-      <w:pPr>
-        <w:pStyle w:val="ListParagraph"/>
-        <w:numPr>
-          <w:ilvl w:val="0"/>
-          <w:numId w:val="32"/>
-        </w:numPr>
-      </w:pPr>
-      <w:r>
-        <w:t xml:space="preserve">Designed comprehensive enterprise technology platforms for Fortune 500 clients including Comcast </w:t>
-      </w:r>
-      <w:proofErr w:type="spellStart"/>
-      <w:r>
-        <w:t>TechNucleus</w:t>
-      </w:r>
-      <w:proofErr w:type="spellEnd"/>
-      <w:r>
-        <w:t>, focusing on streamlined workflows and system integration</w:t>
-      </w:r>
-    </w:p>
-    <w:p>
-      <w:pPr>
-        <w:pStyle w:val="ListParagraph"/>
-        <w:numPr>
-          <w:ilvl w:val="0"/>
-          <w:numId w:val="32"/>
-        </w:numPr>
-      </w:pPr>
-      <w:r>
-        <w:t>Led UX design for UPMC healthcare platform, improving patient care workflows and medical data integration systems</w:t>
-      </w:r>
-    </w:p>
-    <w:p>
-      <w:pPr>
-        <w:pStyle w:val="ListParagraph"/>
-        <w:numPr>
-          <w:ilvl w:val="0"/>
-          <w:numId w:val="32"/>
-        </w:numPr>
-      </w:pPr>
-      <w:r>
-        <w:t>Created Weight Watchers wellness platform featuring personalized nutrition tracking and community engagement, supporting millions of users</w:t>
-      </w:r>
-    </w:p>
-    <w:p>
-      <w:pPr>
-        <w:pStyle w:val="ListParagraph"/>
-        <w:numPr>
-          <w:ilvl w:val="0"/>
-          <w:numId w:val="32"/>
-        </w:numPr>
-      </w:pPr>
-      <w:r>
-        <w:t>Developed Wawa retail technology platform enhancing customer ordering experiences and point-of-sale interfaces</w:t>
-      </w:r>
-    </w:p>
-    <w:p>
-      <w:pPr>
-        <w:pStyle w:val="ListParagraph"/>
-        <w:numPr>
-          <w:ilvl w:val="0"/>
-          <w:numId w:val="32"/>
-        </w:numPr>
-      </w:pPr>
-      <w:r>
-        <w:t>Hexaware Technologies – UX Designer, Mobile &amp; Fitness Applications</w:t>
-      </w:r>
-    </w:p>
-    <w:p>
-      <w:pPr>
-        <w:pStyle w:val="ListParagraph"/>
-        <w:numPr>
-          <w:ilvl w:val="0"/>
-          <w:numId w:val="32"/>
-        </w:numPr>
-      </w:pPr>
-      <w:r>
-        <w:t>Mar 2014 – Jan 2017</w:t>
-      </w:r>
-    </w:p>
-    <w:p>
-      <w:pPr>
-        <w:pStyle w:val="ListParagraph"/>
-        <w:numPr>
-          <w:ilvl w:val="0"/>
-          <w:numId w:val="32"/>
-        </w:numPr>
-      </w:pPr>
-      <w:r>
-        <w:t>Designed Panera Bread mobile ordering experience with intuitive menu navigation and customizable combinations, increasing mobile orders by 40%</w:t>
-      </w:r>
-    </w:p>
-    <w:p>
-      <w:pPr>
-        <w:pStyle w:val="ListParagraph"/>
-        <w:numPr>
-          <w:ilvl w:val="0"/>
-          <w:numId w:val="32"/>
-        </w:numPr>
-      </w:pPr>
-      <w:r>
-        <w:t>Created Reebok ONE fitness tracking application integrating wearable sensor technology with personalized coaching systems</w:t>
-      </w:r>
-    </w:p>
-    <w:p>
-      <w:pPr>
-        <w:pStyle w:val="ListParagraph"/>
-        <w:numPr>
-          <w:ilvl w:val="0"/>
-          <w:numId w:val="32"/>
-        </w:numPr>
-      </w:pPr>
-      <w:r>
-        <w:t>Developed Weather Channel running application integrating real-time weather data with comprehensive fitness tracking</w:t>
-      </w:r>
-    </w:p>
-    <w:p>
-      <w:pPr>
-        <w:pStyle w:val="ListParagraph"/>
-        <w:numPr>
-          <w:ilvl w:val="0"/>
-          <w:numId w:val="32"/>
-        </w:numPr>
-      </w:pPr>
-      <w:r>
-        <w:t>Led Yankee Candle fundraising platform design, streamlining mobile sales campaigns with team coordination tools</w:t>
-      </w:r>
-    </w:p>
-    <w:p>
-      <w:pPr>
-        <w:pStyle w:val="ListParagraph"/>
-        <w:numPr>
-          <w:ilvl w:val="0"/>
-          <w:numId w:val="32"/>
-        </w:numPr>
-      </w:pPr>
-      <w:r>
-        <w:t>Hexaware Technologies – Junior UX Designer, Analytics &amp; AI Platforms</w:t>
-      </w:r>
-    </w:p>
-    <w:p>
-      <w:pPr>
         <w:rPr>
           <w:b/>
           <w:bCs/>
@@ -1761,7 +1712,13 @@
         <w:t>Hexaware Technologies |</w:t>
       </w:r>
       <w:r>
-        <w:t xml:space="preserve"> Lead UX Designer | Full Time</w:t>
+        <w:t xml:space="preserve"> </w:t>
+      </w:r>
+      <w:r>
+        <w:t>Principal</w:t>
+      </w:r>
+      <w:r>
+        <w:t xml:space="preserve"> UX Designer | Full Time</w:t>
       </w:r>
     </w:p>
     <w:p>
@@ -1770,7 +1727,13 @@
         <w:ind w:left="360"/>
       </w:pPr>
       <w:r>
-        <w:t>Jan 2013 – Jun 2019</w:t>
+        <w:t>Jan 201</w:t>
+      </w:r>
+      <w:r>
+        <w:t>1</w:t>
+      </w:r>
+      <w:r>
+        <w:t xml:space="preserve"> – Jun 2019</w:t>
       </w:r>
     </w:p>
     <w:p>
@@ -1794,7 +1757,6 @@
         </w:numPr>
       </w:pPr>
       <w:r>
-        <w:lastRenderedPageBreak/>
         <w:t>Led UX design for UPMC healthcare platform, improving patient care workflows and medical data integration systems</w:t>
       </w:r>
     </w:p>
@@ -1831,13 +1793,8 @@
         </w:numPr>
       </w:pPr>
       <w:r>
-        <w:t xml:space="preserve">Hexaware Technologies – UX Designer, Mobile &amp; Fitness Applications for </w:t>
-      </w:r>
-      <w:proofErr w:type="spellStart"/>
-      <w:r>
-        <w:t>ReebokOne</w:t>
-      </w:r>
-      <w:proofErr w:type="spellEnd"/>
+        <w:t>Developed Weather Channel running application integrating real-time weather data with comprehensive fitness tracking</w:t>
+      </w:r>
     </w:p>
     <w:p>
       <w:pPr>
@@ -1872,508 +1829,10 @@
         </w:numPr>
       </w:pPr>
       <w:r>
-        <w:t>Developed Weather Channel running application integrating real-time weather data with comprehensive fitness tracking</w:t>
-      </w:r>
-    </w:p>
-    <w:p>
-      <w:pPr>
-        <w:pStyle w:val="ListParagraph"/>
-        <w:numPr>
-          <w:ilvl w:val="0"/>
-          <w:numId w:val="38"/>
-        </w:numPr>
-      </w:pPr>
-      <w:r>
+        <w:lastRenderedPageBreak/>
         <w:t>Led Yankee Candle fundraising platform design, streamlining mobile sales campaigns with team coordination tools</w:t>
       </w:r>
     </w:p>
-    <w:p>
-      <w:pPr>
-        <w:pStyle w:val="ListParagraph"/>
-        <w:numPr>
-          <w:ilvl w:val="0"/>
-          <w:numId w:val="38"/>
-        </w:numPr>
-      </w:pPr>
-      <w:r>
-        <w:t xml:space="preserve">Contributed to </w:t>
-      </w:r>
-      <w:proofErr w:type="spellStart"/>
-      <w:r>
-        <w:t>BankAI</w:t>
-      </w:r>
-      <w:proofErr w:type="spellEnd"/>
-      <w:r>
-        <w:t xml:space="preserve"> analytics platform development, creating AI-powered banking chatbot interfaces with performance dashboards</w:t>
-      </w:r>
-    </w:p>
-    <w:p>
-      <w:pPr>
-        <w:pStyle w:val="ListParagraph"/>
-        <w:numPr>
-          <w:ilvl w:val="0"/>
-          <w:numId w:val="38"/>
-        </w:numPr>
-      </w:pPr>
-      <w:r>
-        <w:t>Supported early-stage AI platform design initiatives that later evolved into enterprise conversational AI solutions</w:t>
-      </w:r>
-    </w:p>
-    <w:p>
-      <w:pPr>
-        <w:pStyle w:val="ListParagraph"/>
-        <w:numPr>
-          <w:ilvl w:val="0"/>
-          <w:numId w:val="38"/>
-        </w:numPr>
-      </w:pPr>
-      <w:r>
-        <w:t>Collaborated on data visualization projects for large datasets, establishing foundation for advanced analytics dashboard expertise</w:t>
-      </w:r>
-    </w:p>
-    <w:p>
-      <w:pPr>
-        <w:pStyle w:val="ListParagraph"/>
-        <w:numPr>
-          <w:ilvl w:val="0"/>
-          <w:numId w:val="38"/>
-        </w:numPr>
-      </w:pPr>
-      <w:r>
-        <w:t>Participated in agile development processes and cross-functional team collaboration methodologies</w:t>
-      </w:r>
-    </w:p>
-    <w:p>
-      <w:pPr>
-        <w:pStyle w:val="ListParagraph"/>
-        <w:rPr>
-          <w:b/>
-          <w:bCs/>
-          <w:sz w:val="26"/>
-          <w:szCs w:val="26"/>
-        </w:rPr>
-      </w:pPr>
-    </w:p>
-    <w:p>
-      <w:pPr>
-        <w:pStyle w:val="ListParagraph"/>
-      </w:pPr>
-      <w:r>
-        <w:rPr>
-          <w:b/>
-          <w:bCs/>
-          <w:sz w:val="26"/>
-          <w:szCs w:val="26"/>
-        </w:rPr>
-        <w:t>HP</w:t>
-      </w:r>
-      <w:r>
-        <w:rPr>
-          <w:b/>
-          <w:bCs/>
-          <w:sz w:val="26"/>
-          <w:szCs w:val="26"/>
-        </w:rPr>
-        <w:t xml:space="preserve"> |</w:t>
-      </w:r>
-      <w:r>
-        <w:t xml:space="preserve"> Senior UX Designer | Enterprise &amp; Consumer Products | Full Time</w:t>
-      </w:r>
-    </w:p>
-    <w:p>
-      <w:pPr>
-        <w:pStyle w:val="ListParagraph"/>
-      </w:pPr>
-      <w:r>
-        <w:rPr>
-          <w:rFonts w:asciiTheme="majorHAnsi" w:eastAsia="Times New Roman" w:hAnsiTheme="majorHAnsi" w:cs="Times New Roman"/>
-          <w:b/>
-          <w:bCs/>
-          <w:sz w:val="26"/>
-          <w:szCs w:val="26"/>
-          <w:lang w:eastAsia="en-US"/>
-        </w:rPr>
-        <w:t>American Airlines Digital Transformation:</w:t>
-      </w:r>
-    </w:p>
-    <w:p>
-      <w:pPr>
-        <w:numPr>
-          <w:ilvl w:val="0"/>
-          <w:numId w:val="41"/>
-        </w:numPr>
-        <w:spacing w:before="100" w:beforeAutospacing="1" w:after="100" w:afterAutospacing="1" w:line="240" w:lineRule="auto"/>
-        <w:rPr>
-          <w:rFonts w:ascii="Century Gothic" w:eastAsia="Times New Roman" w:hAnsi="Century Gothic" w:cs="Times New Roman"/>
-          <w:sz w:val="24"/>
-          <w:szCs w:val="24"/>
-          <w:lang w:eastAsia="en-US"/>
-        </w:rPr>
-      </w:pPr>
-      <w:r>
-        <w:rPr>
-          <w:rFonts w:ascii="Century Gothic" w:eastAsia="Times New Roman" w:hAnsi="Century Gothic" w:cs="Times New Roman"/>
-          <w:sz w:val="24"/>
-          <w:szCs w:val="24"/>
-          <w:lang w:eastAsia="en-US"/>
-        </w:rPr>
-        <w:t>Conducted 200+ hours of ethnographic research across 5 airports, including air traffic control towers, agent check-in kiosks, and gate operations to map complete customer journey</w:t>
-      </w:r>
-    </w:p>
-    <w:p>
-      <w:pPr>
-        <w:numPr>
-          <w:ilvl w:val="0"/>
-          <w:numId w:val="41"/>
-        </w:numPr>
-        <w:spacing w:before="100" w:beforeAutospacing="1" w:after="100" w:afterAutospacing="1" w:line="240" w:lineRule="auto"/>
-        <w:rPr>
-          <w:rFonts w:ascii="Century Gothic" w:eastAsia="Times New Roman" w:hAnsi="Century Gothic" w:cs="Times New Roman"/>
-          <w:sz w:val="24"/>
-          <w:szCs w:val="24"/>
-          <w:lang w:eastAsia="en-US"/>
-        </w:rPr>
-      </w:pPr>
-      <w:r>
-        <w:rPr>
-          <w:rFonts w:ascii="Century Gothic" w:eastAsia="Times New Roman" w:hAnsi="Century Gothic" w:cs="Times New Roman"/>
-          <w:sz w:val="24"/>
-          <w:szCs w:val="24"/>
-          <w:lang w:eastAsia="en-US"/>
-        </w:rPr>
-        <w:t>Led cross-functional team collaborating with external design studio (IDEO/Frog) to redesign AA.com, resulting in 35% increase in online check-ins and 28% reduction in counter wait times</w:t>
-      </w:r>
-    </w:p>
-    <w:p>
-      <w:pPr>
-        <w:numPr>
-          <w:ilvl w:val="0"/>
-          <w:numId w:val="41"/>
-        </w:numPr>
-        <w:spacing w:before="100" w:beforeAutospacing="1" w:after="100" w:afterAutospacing="1" w:line="240" w:lineRule="auto"/>
-        <w:rPr>
-          <w:rFonts w:ascii="Century Gothic" w:eastAsia="Times New Roman" w:hAnsi="Century Gothic" w:cs="Times New Roman"/>
-          <w:sz w:val="24"/>
-          <w:szCs w:val="24"/>
-          <w:lang w:eastAsia="en-US"/>
-        </w:rPr>
-      </w:pPr>
-      <w:r>
-        <w:rPr>
-          <w:rFonts w:ascii="Century Gothic" w:eastAsia="Times New Roman" w:hAnsi="Century Gothic" w:cs="Times New Roman"/>
-          <w:sz w:val="24"/>
-          <w:szCs w:val="24"/>
-          <w:lang w:eastAsia="en-US"/>
-        </w:rPr>
-        <w:t>Designed unified agent desktop system consolidating 12 legacy applications into single interface, reducing training time from 6 weeks to 2 weeks</w:t>
-      </w:r>
-    </w:p>
-    <w:p>
-      <w:pPr>
-        <w:numPr>
-          <w:ilvl w:val="0"/>
-          <w:numId w:val="41"/>
-        </w:numPr>
-        <w:spacing w:before="100" w:beforeAutospacing="1" w:after="100" w:afterAutospacing="1" w:line="240" w:lineRule="auto"/>
-        <w:rPr>
-          <w:rFonts w:ascii="Century Gothic" w:eastAsia="Times New Roman" w:hAnsi="Century Gothic" w:cs="Times New Roman"/>
-          <w:sz w:val="24"/>
-          <w:szCs w:val="24"/>
-          <w:lang w:eastAsia="en-US"/>
-        </w:rPr>
-      </w:pPr>
-      <w:r>
-        <w:rPr>
-          <w:rFonts w:ascii="Century Gothic" w:eastAsia="Times New Roman" w:hAnsi="Century Gothic" w:cs="Times New Roman"/>
-          <w:sz w:val="24"/>
-          <w:szCs w:val="24"/>
-          <w:lang w:eastAsia="en-US"/>
-        </w:rPr>
-        <w:t>Created responsive booking flow that increased mobile conversions by 42% and reduced booking abandonment by 30%</w:t>
-      </w:r>
-    </w:p>
-    <w:p>
-      <w:pPr>
-        <w:numPr>
-          <w:ilvl w:val="0"/>
-          <w:numId w:val="41"/>
-        </w:numPr>
-        <w:spacing w:before="100" w:beforeAutospacing="1" w:after="100" w:afterAutospacing="1" w:line="240" w:lineRule="auto"/>
-        <w:rPr>
-          <w:rFonts w:ascii="Century Gothic" w:eastAsia="Times New Roman" w:hAnsi="Century Gothic" w:cs="Times New Roman"/>
-          <w:sz w:val="24"/>
-          <w:szCs w:val="24"/>
-          <w:lang w:eastAsia="en-US"/>
-        </w:rPr>
-      </w:pPr>
-      <w:r>
-        <w:rPr>
-          <w:rFonts w:ascii="Century Gothic" w:eastAsia="Times New Roman" w:hAnsi="Century Gothic" w:cs="Times New Roman"/>
-          <w:sz w:val="24"/>
-          <w:szCs w:val="24"/>
-          <w:lang w:eastAsia="en-US"/>
-        </w:rPr>
-        <w:t>Implemented accessibility-first design approach achieving WCAG 2.0 AA compliance, expanding usable customer base by 15%</w:t>
-      </w:r>
-    </w:p>
-    <w:p>
-      <w:pPr>
-        <w:numPr>
-          <w:ilvl w:val="0"/>
-          <w:numId w:val="41"/>
-        </w:numPr>
-        <w:spacing w:before="100" w:beforeAutospacing="1" w:after="100" w:afterAutospacing="1" w:line="240" w:lineRule="auto"/>
-        <w:rPr>
-          <w:rFonts w:ascii="Century Gothic" w:eastAsia="Times New Roman" w:hAnsi="Century Gothic" w:cs="Times New Roman"/>
-          <w:sz w:val="24"/>
-          <w:szCs w:val="24"/>
-          <w:lang w:eastAsia="en-US"/>
-        </w:rPr>
-      </w:pPr>
-      <w:r>
-        <w:rPr>
-          <w:rFonts w:ascii="Century Gothic" w:eastAsia="Times New Roman" w:hAnsi="Century Gothic" w:cs="Times New Roman"/>
-          <w:sz w:val="24"/>
-          <w:szCs w:val="24"/>
-          <w:lang w:eastAsia="en-US"/>
-        </w:rPr>
-        <w:t>Facilitated 50+ co-design sessions with gate agents, pilots, and ground crew to optimize operational workflows</w:t>
-      </w:r>
-    </w:p>
-    <w:p>
-      <w:pPr>
-        <w:numPr>
-          <w:ilvl w:val="0"/>
-          <w:numId w:val="41"/>
-        </w:numPr>
-        <w:spacing w:before="100" w:beforeAutospacing="1" w:after="100" w:afterAutospacing="1" w:line="240" w:lineRule="auto"/>
-        <w:rPr>
-          <w:rFonts w:ascii="Century Gothic" w:eastAsia="Times New Roman" w:hAnsi="Century Gothic" w:cs="Times New Roman"/>
-          <w:sz w:val="24"/>
-          <w:szCs w:val="24"/>
-          <w:lang w:eastAsia="en-US"/>
-        </w:rPr>
-      </w:pPr>
-      <w:r>
-        <w:rPr>
-          <w:rFonts w:ascii="Century Gothic" w:eastAsia="Times New Roman" w:hAnsi="Century Gothic" w:cs="Times New Roman"/>
-          <w:sz w:val="24"/>
-          <w:szCs w:val="24"/>
-          <w:lang w:eastAsia="en-US"/>
-        </w:rPr>
-        <w:lastRenderedPageBreak/>
-        <w:t>Reduced customer service call volume by 40% through intuitive self-service features and improved information architecture</w:t>
-      </w:r>
-    </w:p>
-    <w:p>
-      <w:r>
-        <w:rPr>
-          <w:b/>
-          <w:bCs/>
-          <w:sz w:val="26"/>
-          <w:szCs w:val="26"/>
-        </w:rPr>
-        <w:t>HP |</w:t>
-      </w:r>
-      <w:r>
-        <w:t xml:space="preserve"> Senior UX Designer | Research &amp; Development |Full Time</w:t>
-      </w:r>
-    </w:p>
-    <w:p>
-      <w:pPr>
-        <w:numPr>
-          <w:ilvl w:val="0"/>
-          <w:numId w:val="42"/>
-        </w:numPr>
-        <w:spacing w:before="100" w:beforeAutospacing="1" w:after="100" w:afterAutospacing="1" w:line="240" w:lineRule="auto"/>
-        <w:rPr>
-          <w:rFonts w:ascii="Century Gothic" w:eastAsia="Times New Roman" w:hAnsi="Century Gothic" w:cs="Times New Roman"/>
-          <w:sz w:val="24"/>
-          <w:szCs w:val="24"/>
-          <w:lang w:eastAsia="en-US"/>
-        </w:rPr>
-      </w:pPr>
-      <w:r>
-        <w:rPr>
-          <w:rFonts w:ascii="Century Gothic" w:eastAsia="Times New Roman" w:hAnsi="Century Gothic" w:cs="Times New Roman"/>
-          <w:sz w:val="24"/>
-          <w:szCs w:val="24"/>
-          <w:lang w:eastAsia="en-US"/>
-        </w:rPr>
-        <w:t>Led end-to-end UX design for HP's flagship tablet competing directly with iPad, from concept to launch</w:t>
-      </w:r>
-    </w:p>
-    <w:p>
-      <w:pPr>
-        <w:numPr>
-          <w:ilvl w:val="0"/>
-          <w:numId w:val="42"/>
-        </w:numPr>
-        <w:spacing w:before="100" w:beforeAutospacing="1" w:after="100" w:afterAutospacing="1" w:line="240" w:lineRule="auto"/>
-        <w:rPr>
-          <w:rFonts w:ascii="Century Gothic" w:eastAsia="Times New Roman" w:hAnsi="Century Gothic" w:cs="Times New Roman"/>
-          <w:sz w:val="24"/>
-          <w:szCs w:val="24"/>
-          <w:lang w:eastAsia="en-US"/>
-        </w:rPr>
-      </w:pPr>
-      <w:r>
-        <w:rPr>
-          <w:rFonts w:ascii="Century Gothic" w:eastAsia="Times New Roman" w:hAnsi="Century Gothic" w:cs="Times New Roman"/>
-          <w:sz w:val="24"/>
-          <w:szCs w:val="24"/>
-          <w:lang w:eastAsia="en-US"/>
-        </w:rPr>
-        <w:t>Conducted competitive analysis and usability testing with 500+ participants comparing iPad workflows to identify differentiation opportunities</w:t>
-      </w:r>
-    </w:p>
-    <w:p>
-      <w:pPr>
-        <w:numPr>
-          <w:ilvl w:val="0"/>
-          <w:numId w:val="42"/>
-        </w:numPr>
-        <w:spacing w:before="100" w:beforeAutospacing="1" w:after="100" w:afterAutospacing="1" w:line="240" w:lineRule="auto"/>
-        <w:rPr>
-          <w:rFonts w:ascii="Century Gothic" w:eastAsia="Times New Roman" w:hAnsi="Century Gothic" w:cs="Times New Roman"/>
-          <w:sz w:val="24"/>
-          <w:szCs w:val="24"/>
-          <w:lang w:eastAsia="en-US"/>
-        </w:rPr>
-      </w:pPr>
-      <w:r>
-        <w:rPr>
-          <w:rFonts w:ascii="Century Gothic" w:eastAsia="Times New Roman" w:hAnsi="Century Gothic" w:cs="Times New Roman"/>
-          <w:sz w:val="24"/>
-          <w:szCs w:val="24"/>
-          <w:lang w:eastAsia="en-US"/>
-        </w:rPr>
-        <w:t>Created 200+ wireframes and interaction patterns optimizing for webOS unique capabilities including card-based multitasking</w:t>
-      </w:r>
-    </w:p>
-    <w:p>
-      <w:pPr>
-        <w:numPr>
-          <w:ilvl w:val="0"/>
-          <w:numId w:val="42"/>
-        </w:numPr>
-        <w:spacing w:before="100" w:beforeAutospacing="1" w:after="100" w:afterAutospacing="1" w:line="240" w:lineRule="auto"/>
-        <w:rPr>
-          <w:rFonts w:ascii="Century Gothic" w:eastAsia="Times New Roman" w:hAnsi="Century Gothic" w:cs="Times New Roman"/>
-          <w:sz w:val="24"/>
-          <w:szCs w:val="24"/>
-          <w:lang w:eastAsia="en-US"/>
-        </w:rPr>
-      </w:pPr>
-      <w:r>
-        <w:rPr>
-          <w:rFonts w:ascii="Century Gothic" w:eastAsia="Times New Roman" w:hAnsi="Century Gothic" w:cs="Times New Roman"/>
-          <w:sz w:val="24"/>
-          <w:szCs w:val="24"/>
-          <w:lang w:eastAsia="en-US"/>
-        </w:rPr>
-        <w:t>Partnered with industrial design team on hardware-software integration, influencing bezel size, button placement, and gesture areas</w:t>
-      </w:r>
-    </w:p>
-    <w:p>
-      <w:pPr>
-        <w:numPr>
-          <w:ilvl w:val="0"/>
-          <w:numId w:val="42"/>
-        </w:numPr>
-        <w:spacing w:before="100" w:beforeAutospacing="1" w:after="100" w:afterAutospacing="1" w:line="240" w:lineRule="auto"/>
-        <w:rPr>
-          <w:rFonts w:ascii="Century Gothic" w:eastAsia="Times New Roman" w:hAnsi="Century Gothic" w:cs="Times New Roman"/>
-          <w:sz w:val="24"/>
-          <w:szCs w:val="24"/>
-          <w:lang w:eastAsia="en-US"/>
-        </w:rPr>
-      </w:pPr>
-      <w:r>
-        <w:rPr>
-          <w:rFonts w:ascii="Century Gothic" w:eastAsia="Times New Roman" w:hAnsi="Century Gothic" w:cs="Times New Roman"/>
-          <w:sz w:val="24"/>
-          <w:szCs w:val="24"/>
-          <w:lang w:eastAsia="en-US"/>
-        </w:rPr>
-        <w:t>Designed adaptive UI system that seamlessly scaled across 7", 9", and 10" screen variants</w:t>
-      </w:r>
-    </w:p>
-    <w:p>
-      <w:pPr>
-        <w:numPr>
-          <w:ilvl w:val="0"/>
-          <w:numId w:val="42"/>
-        </w:numPr>
-        <w:spacing w:before="100" w:beforeAutospacing="1" w:after="100" w:afterAutospacing="1" w:line="240" w:lineRule="auto"/>
-        <w:rPr>
-          <w:rFonts w:ascii="Century Gothic" w:eastAsia="Times New Roman" w:hAnsi="Century Gothic" w:cs="Times New Roman"/>
-          <w:sz w:val="24"/>
-          <w:szCs w:val="24"/>
-          <w:lang w:eastAsia="en-US"/>
-        </w:rPr>
-      </w:pPr>
-      <w:r>
-        <w:rPr>
-          <w:rFonts w:ascii="Century Gothic" w:eastAsia="Times New Roman" w:hAnsi="Century Gothic" w:cs="Times New Roman"/>
-          <w:sz w:val="24"/>
-          <w:szCs w:val="24"/>
-          <w:lang w:eastAsia="en-US"/>
-        </w:rPr>
-        <w:t>Established design language that balanced consumer familiarity with innovative gestural interactions, achieving 85% task success rate in first-time user testing</w:t>
-      </w:r>
-    </w:p>
-    <w:p>
-      <w:pPr>
-        <w:numPr>
-          <w:ilvl w:val="0"/>
-          <w:numId w:val="42"/>
-        </w:numPr>
-        <w:spacing w:before="100" w:beforeAutospacing="1" w:after="100" w:afterAutospacing="1" w:line="240" w:lineRule="auto"/>
-        <w:rPr>
-          <w:rFonts w:ascii="Century Gothic" w:eastAsia="Times New Roman" w:hAnsi="Century Gothic" w:cs="Times New Roman"/>
-          <w:sz w:val="24"/>
-          <w:szCs w:val="24"/>
-          <w:lang w:eastAsia="en-US"/>
-        </w:rPr>
-      </w:pPr>
-      <w:r>
-        <w:rPr>
-          <w:rFonts w:ascii="Century Gothic" w:eastAsia="Times New Roman" w:hAnsi="Century Gothic" w:cs="Times New Roman"/>
-          <w:sz w:val="24"/>
-          <w:szCs w:val="24"/>
-          <w:lang w:eastAsia="en-US"/>
-        </w:rPr>
-        <w:t>Developed enterprise-focused features that secured 50,000 pre-launch B2B orders from Fortune 500 companies</w:t>
-      </w:r>
-    </w:p>
-    <w:p>
-      <w:pPr>
-        <w:numPr>
-          <w:ilvl w:val="0"/>
-          <w:numId w:val="42"/>
-        </w:numPr>
-        <w:spacing w:before="100" w:beforeAutospacing="1" w:after="100" w:afterAutospacing="1" w:line="240" w:lineRule="auto"/>
-        <w:rPr>
-          <w:rFonts w:ascii="Century Gothic" w:eastAsia="Times New Roman" w:hAnsi="Century Gothic" w:cs="Times New Roman"/>
-          <w:sz w:val="24"/>
-          <w:szCs w:val="24"/>
-          <w:lang w:eastAsia="en-US"/>
-        </w:rPr>
-      </w:pPr>
-      <w:r>
-        <w:rPr>
-          <w:rFonts w:ascii="Century Gothic" w:eastAsia="Times New Roman" w:hAnsi="Century Gothic" w:cs="Times New Roman"/>
-          <w:sz w:val="24"/>
-          <w:szCs w:val="24"/>
-          <w:lang w:eastAsia="en-US"/>
-        </w:rPr>
-        <w:t>Collaborated with Palm legacy team to modernize webOS design patterns while maintaining platform strengths</w:t>
-      </w:r>
-    </w:p>
-    <w:p/>
-    <w:p/>
-    <w:p/>
     <w:sectPr>
       <w:headerReference w:type="default" r:id="rId9"/>
       <w:footerReference w:type="default" r:id="rId10"/>
@@ -4468,6 +3927,119 @@
     </w:lvl>
   </w:abstractNum>
   <w:abstractNum w:abstractNumId="23" w15:restartNumberingAfterBreak="0">
+    <w:nsid w:val="36966825"/>
+    <w:multiLevelType w:val="hybridMultilevel"/>
+    <w:tmpl w:val="E15402BA"/>
+    <w:lvl w:ilvl="0" w:tplc="04090003">
+      <w:start w:val="1"/>
+      <w:numFmt w:val="bullet"/>
+      <w:lvlText w:val="o"/>
+      <w:lvlJc w:val="left"/>
+      <w:pPr>
+        <w:ind w:left="360" w:hanging="360"/>
+      </w:pPr>
+      <w:rPr>
+        <w:rFonts w:ascii="Courier New" w:hAnsi="Courier New" w:cs="Courier New" w:hint="default"/>
+      </w:rPr>
+    </w:lvl>
+    <w:lvl w:ilvl="1" w:tplc="FFFFFFFF" w:tentative="1">
+      <w:start w:val="1"/>
+      <w:numFmt w:val="bullet"/>
+      <w:lvlText w:val="o"/>
+      <w:lvlJc w:val="left"/>
+      <w:pPr>
+        <w:ind w:left="1440" w:hanging="360"/>
+      </w:pPr>
+      <w:rPr>
+        <w:rFonts w:ascii="Courier New" w:hAnsi="Courier New" w:cs="Courier New" w:hint="default"/>
+      </w:rPr>
+    </w:lvl>
+    <w:lvl w:ilvl="2" w:tplc="FFFFFFFF" w:tentative="1">
+      <w:start w:val="1"/>
+      <w:numFmt w:val="bullet"/>
+      <w:lvlText w:val=""/>
+      <w:lvlJc w:val="left"/>
+      <w:pPr>
+        <w:ind w:left="2160" w:hanging="360"/>
+      </w:pPr>
+      <w:rPr>
+        <w:rFonts w:ascii="Wingdings" w:hAnsi="Wingdings" w:hint="default"/>
+      </w:rPr>
+    </w:lvl>
+    <w:lvl w:ilvl="3" w:tplc="FFFFFFFF" w:tentative="1">
+      <w:start w:val="1"/>
+      <w:numFmt w:val="bullet"/>
+      <w:lvlText w:val=""/>
+      <w:lvlJc w:val="left"/>
+      <w:pPr>
+        <w:ind w:left="2880" w:hanging="360"/>
+      </w:pPr>
+      <w:rPr>
+        <w:rFonts w:ascii="Symbol" w:hAnsi="Symbol" w:hint="default"/>
+      </w:rPr>
+    </w:lvl>
+    <w:lvl w:ilvl="4" w:tplc="FFFFFFFF" w:tentative="1">
+      <w:start w:val="1"/>
+      <w:numFmt w:val="bullet"/>
+      <w:lvlText w:val="o"/>
+      <w:lvlJc w:val="left"/>
+      <w:pPr>
+        <w:ind w:left="3600" w:hanging="360"/>
+      </w:pPr>
+      <w:rPr>
+        <w:rFonts w:ascii="Courier New" w:hAnsi="Courier New" w:cs="Courier New" w:hint="default"/>
+      </w:rPr>
+    </w:lvl>
+    <w:lvl w:ilvl="5" w:tplc="FFFFFFFF" w:tentative="1">
+      <w:start w:val="1"/>
+      <w:numFmt w:val="bullet"/>
+      <w:lvlText w:val=""/>
+      <w:lvlJc w:val="left"/>
+      <w:pPr>
+        <w:ind w:left="4320" w:hanging="360"/>
+      </w:pPr>
+      <w:rPr>
+        <w:rFonts w:ascii="Wingdings" w:hAnsi="Wingdings" w:hint="default"/>
+      </w:rPr>
+    </w:lvl>
+    <w:lvl w:ilvl="6" w:tplc="FFFFFFFF" w:tentative="1">
+      <w:start w:val="1"/>
+      <w:numFmt w:val="bullet"/>
+      <w:lvlText w:val=""/>
+      <w:lvlJc w:val="left"/>
+      <w:pPr>
+        <w:ind w:left="5040" w:hanging="360"/>
+      </w:pPr>
+      <w:rPr>
+        <w:rFonts w:ascii="Symbol" w:hAnsi="Symbol" w:hint="default"/>
+      </w:rPr>
+    </w:lvl>
+    <w:lvl w:ilvl="7" w:tplc="FFFFFFFF" w:tentative="1">
+      <w:start w:val="1"/>
+      <w:numFmt w:val="bullet"/>
+      <w:lvlText w:val="o"/>
+      <w:lvlJc w:val="left"/>
+      <w:pPr>
+        <w:ind w:left="5760" w:hanging="360"/>
+      </w:pPr>
+      <w:rPr>
+        <w:rFonts w:ascii="Courier New" w:hAnsi="Courier New" w:cs="Courier New" w:hint="default"/>
+      </w:rPr>
+    </w:lvl>
+    <w:lvl w:ilvl="8" w:tplc="FFFFFFFF" w:tentative="1">
+      <w:start w:val="1"/>
+      <w:numFmt w:val="bullet"/>
+      <w:lvlText w:val=""/>
+      <w:lvlJc w:val="left"/>
+      <w:pPr>
+        <w:ind w:left="6480" w:hanging="360"/>
+      </w:pPr>
+      <w:rPr>
+        <w:rFonts w:ascii="Wingdings" w:hAnsi="Wingdings" w:hint="default"/>
+      </w:rPr>
+    </w:lvl>
+  </w:abstractNum>
+  <w:abstractNum w:abstractNumId="24" w15:restartNumberingAfterBreak="0">
     <w:nsid w:val="3934487C"/>
     <w:multiLevelType w:val="hybridMultilevel"/>
     <w:tmpl w:val="0E16DAEE"/>
@@ -4580,7 +4152,7 @@
       </w:rPr>
     </w:lvl>
   </w:abstractNum>
-  <w:abstractNum w:abstractNumId="24" w15:restartNumberingAfterBreak="0">
+  <w:abstractNum w:abstractNumId="25" w15:restartNumberingAfterBreak="0">
     <w:nsid w:val="43903E9A"/>
     <w:multiLevelType w:val="hybridMultilevel"/>
     <w:tmpl w:val="4FF28806"/>
@@ -4692,7 +4264,7 @@
       </w:rPr>
     </w:lvl>
   </w:abstractNum>
-  <w:abstractNum w:abstractNumId="25" w15:restartNumberingAfterBreak="0">
+  <w:abstractNum w:abstractNumId="26" w15:restartNumberingAfterBreak="0">
     <w:nsid w:val="47FA0D2A"/>
     <w:multiLevelType w:val="hybridMultilevel"/>
     <w:tmpl w:val="D212BAC2"/>
@@ -4804,7 +4376,7 @@
       </w:rPr>
     </w:lvl>
   </w:abstractNum>
-  <w:abstractNum w:abstractNumId="26" w15:restartNumberingAfterBreak="0">
+  <w:abstractNum w:abstractNumId="27" w15:restartNumberingAfterBreak="0">
     <w:nsid w:val="4E84560E"/>
     <w:multiLevelType w:val="multilevel"/>
     <w:tmpl w:val="310CFF48"/>
@@ -4953,7 +4525,7 @@
       </w:rPr>
     </w:lvl>
   </w:abstractNum>
-  <w:abstractNum w:abstractNumId="27" w15:restartNumberingAfterBreak="0">
+  <w:abstractNum w:abstractNumId="28" w15:restartNumberingAfterBreak="0">
     <w:nsid w:val="54D00064"/>
     <w:multiLevelType w:val="hybridMultilevel"/>
     <w:tmpl w:val="696028BC"/>
@@ -5066,7 +4638,7 @@
       </w:rPr>
     </w:lvl>
   </w:abstractNum>
-  <w:abstractNum w:abstractNumId="28" w15:restartNumberingAfterBreak="0">
+  <w:abstractNum w:abstractNumId="29" w15:restartNumberingAfterBreak="0">
     <w:nsid w:val="5FB565CA"/>
     <w:multiLevelType w:val="hybridMultilevel"/>
     <w:tmpl w:val="06261DD0"/>
@@ -5179,7 +4751,7 @@
       </w:rPr>
     </w:lvl>
   </w:abstractNum>
-  <w:abstractNum w:abstractNumId="29" w15:restartNumberingAfterBreak="0">
+  <w:abstractNum w:abstractNumId="30" w15:restartNumberingAfterBreak="0">
     <w:nsid w:val="615B380D"/>
     <w:multiLevelType w:val="hybridMultilevel"/>
     <w:tmpl w:val="580E9D14"/>
@@ -5291,7 +4863,233 @@
       </w:rPr>
     </w:lvl>
   </w:abstractNum>
-  <w:abstractNum w:abstractNumId="30" w15:restartNumberingAfterBreak="0">
+  <w:abstractNum w:abstractNumId="31" w15:restartNumberingAfterBreak="0">
+    <w:nsid w:val="65152D17"/>
+    <w:multiLevelType w:val="hybridMultilevel"/>
+    <w:tmpl w:val="1068A9A6"/>
+    <w:lvl w:ilvl="0" w:tplc="04090003">
+      <w:start w:val="1"/>
+      <w:numFmt w:val="bullet"/>
+      <w:lvlText w:val="o"/>
+      <w:lvlJc w:val="left"/>
+      <w:pPr>
+        <w:ind w:left="720" w:hanging="360"/>
+      </w:pPr>
+      <w:rPr>
+        <w:rFonts w:ascii="Courier New" w:hAnsi="Courier New" w:cs="Courier New" w:hint="default"/>
+      </w:rPr>
+    </w:lvl>
+    <w:lvl w:ilvl="1" w:tplc="04090003" w:tentative="1">
+      <w:start w:val="1"/>
+      <w:numFmt w:val="bullet"/>
+      <w:lvlText w:val="o"/>
+      <w:lvlJc w:val="left"/>
+      <w:pPr>
+        <w:ind w:left="1440" w:hanging="360"/>
+      </w:pPr>
+      <w:rPr>
+        <w:rFonts w:ascii="Courier New" w:hAnsi="Courier New" w:cs="Courier New" w:hint="default"/>
+      </w:rPr>
+    </w:lvl>
+    <w:lvl w:ilvl="2" w:tplc="04090005" w:tentative="1">
+      <w:start w:val="1"/>
+      <w:numFmt w:val="bullet"/>
+      <w:lvlText w:val=""/>
+      <w:lvlJc w:val="left"/>
+      <w:pPr>
+        <w:ind w:left="2160" w:hanging="360"/>
+      </w:pPr>
+      <w:rPr>
+        <w:rFonts w:ascii="Wingdings" w:hAnsi="Wingdings" w:hint="default"/>
+      </w:rPr>
+    </w:lvl>
+    <w:lvl w:ilvl="3" w:tplc="04090001" w:tentative="1">
+      <w:start w:val="1"/>
+      <w:numFmt w:val="bullet"/>
+      <w:lvlText w:val=""/>
+      <w:lvlJc w:val="left"/>
+      <w:pPr>
+        <w:ind w:left="2880" w:hanging="360"/>
+      </w:pPr>
+      <w:rPr>
+        <w:rFonts w:ascii="Symbol" w:hAnsi="Symbol" w:hint="default"/>
+      </w:rPr>
+    </w:lvl>
+    <w:lvl w:ilvl="4" w:tplc="04090003" w:tentative="1">
+      <w:start w:val="1"/>
+      <w:numFmt w:val="bullet"/>
+      <w:lvlText w:val="o"/>
+      <w:lvlJc w:val="left"/>
+      <w:pPr>
+        <w:ind w:left="3600" w:hanging="360"/>
+      </w:pPr>
+      <w:rPr>
+        <w:rFonts w:ascii="Courier New" w:hAnsi="Courier New" w:cs="Courier New" w:hint="default"/>
+      </w:rPr>
+    </w:lvl>
+    <w:lvl w:ilvl="5" w:tplc="04090005" w:tentative="1">
+      <w:start w:val="1"/>
+      <w:numFmt w:val="bullet"/>
+      <w:lvlText w:val=""/>
+      <w:lvlJc w:val="left"/>
+      <w:pPr>
+        <w:ind w:left="4320" w:hanging="360"/>
+      </w:pPr>
+      <w:rPr>
+        <w:rFonts w:ascii="Wingdings" w:hAnsi="Wingdings" w:hint="default"/>
+      </w:rPr>
+    </w:lvl>
+    <w:lvl w:ilvl="6" w:tplc="04090001" w:tentative="1">
+      <w:start w:val="1"/>
+      <w:numFmt w:val="bullet"/>
+      <w:lvlText w:val=""/>
+      <w:lvlJc w:val="left"/>
+      <w:pPr>
+        <w:ind w:left="5040" w:hanging="360"/>
+      </w:pPr>
+      <w:rPr>
+        <w:rFonts w:ascii="Symbol" w:hAnsi="Symbol" w:hint="default"/>
+      </w:rPr>
+    </w:lvl>
+    <w:lvl w:ilvl="7" w:tplc="04090003" w:tentative="1">
+      <w:start w:val="1"/>
+      <w:numFmt w:val="bullet"/>
+      <w:lvlText w:val="o"/>
+      <w:lvlJc w:val="left"/>
+      <w:pPr>
+        <w:ind w:left="5760" w:hanging="360"/>
+      </w:pPr>
+      <w:rPr>
+        <w:rFonts w:ascii="Courier New" w:hAnsi="Courier New" w:cs="Courier New" w:hint="default"/>
+      </w:rPr>
+    </w:lvl>
+    <w:lvl w:ilvl="8" w:tplc="04090005" w:tentative="1">
+      <w:start w:val="1"/>
+      <w:numFmt w:val="bullet"/>
+      <w:lvlText w:val=""/>
+      <w:lvlJc w:val="left"/>
+      <w:pPr>
+        <w:ind w:left="6480" w:hanging="360"/>
+      </w:pPr>
+      <w:rPr>
+        <w:rFonts w:ascii="Wingdings" w:hAnsi="Wingdings" w:hint="default"/>
+      </w:rPr>
+    </w:lvl>
+  </w:abstractNum>
+  <w:abstractNum w:abstractNumId="32" w15:restartNumberingAfterBreak="0">
+    <w:nsid w:val="65CA54C6"/>
+    <w:multiLevelType w:val="hybridMultilevel"/>
+    <w:tmpl w:val="7BD2B1DE"/>
+    <w:lvl w:ilvl="0" w:tplc="04090003">
+      <w:start w:val="1"/>
+      <w:numFmt w:val="bullet"/>
+      <w:lvlText w:val="o"/>
+      <w:lvlJc w:val="left"/>
+      <w:pPr>
+        <w:ind w:left="360" w:hanging="360"/>
+      </w:pPr>
+      <w:rPr>
+        <w:rFonts w:ascii="Courier New" w:hAnsi="Courier New" w:cs="Courier New" w:hint="default"/>
+      </w:rPr>
+    </w:lvl>
+    <w:lvl w:ilvl="1" w:tplc="04090003" w:tentative="1">
+      <w:start w:val="1"/>
+      <w:numFmt w:val="bullet"/>
+      <w:lvlText w:val="o"/>
+      <w:lvlJc w:val="left"/>
+      <w:pPr>
+        <w:ind w:left="1080" w:hanging="360"/>
+      </w:pPr>
+      <w:rPr>
+        <w:rFonts w:ascii="Courier New" w:hAnsi="Courier New" w:cs="Courier New" w:hint="default"/>
+      </w:rPr>
+    </w:lvl>
+    <w:lvl w:ilvl="2" w:tplc="04090005" w:tentative="1">
+      <w:start w:val="1"/>
+      <w:numFmt w:val="bullet"/>
+      <w:lvlText w:val=""/>
+      <w:lvlJc w:val="left"/>
+      <w:pPr>
+        <w:ind w:left="1800" w:hanging="360"/>
+      </w:pPr>
+      <w:rPr>
+        <w:rFonts w:ascii="Wingdings" w:hAnsi="Wingdings" w:hint="default"/>
+      </w:rPr>
+    </w:lvl>
+    <w:lvl w:ilvl="3" w:tplc="04090001" w:tentative="1">
+      <w:start w:val="1"/>
+      <w:numFmt w:val="bullet"/>
+      <w:lvlText w:val=""/>
+      <w:lvlJc w:val="left"/>
+      <w:pPr>
+        <w:ind w:left="2520" w:hanging="360"/>
+      </w:pPr>
+      <w:rPr>
+        <w:rFonts w:ascii="Symbol" w:hAnsi="Symbol" w:hint="default"/>
+      </w:rPr>
+    </w:lvl>
+    <w:lvl w:ilvl="4" w:tplc="04090003" w:tentative="1">
+      <w:start w:val="1"/>
+      <w:numFmt w:val="bullet"/>
+      <w:lvlText w:val="o"/>
+      <w:lvlJc w:val="left"/>
+      <w:pPr>
+        <w:ind w:left="3240" w:hanging="360"/>
+      </w:pPr>
+      <w:rPr>
+        <w:rFonts w:ascii="Courier New" w:hAnsi="Courier New" w:cs="Courier New" w:hint="default"/>
+      </w:rPr>
+    </w:lvl>
+    <w:lvl w:ilvl="5" w:tplc="04090005" w:tentative="1">
+      <w:start w:val="1"/>
+      <w:numFmt w:val="bullet"/>
+      <w:lvlText w:val=""/>
+      <w:lvlJc w:val="left"/>
+      <w:pPr>
+        <w:ind w:left="3960" w:hanging="360"/>
+      </w:pPr>
+      <w:rPr>
+        <w:rFonts w:ascii="Wingdings" w:hAnsi="Wingdings" w:hint="default"/>
+      </w:rPr>
+    </w:lvl>
+    <w:lvl w:ilvl="6" w:tplc="04090001" w:tentative="1">
+      <w:start w:val="1"/>
+      <w:numFmt w:val="bullet"/>
+      <w:lvlText w:val=""/>
+      <w:lvlJc w:val="left"/>
+      <w:pPr>
+        <w:ind w:left="4680" w:hanging="360"/>
+      </w:pPr>
+      <w:rPr>
+        <w:rFonts w:ascii="Symbol" w:hAnsi="Symbol" w:hint="default"/>
+      </w:rPr>
+    </w:lvl>
+    <w:lvl w:ilvl="7" w:tplc="04090003" w:tentative="1">
+      <w:start w:val="1"/>
+      <w:numFmt w:val="bullet"/>
+      <w:lvlText w:val="o"/>
+      <w:lvlJc w:val="left"/>
+      <w:pPr>
+        <w:ind w:left="5400" w:hanging="360"/>
+      </w:pPr>
+      <w:rPr>
+        <w:rFonts w:ascii="Courier New" w:hAnsi="Courier New" w:cs="Courier New" w:hint="default"/>
+      </w:rPr>
+    </w:lvl>
+    <w:lvl w:ilvl="8" w:tplc="04090005" w:tentative="1">
+      <w:start w:val="1"/>
+      <w:numFmt w:val="bullet"/>
+      <w:lvlText w:val=""/>
+      <w:lvlJc w:val="left"/>
+      <w:pPr>
+        <w:ind w:left="6120" w:hanging="360"/>
+      </w:pPr>
+      <w:rPr>
+        <w:rFonts w:ascii="Wingdings" w:hAnsi="Wingdings" w:hint="default"/>
+      </w:rPr>
+    </w:lvl>
+  </w:abstractNum>
+  <w:abstractNum w:abstractNumId="33" w15:restartNumberingAfterBreak="0">
     <w:nsid w:val="66226BBC"/>
     <w:multiLevelType w:val="hybridMultilevel"/>
     <w:tmpl w:val="B748E31E"/>
@@ -5403,7 +5201,7 @@
       </w:rPr>
     </w:lvl>
   </w:abstractNum>
-  <w:abstractNum w:abstractNumId="31" w15:restartNumberingAfterBreak="0">
+  <w:abstractNum w:abstractNumId="34" w15:restartNumberingAfterBreak="0">
     <w:nsid w:val="67FD2B87"/>
     <w:multiLevelType w:val="hybridMultilevel"/>
     <w:tmpl w:val="EE9A293C"/>
@@ -5515,7 +5313,7 @@
       </w:rPr>
     </w:lvl>
   </w:abstractNum>
-  <w:abstractNum w:abstractNumId="32" w15:restartNumberingAfterBreak="0">
+  <w:abstractNum w:abstractNumId="35" w15:restartNumberingAfterBreak="0">
     <w:nsid w:val="6E797033"/>
     <w:multiLevelType w:val="hybridMultilevel"/>
     <w:tmpl w:val="E7ECD8B6"/>
@@ -5627,7 +5425,7 @@
       </w:rPr>
     </w:lvl>
   </w:abstractNum>
-  <w:abstractNum w:abstractNumId="33" w15:restartNumberingAfterBreak="0">
+  <w:abstractNum w:abstractNumId="36" w15:restartNumberingAfterBreak="0">
     <w:nsid w:val="6EC42CAD"/>
     <w:multiLevelType w:val="hybridMultilevel"/>
     <w:tmpl w:val="4CF83E48"/>
@@ -5740,7 +5538,7 @@
       </w:rPr>
     </w:lvl>
   </w:abstractNum>
-  <w:abstractNum w:abstractNumId="34" w15:restartNumberingAfterBreak="0">
+  <w:abstractNum w:abstractNumId="37" w15:restartNumberingAfterBreak="0">
     <w:nsid w:val="6ECB3131"/>
     <w:multiLevelType w:val="hybridMultilevel"/>
     <w:tmpl w:val="B6F680C4"/>
@@ -5852,7 +5650,120 @@
       </w:rPr>
     </w:lvl>
   </w:abstractNum>
-  <w:abstractNum w:abstractNumId="35" w15:restartNumberingAfterBreak="0">
+  <w:abstractNum w:abstractNumId="38" w15:restartNumberingAfterBreak="0">
+    <w:nsid w:val="6F817806"/>
+    <w:multiLevelType w:val="hybridMultilevel"/>
+    <w:tmpl w:val="D706AB90"/>
+    <w:lvl w:ilvl="0" w:tplc="04090003">
+      <w:start w:val="1"/>
+      <w:numFmt w:val="bullet"/>
+      <w:lvlText w:val="o"/>
+      <w:lvlJc w:val="left"/>
+      <w:pPr>
+        <w:ind w:left="360" w:hanging="360"/>
+      </w:pPr>
+      <w:rPr>
+        <w:rFonts w:ascii="Courier New" w:hAnsi="Courier New" w:cs="Courier New" w:hint="default"/>
+      </w:rPr>
+    </w:lvl>
+    <w:lvl w:ilvl="1" w:tplc="FFFFFFFF" w:tentative="1">
+      <w:start w:val="1"/>
+      <w:numFmt w:val="bullet"/>
+      <w:lvlText w:val="o"/>
+      <w:lvlJc w:val="left"/>
+      <w:pPr>
+        <w:ind w:left="1440" w:hanging="360"/>
+      </w:pPr>
+      <w:rPr>
+        <w:rFonts w:ascii="Courier New" w:hAnsi="Courier New" w:cs="Courier New" w:hint="default"/>
+      </w:rPr>
+    </w:lvl>
+    <w:lvl w:ilvl="2" w:tplc="FFFFFFFF" w:tentative="1">
+      <w:start w:val="1"/>
+      <w:numFmt w:val="bullet"/>
+      <w:lvlText w:val=""/>
+      <w:lvlJc w:val="left"/>
+      <w:pPr>
+        <w:ind w:left="2160" w:hanging="360"/>
+      </w:pPr>
+      <w:rPr>
+        <w:rFonts w:ascii="Wingdings" w:hAnsi="Wingdings" w:hint="default"/>
+      </w:rPr>
+    </w:lvl>
+    <w:lvl w:ilvl="3" w:tplc="FFFFFFFF" w:tentative="1">
+      <w:start w:val="1"/>
+      <w:numFmt w:val="bullet"/>
+      <w:lvlText w:val=""/>
+      <w:lvlJc w:val="left"/>
+      <w:pPr>
+        <w:ind w:left="2880" w:hanging="360"/>
+      </w:pPr>
+      <w:rPr>
+        <w:rFonts w:ascii="Symbol" w:hAnsi="Symbol" w:hint="default"/>
+      </w:rPr>
+    </w:lvl>
+    <w:lvl w:ilvl="4" w:tplc="FFFFFFFF" w:tentative="1">
+      <w:start w:val="1"/>
+      <w:numFmt w:val="bullet"/>
+      <w:lvlText w:val="o"/>
+      <w:lvlJc w:val="left"/>
+      <w:pPr>
+        <w:ind w:left="3600" w:hanging="360"/>
+      </w:pPr>
+      <w:rPr>
+        <w:rFonts w:ascii="Courier New" w:hAnsi="Courier New" w:cs="Courier New" w:hint="default"/>
+      </w:rPr>
+    </w:lvl>
+    <w:lvl w:ilvl="5" w:tplc="FFFFFFFF" w:tentative="1">
+      <w:start w:val="1"/>
+      <w:numFmt w:val="bullet"/>
+      <w:lvlText w:val=""/>
+      <w:lvlJc w:val="left"/>
+      <w:pPr>
+        <w:ind w:left="4320" w:hanging="360"/>
+      </w:pPr>
+      <w:rPr>
+        <w:rFonts w:ascii="Wingdings" w:hAnsi="Wingdings" w:hint="default"/>
+      </w:rPr>
+    </w:lvl>
+    <w:lvl w:ilvl="6" w:tplc="FFFFFFFF" w:tentative="1">
+      <w:start w:val="1"/>
+      <w:numFmt w:val="bullet"/>
+      <w:lvlText w:val=""/>
+      <w:lvlJc w:val="left"/>
+      <w:pPr>
+        <w:ind w:left="5040" w:hanging="360"/>
+      </w:pPr>
+      <w:rPr>
+        <w:rFonts w:ascii="Symbol" w:hAnsi="Symbol" w:hint="default"/>
+      </w:rPr>
+    </w:lvl>
+    <w:lvl w:ilvl="7" w:tplc="FFFFFFFF" w:tentative="1">
+      <w:start w:val="1"/>
+      <w:numFmt w:val="bullet"/>
+      <w:lvlText w:val="o"/>
+      <w:lvlJc w:val="left"/>
+      <w:pPr>
+        <w:ind w:left="5760" w:hanging="360"/>
+      </w:pPr>
+      <w:rPr>
+        <w:rFonts w:ascii="Courier New" w:hAnsi="Courier New" w:cs="Courier New" w:hint="default"/>
+      </w:rPr>
+    </w:lvl>
+    <w:lvl w:ilvl="8" w:tplc="FFFFFFFF" w:tentative="1">
+      <w:start w:val="1"/>
+      <w:numFmt w:val="bullet"/>
+      <w:lvlText w:val=""/>
+      <w:lvlJc w:val="left"/>
+      <w:pPr>
+        <w:ind w:left="6480" w:hanging="360"/>
+      </w:pPr>
+      <w:rPr>
+        <w:rFonts w:ascii="Wingdings" w:hAnsi="Wingdings" w:hint="default"/>
+      </w:rPr>
+    </w:lvl>
+  </w:abstractNum>
+  <w:abstractNum w:abstractNumId="39" w15:restartNumberingAfterBreak="0">
     <w:nsid w:val="73E26F93"/>
     <w:multiLevelType w:val="hybridMultilevel"/>
     <w:tmpl w:val="31A04ED6"/>
@@ -5965,7 +5876,7 @@
       </w:rPr>
     </w:lvl>
   </w:abstractNum>
-  <w:abstractNum w:abstractNumId="36" w15:restartNumberingAfterBreak="0">
+  <w:abstractNum w:abstractNumId="40" w15:restartNumberingAfterBreak="0">
     <w:nsid w:val="74541739"/>
     <w:multiLevelType w:val="hybridMultilevel"/>
     <w:tmpl w:val="48AE8CC0"/>
@@ -6078,7 +5989,7 @@
       </w:rPr>
     </w:lvl>
   </w:abstractNum>
-  <w:abstractNum w:abstractNumId="37" w15:restartNumberingAfterBreak="0">
+  <w:abstractNum w:abstractNumId="41" w15:restartNumberingAfterBreak="0">
     <w:nsid w:val="755E64D6"/>
     <w:multiLevelType w:val="multilevel"/>
     <w:tmpl w:val="AF98E592"/>
@@ -6224,7 +6135,7 @@
       </w:rPr>
     </w:lvl>
   </w:abstractNum>
-  <w:abstractNum w:abstractNumId="38" w15:restartNumberingAfterBreak="0">
+  <w:abstractNum w:abstractNumId="42" w15:restartNumberingAfterBreak="0">
     <w:nsid w:val="755F0FEB"/>
     <w:multiLevelType w:val="hybridMultilevel"/>
     <w:tmpl w:val="7480C752"/>
@@ -6337,7 +6248,7 @@
       </w:rPr>
     </w:lvl>
   </w:abstractNum>
-  <w:abstractNum w:abstractNumId="39" w15:restartNumberingAfterBreak="0">
+  <w:abstractNum w:abstractNumId="43" w15:restartNumberingAfterBreak="0">
     <w:nsid w:val="79921695"/>
     <w:multiLevelType w:val="multilevel"/>
     <w:tmpl w:val="126CFBBA"/>
@@ -6483,7 +6394,7 @@
       </w:rPr>
     </w:lvl>
   </w:abstractNum>
-  <w:abstractNum w:abstractNumId="40" w15:restartNumberingAfterBreak="0">
+  <w:abstractNum w:abstractNumId="44" w15:restartNumberingAfterBreak="0">
     <w:nsid w:val="7C0A6608"/>
     <w:multiLevelType w:val="hybridMultilevel"/>
     <w:tmpl w:val="38684122"/>
@@ -6595,7 +6506,7 @@
       </w:rPr>
     </w:lvl>
   </w:abstractNum>
-  <w:abstractNum w:abstractNumId="41" w15:restartNumberingAfterBreak="0">
+  <w:abstractNum w:abstractNumId="45" w15:restartNumberingAfterBreak="0">
     <w:nsid w:val="7EA96507"/>
     <w:multiLevelType w:val="hybridMultilevel"/>
     <w:tmpl w:val="3F421490"/>
@@ -6738,7 +6649,7 @@
     <w:abstractNumId w:val="0"/>
   </w:num>
   <w:num w:numId="11" w16cid:durableId="194585394">
-    <w:abstractNumId w:val="38"/>
+    <w:abstractNumId w:val="42"/>
   </w:num>
   <w:num w:numId="12" w16cid:durableId="564687395">
     <w:abstractNumId w:val="13"/>
@@ -6747,40 +6658,40 @@
     <w:abstractNumId w:val="17"/>
   </w:num>
   <w:num w:numId="14" w16cid:durableId="1899978617">
-    <w:abstractNumId w:val="36"/>
+    <w:abstractNumId w:val="40"/>
   </w:num>
   <w:num w:numId="15" w16cid:durableId="101727419">
     <w:abstractNumId w:val="12"/>
   </w:num>
   <w:num w:numId="16" w16cid:durableId="1361929902">
-    <w:abstractNumId w:val="30"/>
+    <w:abstractNumId w:val="33"/>
   </w:num>
   <w:num w:numId="17" w16cid:durableId="1030766387">
-    <w:abstractNumId w:val="23"/>
+    <w:abstractNumId w:val="24"/>
   </w:num>
   <w:num w:numId="18" w16cid:durableId="868025710">
     <w:abstractNumId w:val="10"/>
   </w:num>
   <w:num w:numId="19" w16cid:durableId="1101219186">
-    <w:abstractNumId w:val="33"/>
+    <w:abstractNumId w:val="36"/>
   </w:num>
   <w:num w:numId="20" w16cid:durableId="1146556496">
-    <w:abstractNumId w:val="32"/>
+    <w:abstractNumId w:val="35"/>
   </w:num>
   <w:num w:numId="21" w16cid:durableId="1760710227">
-    <w:abstractNumId w:val="40"/>
+    <w:abstractNumId w:val="44"/>
   </w:num>
   <w:num w:numId="22" w16cid:durableId="1868255727">
-    <w:abstractNumId w:val="31"/>
+    <w:abstractNumId w:val="34"/>
   </w:num>
   <w:num w:numId="23" w16cid:durableId="1171333915">
-    <w:abstractNumId w:val="28"/>
+    <w:abstractNumId w:val="29"/>
   </w:num>
   <w:num w:numId="24" w16cid:durableId="1999654154">
     <w:abstractNumId w:val="22"/>
   </w:num>
   <w:num w:numId="25" w16cid:durableId="1367952610">
-    <w:abstractNumId w:val="41"/>
+    <w:abstractNumId w:val="45"/>
   </w:num>
   <w:num w:numId="26" w16cid:durableId="1334335394">
     <w:abstractNumId w:val="14"/>
@@ -6789,10 +6700,10 @@
     <w:abstractNumId w:val="21"/>
   </w:num>
   <w:num w:numId="28" w16cid:durableId="2109617487">
-    <w:abstractNumId w:val="27"/>
+    <w:abstractNumId w:val="28"/>
   </w:num>
   <w:num w:numId="29" w16cid:durableId="1255748488">
-    <w:abstractNumId w:val="25"/>
+    <w:abstractNumId w:val="26"/>
   </w:num>
   <w:num w:numId="30" w16cid:durableId="530069938">
     <w:abstractNumId w:val="16"/>
@@ -6801,19 +6712,19 @@
     <w:abstractNumId w:val="18"/>
   </w:num>
   <w:num w:numId="32" w16cid:durableId="538009945">
-    <w:abstractNumId w:val="29"/>
+    <w:abstractNumId w:val="30"/>
   </w:num>
   <w:num w:numId="33" w16cid:durableId="1266032561">
-    <w:abstractNumId w:val="35"/>
+    <w:abstractNumId w:val="39"/>
   </w:num>
   <w:num w:numId="34" w16cid:durableId="1368795444">
-    <w:abstractNumId w:val="24"/>
+    <w:abstractNumId w:val="25"/>
   </w:num>
   <w:num w:numId="35" w16cid:durableId="1088843370">
     <w:abstractNumId w:val="19"/>
   </w:num>
   <w:num w:numId="36" w16cid:durableId="627205186">
-    <w:abstractNumId w:val="34"/>
+    <w:abstractNumId w:val="37"/>
   </w:num>
   <w:num w:numId="37" w16cid:durableId="993264520">
     <w:abstractNumId w:val="15"/>
@@ -6825,13 +6736,25 @@
     <w:abstractNumId w:val="20"/>
   </w:num>
   <w:num w:numId="40" w16cid:durableId="384331205">
-    <w:abstractNumId w:val="26"/>
+    <w:abstractNumId w:val="27"/>
   </w:num>
   <w:num w:numId="41" w16cid:durableId="244925757">
-    <w:abstractNumId w:val="39"/>
+    <w:abstractNumId w:val="43"/>
   </w:num>
   <w:num w:numId="42" w16cid:durableId="761604874">
-    <w:abstractNumId w:val="37"/>
+    <w:abstractNumId w:val="41"/>
+  </w:num>
+  <w:num w:numId="43" w16cid:durableId="422647047">
+    <w:abstractNumId w:val="31"/>
+  </w:num>
+  <w:num w:numId="44" w16cid:durableId="678704440">
+    <w:abstractNumId w:val="23"/>
+  </w:num>
+  <w:num w:numId="45" w16cid:durableId="1443765518">
+    <w:abstractNumId w:val="38"/>
+  </w:num>
+  <w:num w:numId="46" w16cid:durableId="536552272">
+    <w:abstractNumId w:val="32"/>
   </w:num>
 </w:numbering>
 </file>

--- a/assets/resume/Sonny_Steele_Resume.docx
+++ b/assets/resume/Sonny_Steele_Resume.docx
@@ -24,10 +24,7 @@
         <w:t xml:space="preserve"> </w:t>
       </w:r>
       <w:r>
-        <w:t>| Olympia, WA</w:t>
-      </w:r>
-      <w:r>
-        <w:t xml:space="preserve"> </w:t>
+        <w:t xml:space="preserve">| Olympia, WA </w:t>
       </w:r>
       <w:r>
         <w:t xml:space="preserve">| </w:t>
@@ -303,49 +300,35 @@
           <w:i w:val="0"/>
           <w:iCs/>
         </w:rPr>
-        <w:t>|</w:t>
+        <w:t>|Principal</w:t>
       </w:r>
       <w:r>
         <w:rPr>
           <w:i w:val="0"/>
           <w:iCs/>
         </w:rPr>
-        <w:t>Principal</w:t>
+        <w:t xml:space="preserve"> </w:t>
       </w:r>
       <w:r>
         <w:rPr>
           <w:i w:val="0"/>
           <w:iCs/>
         </w:rPr>
-        <w:t xml:space="preserve"> </w:t>
+        <w:t>AI</w:t>
       </w:r>
       <w:r>
         <w:rPr>
           <w:i w:val="0"/>
           <w:iCs/>
         </w:rPr>
-        <w:t>AI</w:t>
+        <w:t xml:space="preserve"> Design</w:t>
       </w:r>
       <w:r>
         <w:rPr>
           <w:i w:val="0"/>
           <w:iCs/>
         </w:rPr>
-        <w:t xml:space="preserve"> Design</w:t>
-      </w:r>
-      <w:r>
-        <w:rPr>
-          <w:i w:val="0"/>
-          <w:iCs/>
-        </w:rPr>
-        <w:t>er</w:t>
-      </w:r>
-      <w:r>
-        <w:rPr>
-          <w:i w:val="0"/>
-          <w:iCs/>
-        </w:rPr>
-        <w:t xml:space="preserve"> | </w:t>
+        <w:t xml:space="preserve">er | </w:t>
       </w:r>
       <w:r>
         <w:rPr>
@@ -360,10 +343,7 @@
         <w:pStyle w:val="Heading3"/>
       </w:pPr>
       <w:r>
-        <w:t>Sep</w:t>
-      </w:r>
-      <w:r>
-        <w:t xml:space="preserve"> </w:t>
+        <w:t xml:space="preserve">Sep </w:t>
       </w:r>
       <w:r>
         <w:t xml:space="preserve">2025 – </w:t>
@@ -377,19 +357,7 @@
     </w:p>
     <w:p>
       <w:r>
-        <w:t>Led UX design for enterprise social media competitive intelligence platform serving marketing directors and C-suite executives. Redesigned core user experience and data visualization strategies, transforming complex social analytics into actionable insights for Fortune 500 brands monitoring competitor performance and market sentiment</w:t>
-      </w:r>
-      <w:r>
-        <w:t>s</w:t>
-      </w:r>
-      <w:r>
-        <w:t>.</w:t>
-      </w:r>
-      <w:r>
-        <w:t xml:space="preserve"> Designed</w:t>
-      </w:r>
-      <w:r>
-        <w:t xml:space="preserve"> real-time </w:t>
+        <w:t xml:space="preserve">Led UX design for enterprise social media competitive intelligence platform serving marketing directors and C-suite executives. Redesigned core user experience and data visualization strategies, transforming complex social analytics into actionable insights for Fortune 500 brands monitoring competitor performance and market sentiments. Designed real-time </w:t>
       </w:r>
       <w:r>
         <w:lastRenderedPageBreak/>
@@ -527,7 +495,13 @@
     </w:p>
     <w:p>
       <w:r>
-        <w:t>Led UX design for enterprise conversational AI platform powering digital assistants for Fortune 500 financial institutions, handling 50M+ monthly customer interactions. Transformed complex ML model training into accessible tools for banking professionals while ensuring regulatory compliance. Directed</w:t>
+        <w:t xml:space="preserve">Led UX design for </w:t>
+      </w:r>
+      <w:r>
+        <w:t>an enterprise</w:t>
+      </w:r>
+      <w:r>
+        <w:t xml:space="preserve"> conversational AI platform powering digital assistants for Fortune 500 financial institutions, handling 50M+ monthly customer interactions. Transformed complex ML model training into accessible tools for banking professionals while ensuring regulatory compliance. Directed</w:t>
       </w:r>
       <w:r>
         <w:t xml:space="preserve"> all UX initiatives for conversational AI, boosting platform adoption by 35% and establishing scalable standards for 3 product lines</w:t>
@@ -581,7 +555,13 @@
         </w:numPr>
       </w:pPr>
       <w:r>
-        <w:t>Defined new UX processes for out teams in the role. Everything has changed, we should change with it.</w:t>
+        <w:t>Defined new UX processes for ou</w:t>
+      </w:r>
+      <w:r>
+        <w:t xml:space="preserve">r </w:t>
+      </w:r>
+      <w:r>
+        <w:t>teams in the role. Everything has changed, we should change with it.</w:t>
       </w:r>
     </w:p>
     <w:p>
@@ -706,7 +686,13 @@
         <w:pStyle w:val="Heading3"/>
       </w:pPr>
       <w:r>
-        <w:t>Jan 2023 – Jan 2025</w:t>
+        <w:t>Jan 202</w:t>
+      </w:r>
+      <w:r>
+        <w:t>4</w:t>
+      </w:r>
+      <w:r>
+        <w:t xml:space="preserve"> – Jan 2025</w:t>
       </w:r>
     </w:p>
     <w:p>
@@ -750,14 +736,12 @@
         </w:numPr>
         <w:rPr>
           <w:b w:val="0"/>
-          <w:bCs/>
           <w:sz w:val="22"/>
         </w:rPr>
       </w:pPr>
       <w:r>
         <w:rPr>
           <w:b w:val="0"/>
-          <w:bCs/>
           <w:sz w:val="22"/>
         </w:rPr>
         <w:t>Developed predictive anomaly detection UI, preventing 92% of system failures pre-impact</w:t>
@@ -772,14 +756,12 @@
         </w:numPr>
         <w:rPr>
           <w:b w:val="0"/>
-          <w:bCs/>
           <w:sz w:val="22"/>
         </w:rPr>
       </w:pPr>
       <w:r>
         <w:rPr>
           <w:b w:val="0"/>
-          <w:bCs/>
           <w:sz w:val="22"/>
         </w:rPr>
         <w:t>Designed scalable systems supporting 15+ infrastructure modules with unified user experience</w:t>
@@ -794,14 +776,12 @@
         </w:numPr>
         <w:rPr>
           <w:b w:val="0"/>
-          <w:bCs/>
           <w:sz w:val="22"/>
         </w:rPr>
       </w:pPr>
       <w:r>
         <w:rPr>
           <w:b w:val="0"/>
-          <w:bCs/>
           <w:sz w:val="22"/>
         </w:rPr>
         <w:lastRenderedPageBreak/>
@@ -817,14 +797,12 @@
         </w:numPr>
         <w:rPr>
           <w:b w:val="0"/>
-          <w:bCs/>
           <w:sz w:val="22"/>
         </w:rPr>
       </w:pPr>
       <w:r>
         <w:rPr>
           <w:b w:val="0"/>
-          <w:bCs/>
           <w:sz w:val="22"/>
         </w:rPr>
         <w:t>Conducted extensive user research with DevOps professionals to optimize workflow integration</w:t>
@@ -839,14 +817,12 @@
         </w:numPr>
         <w:rPr>
           <w:b w:val="0"/>
-          <w:bCs/>
           <w:sz w:val="22"/>
         </w:rPr>
       </w:pPr>
       <w:r>
         <w:rPr>
           <w:b w:val="0"/>
-          <w:bCs/>
           <w:sz w:val="22"/>
         </w:rPr>
         <w:t xml:space="preserve">Built scalable design system supporting 15 different infrastructure monitoring modules with consistent UX patterns </w:t>
@@ -861,14 +837,12 @@
         </w:numPr>
         <w:rPr>
           <w:b w:val="0"/>
-          <w:bCs/>
           <w:sz w:val="22"/>
         </w:rPr>
       </w:pPr>
       <w:r>
         <w:rPr>
           <w:b w:val="0"/>
-          <w:bCs/>
           <w:sz w:val="22"/>
         </w:rPr>
         <w:t xml:space="preserve">Partnered with ML engineers to design intuitive model training interfaces for custom anomaly detection algorithms </w:t>
@@ -890,7 +864,6 @@
       <w:r>
         <w:rPr>
           <w:b w:val="0"/>
-          <w:bCs/>
           <w:sz w:val="22"/>
         </w:rPr>
         <w:t>Co</w:t>
@@ -898,7 +871,6 @@
       <w:r>
         <w:rPr>
           <w:b w:val="0"/>
-          <w:bCs/>
           <w:sz w:val="22"/>
         </w:rPr>
         <w:t>nducted extensive user research with DevOps professionals to optimize workflows and reduce context switching</w:t>
@@ -1135,13 +1107,28 @@
         <w:pStyle w:val="Heading3"/>
       </w:pPr>
       <w:r>
-        <w:t>Jan 202</w:t>
-      </w:r>
-      <w:r>
-        <w:t>3</w:t>
-      </w:r>
-      <w:r>
-        <w:t xml:space="preserve"> – Jan 2024</w:t>
+        <w:t>J</w:t>
+      </w:r>
+      <w:r>
+        <w:t>un</w:t>
+      </w:r>
+      <w:r>
+        <w:t xml:space="preserve"> 20</w:t>
+      </w:r>
+      <w:r>
+        <w:t>20</w:t>
+      </w:r>
+      <w:r>
+        <w:t xml:space="preserve"> – </w:t>
+      </w:r>
+      <w:r>
+        <w:t>Jan</w:t>
+      </w:r>
+      <w:r>
+        <w:t xml:space="preserve"> 202</w:t>
+      </w:r>
+      <w:r>
+        <w:t>2</w:t>
       </w:r>
     </w:p>
     <w:p>
@@ -1329,7 +1316,10 @@
         <w:t xml:space="preserve">n </w:t>
       </w:r>
       <w:r>
-        <w:t>2019</w:t>
+        <w:t>201</w:t>
+      </w:r>
+      <w:r>
+        <w:t>8</w:t>
       </w:r>
       <w:r>
         <w:t xml:space="preserve"> – </w:t>
@@ -1341,7 +1331,7 @@
         <w:t>n 202</w:t>
       </w:r>
       <w:r>
-        <w:t>1</w:t>
+        <w:t>0</w:t>
       </w:r>
     </w:p>
     <w:p>
@@ -1698,10 +1688,6 @@
       </w:r>
     </w:p>
     <w:p>
-      <w:pPr>
-        <w:pStyle w:val="ListParagraph"/>
-        <w:ind w:left="360"/>
-      </w:pPr>
       <w:r>
         <w:rPr>
           <w:b/>
@@ -1722,10 +1708,6 @@
       </w:r>
     </w:p>
     <w:p>
-      <w:pPr>
-        <w:pStyle w:val="ListParagraph"/>
-        <w:ind w:left="360"/>
-      </w:pPr>
       <w:r>
         <w:t>Jan 201</w:t>
       </w:r>
@@ -1818,19 +1800,6 @@
       </w:pPr>
       <w:r>
         <w:t>Created Reebok ONE fitness tracking application integrating wearable sensor technology with personalized coaching systems</w:t>
-      </w:r>
-    </w:p>
-    <w:p>
-      <w:pPr>
-        <w:pStyle w:val="ListParagraph"/>
-        <w:numPr>
-          <w:ilvl w:val="0"/>
-          <w:numId w:val="38"/>
-        </w:numPr>
-      </w:pPr>
-      <w:r>
-        <w:lastRenderedPageBreak/>
-        <w:t>Led Yankee Candle fundraising platform design, streamlining mobile sales campaigns with team coordination tools</w:t>
       </w:r>
     </w:p>
     <w:sectPr>

--- a/assets/resume/Sonny_Steele_Resume.docx
+++ b/assets/resume/Sonny_Steele_Resume.docx
@@ -18,7 +18,7 @@
         <w:t xml:space="preserve">413.570.6737 | </w:t>
       </w:r>
       <w:r>
-        <w:t>sjsteele23@gmail.com</w:t>
+        <w:t>sonny@sonny-steele.com</w:t>
       </w:r>
       <w:r>
         <w:t xml:space="preserve"> </w:t>

--- a/assets/resume/Sonny_Steele_Resume.docx
+++ b/assets/resume/Sonny_Steele_Resume.docx
@@ -376,6 +376,26 @@
         </w:rPr>
         <w:t xml:space="preserve">Consulting</w:t>
       </w:r>
+      <w:r>
+        <w:rPr>
+          <w:rFonts w:ascii="Century Gothic" w:cs="Century Gothic" w:eastAsia="Century Gothic" w:hAnsi="Century Gothic"/>
+          <w:color w:val="9E8E82"/>
+          <w:sz w:val="22"/>
+          <w:szCs w:val="22"/>
+        </w:rPr>
+        <w:t xml:space="preserve">  |  </w:t>
+      </w:r>
+      <w:r>
+        <w:rPr>
+          <w:rFonts w:ascii="Century Gothic" w:cs="Century Gothic" w:eastAsia="Century Gothic" w:hAnsi="Century Gothic"/>
+          <w:i/>
+          <w:iCs/>
+          <w:color w:val="7B6A5E"/>
+          <w:sz w:val="22"/>
+          <w:szCs w:val="22"/>
+        </w:rPr>
+        <w:t xml:space="preserve">Jan 2024 – Present</w:t>
+      </w:r>
     </w:p>
     <w:p>
       <w:pPr>
@@ -904,6 +924,26 @@
         </w:rPr>
         <w:t xml:space="preserve">Full-Time</w:t>
       </w:r>
+      <w:r>
+        <w:rPr>
+          <w:rFonts w:ascii="Century Gothic" w:cs="Century Gothic" w:eastAsia="Century Gothic" w:hAnsi="Century Gothic"/>
+          <w:color w:val="9E8E82"/>
+          <w:sz w:val="22"/>
+          <w:szCs w:val="22"/>
+        </w:rPr>
+        <w:t xml:space="preserve">  |  </w:t>
+      </w:r>
+      <w:r>
+        <w:rPr>
+          <w:rFonts w:ascii="Century Gothic" w:cs="Century Gothic" w:eastAsia="Century Gothic" w:hAnsi="Century Gothic"/>
+          <w:i/>
+          <w:iCs/>
+          <w:color w:val="7B6A5E"/>
+          <w:sz w:val="22"/>
+          <w:szCs w:val="22"/>
+        </w:rPr>
+        <w:t xml:space="preserve">Jan 2022 – Feb 2024</w:t>
+      </w:r>
     </w:p>
     <w:p>
       <w:pPr>
@@ -1061,6 +1101,26 @@
         </w:rPr>
         <w:t xml:space="preserve">Full-Time</w:t>
       </w:r>
+      <w:r>
+        <w:rPr>
+          <w:rFonts w:ascii="Century Gothic" w:cs="Century Gothic" w:eastAsia="Century Gothic" w:hAnsi="Century Gothic"/>
+          <w:color w:val="9E8E82"/>
+          <w:sz w:val="22"/>
+          <w:szCs w:val="22"/>
+        </w:rPr>
+        <w:t xml:space="preserve">  |  </w:t>
+      </w:r>
+      <w:r>
+        <w:rPr>
+          <w:rFonts w:ascii="Century Gothic" w:cs="Century Gothic" w:eastAsia="Century Gothic" w:hAnsi="Century Gothic"/>
+          <w:i/>
+          <w:iCs/>
+          <w:color w:val="7B6A5E"/>
+          <w:sz w:val="22"/>
+          <w:szCs w:val="22"/>
+        </w:rPr>
+        <w:t xml:space="preserve">Jun 2020 – Jan 2022</w:t>
+      </w:r>
     </w:p>
     <w:p>
       <w:pPr>
@@ -1199,6 +1259,26 @@
         </w:rPr>
         <w:t xml:space="preserve">Full-Time</w:t>
       </w:r>
+      <w:r>
+        <w:rPr>
+          <w:rFonts w:ascii="Century Gothic" w:cs="Century Gothic" w:eastAsia="Century Gothic" w:hAnsi="Century Gothic"/>
+          <w:color w:val="9E8E82"/>
+          <w:sz w:val="22"/>
+          <w:szCs w:val="22"/>
+        </w:rPr>
+        <w:t xml:space="preserve">  |  </w:t>
+      </w:r>
+      <w:r>
+        <w:rPr>
+          <w:rFonts w:ascii="Century Gothic" w:cs="Century Gothic" w:eastAsia="Century Gothic" w:hAnsi="Century Gothic"/>
+          <w:i/>
+          <w:iCs/>
+          <w:color w:val="7B6A5E"/>
+          <w:sz w:val="22"/>
+          <w:szCs w:val="22"/>
+        </w:rPr>
+        <w:t xml:space="preserve">Jun 2018 – Jun 2020</w:t>
+      </w:r>
     </w:p>
     <w:p>
       <w:pPr>
@@ -1270,7 +1350,7 @@
           <w:sz w:val="20"/>
           <w:szCs w:val="20"/>
         </w:rPr>
-        <w:t xml:space="preserve">Managed a cross-functional team of 5 designers, content writers, and PMs, including successfully mentoring 2 employees off performance improvement plans</w:t>
+        <w:t xml:space="preserve">Managed 5 cross-functional work stream pods — each comprising 3 designers, 1 content writer, and 1 PM — including successfully mentoring 2 employees off performance improvement plans</w:t>
       </w:r>
     </w:p>
     <w:p>
@@ -1336,6 +1416,26 @@
           <w:szCs w:val="22"/>
         </w:rPr>
         <w:t xml:space="preserve">Full-Time</w:t>
+      </w:r>
+      <w:r>
+        <w:rPr>
+          <w:rFonts w:ascii="Century Gothic" w:cs="Century Gothic" w:eastAsia="Century Gothic" w:hAnsi="Century Gothic"/>
+          <w:color w:val="9E8E82"/>
+          <w:sz w:val="22"/>
+          <w:szCs w:val="22"/>
+        </w:rPr>
+        <w:t xml:space="preserve">  |  </w:t>
+      </w:r>
+      <w:r>
+        <w:rPr>
+          <w:rFonts w:ascii="Century Gothic" w:cs="Century Gothic" w:eastAsia="Century Gothic" w:hAnsi="Century Gothic"/>
+          <w:i/>
+          <w:iCs/>
+          <w:color w:val="7B6A5E"/>
+          <w:sz w:val="22"/>
+          <w:szCs w:val="22"/>
+        </w:rPr>
+        <w:t xml:space="preserve">Jan 2011 – Jun 2018</w:t>
       </w:r>
     </w:p>
     <w:p>

--- a/assets/resume/Sonny_Steele_Resume.docx
+++ b/assets/resume/Sonny_Steele_Resume.docx
@@ -50,7 +50,7 @@
         </w:rPr>
         <w:t xml:space="preserve">413.570.6737 | sonny@sonny-steele.com | Olympia, WA | </w:t>
       </w:r>
-      <w:hyperlink w:history="1" r:id="rIdw0a8umttnxwtbiyrb0ehj">
+      <w:hyperlink w:history="1" r:id="rId8pznq9ykiyiko4rmpvca2">
         <w:r>
           <w:rPr>
             <w:rStyle w:val="Hyperlink"/>
@@ -70,7 +70,7 @@
         </w:rPr>
         <w:t xml:space="preserve"> | </w:t>
       </w:r>
-      <w:hyperlink w:history="1" r:id="rIdxdmuv-vdjvltgtotyqsiy">
+      <w:hyperlink w:history="1" r:id="rIdxq4zydm2amkybymj467zi">
         <w:r>
           <w:rPr>
             <w:rStyle w:val="Hyperlink"/>

--- a/assets/resume/Sonny_Steele_Resume.docx
+++ b/assets/resume/Sonny_Steele_Resume.docx
@@ -4,7 +4,7 @@
   <w:body>
     <w:p>
       <w:pPr>
-        <w:spacing w:after="40" w:before="0"/>
+        <w:spacing w:after="40"/>
         <w:jc w:val="center"/>
       </w:pPr>
       <w:r>
@@ -14,15 +14,15 @@
           <w:bCs/>
           <w:color w:val="6B3F2A"/>
           <w:spacing w:val="80"/>
-          <w:sz w:val="52"/>
-          <w:szCs w:val="52"/>
+          <w:sz w:val="36"/>
+          <w:szCs w:val="36"/>
         </w:rPr>
         <w:t xml:space="preserve">SONNY STEELE</w:t>
       </w:r>
     </w:p>
     <w:p>
       <w:pPr>
-        <w:spacing w:after="20" w:before="0"/>
+        <w:spacing w:after="40"/>
         <w:jc w:val="center"/>
       </w:pPr>
       <w:r>
@@ -30,16 +30,16 @@
           <w:rFonts w:ascii="Century Gothic" w:cs="Century Gothic" w:eastAsia="Century Gothic" w:hAnsi="Century Gothic"/>
           <w:i/>
           <w:iCs/>
-          <w:color w:val="8B5E3C"/>
-          <w:sz w:val="22"/>
-          <w:szCs w:val="22"/>
+          <w:color w:val="555555"/>
+          <w:sz w:val="21"/>
+          <w:szCs w:val="21"/>
         </w:rPr>
         <w:t xml:space="preserve">Director of UX  |  Principal AI/ML Product Designer</w:t>
       </w:r>
     </w:p>
     <w:p>
       <w:pPr>
-        <w:spacing w:after="40" w:before="0"/>
+        <w:spacing w:after="60"/>
         <w:jc w:val="center"/>
       </w:pPr>
       <w:r>
@@ -51,7 +51,7 @@
         </w:rPr>
         <w:t xml:space="preserve">413.570.6737  |  sonny@sonny-steele.com  |  Olympia, WA  |  </w:t>
       </w:r>
-      <w:hyperlink w:history="1" r:id="rIdm50p-qlrcvzkyyvgmmly6">
+      <w:hyperlink w:history="1" r:id="rIdzcz5ozjyphy-2bez7syd5">
         <w:r>
           <w:rPr>
             <w:rFonts w:ascii="Century Gothic" w:cs="Century Gothic" w:eastAsia="Century Gothic" w:hAnsi="Century Gothic"/>
@@ -72,7 +72,7 @@
         </w:rPr>
         <w:t xml:space="preserve">  |  </w:t>
       </w:r>
-      <w:hyperlink w:history="1" r:id="rIdpycq8alhv2tusncs5tetf">
+      <w:hyperlink w:history="1" r:id="rIdm9estiofew9p490d2jbc3">
         <w:r>
           <w:rPr>
             <w:rFonts w:ascii="Century Gothic" w:cs="Century Gothic" w:eastAsia="Century Gothic" w:hAnsi="Century Gothic"/>
@@ -107,7 +107,15 @@
     </w:p>
     <w:p>
       <w:pPr>
-        <w:spacing w:after="60" w:before="80"/>
+        <w:spacing w:after="0" w:before="40"/>
+      </w:pPr>
+      <w:r>
+        <w:t xml:space="preserve"/>
+      </w:r>
+    </w:p>
+    <w:p>
+      <w:pPr>
+        <w:spacing w:after="0" w:before="0"/>
       </w:pPr>
       <w:r>
         <w:rPr>
@@ -141,6 +149,14 @@
     </w:p>
     <w:p>
       <w:pPr>
+        <w:spacing w:after="0" w:before="40"/>
+      </w:pPr>
+      <w:r>
+        <w:t xml:space="preserve"/>
+      </w:r>
+    </w:p>
+    <w:p>
+      <w:pPr>
         <w:pStyle w:val="ListParagraph"/>
         <w:numPr>
           <w:ilvl w:val="0"/>
@@ -275,6 +291,14 @@
     </w:p>
     <w:p>
       <w:pPr>
+        <w:spacing w:after="0" w:before="40"/>
+      </w:pPr>
+      <w:r>
+        <w:t xml:space="preserve"/>
+      </w:r>
+    </w:p>
+    <w:p>
+      <w:pPr>
         <w:spacing w:after="30" w:before="30"/>
       </w:pPr>
       <w:r>
@@ -295,7 +319,7 @@
           <w:sz w:val="19"/>
           <w:szCs w:val="19"/>
         </w:rPr>
-        <w:t xml:space="preserve">Conversational AI interfaces, ML training UIs, anomaly detection systems, AI-powered analytics dashboards, prompt/response UX</w:t>
+        <w:t xml:space="preserve">Conversational AI systems, AI assistants, ML-assisted recommendation systems, ML training UIs, anomaly detection systems, AI-powered analytics dashboards, prompt/response UX</w:t>
       </w:r>
     </w:p>
     <w:p>
@@ -445,19 +469,27 @@
     </w:p>
     <w:p>
       <w:pPr>
+        <w:spacing w:after="0" w:before="40"/>
+      </w:pPr>
+      <w:r>
+        <w:t xml:space="preserve"/>
+      </w:r>
+    </w:p>
+    <w:p>
+      <w:pPr>
         <w:pStyle w:val="ListParagraph"/>
         <w:numPr>
           <w:ilvl w:val="0"/>
           <w:numId w:val="3"/>
         </w:numPr>
-        <w:spacing w:after="20" w:before="20"/>
-      </w:pPr>
-      <w:r>
-        <w:rPr>
-          <w:rFonts w:ascii="Century Gothic" w:cs="Century Gothic" w:eastAsia="Century Gothic" w:hAnsi="Century Gothic"/>
-          <w:color w:val="2C2C2C"/>
-          <w:sz w:val="18"/>
-          <w:szCs w:val="18"/>
+        <w:spacing w:after="30" w:before="30"/>
+      </w:pPr>
+      <w:r>
+        <w:rPr>
+          <w:rFonts w:ascii="Century Gothic" w:cs="Century Gothic" w:eastAsia="Century Gothic" w:hAnsi="Century Gothic"/>
+          <w:color w:val="2C2C2C"/>
+          <w:sz w:val="19"/>
+          <w:szCs w:val="19"/>
         </w:rPr>
         <w:t xml:space="preserve">Advanced Figma: Component Libraries, Auto-Layout, Variants, Design Tokens, Prototyping &amp; Interactive User Flows</w:t>
       </w:r>
@@ -469,14 +501,14 @@
           <w:ilvl w:val="0"/>
           <w:numId w:val="3"/>
         </w:numPr>
-        <w:spacing w:after="20" w:before="20"/>
-      </w:pPr>
-      <w:r>
-        <w:rPr>
-          <w:rFonts w:ascii="Century Gothic" w:cs="Century Gothic" w:eastAsia="Century Gothic" w:hAnsi="Century Gothic"/>
-          <w:color w:val="2C2C2C"/>
-          <w:sz w:val="18"/>
-          <w:szCs w:val="18"/>
+        <w:spacing w:after="30" w:before="30"/>
+      </w:pPr>
+      <w:r>
+        <w:rPr>
+          <w:rFonts w:ascii="Century Gothic" w:cs="Century Gothic" w:eastAsia="Century Gothic" w:hAnsi="Century Gothic"/>
+          <w:color w:val="2C2C2C"/>
+          <w:sz w:val="19"/>
+          <w:szCs w:val="19"/>
         </w:rPr>
         <w:t xml:space="preserve">Design Systems Strategy, Implementation &amp; Governance</w:t>
       </w:r>
@@ -488,14 +520,33 @@
           <w:ilvl w:val="0"/>
           <w:numId w:val="3"/>
         </w:numPr>
-        <w:spacing w:after="20" w:before="20"/>
-      </w:pPr>
-      <w:r>
-        <w:rPr>
-          <w:rFonts w:ascii="Century Gothic" w:cs="Century Gothic" w:eastAsia="Century Gothic" w:hAnsi="Century Gothic"/>
-          <w:color w:val="2C2C2C"/>
-          <w:sz w:val="18"/>
-          <w:szCs w:val="18"/>
+        <w:spacing w:after="30" w:before="30"/>
+      </w:pPr>
+      <w:r>
+        <w:rPr>
+          <w:rFonts w:ascii="Century Gothic" w:cs="Century Gothic" w:eastAsia="Century Gothic" w:hAnsi="Century Gothic"/>
+          <w:color w:val="2C2C2C"/>
+          <w:sz w:val="19"/>
+          <w:szCs w:val="19"/>
+        </w:rPr>
+        <w:t xml:space="preserve">Conversational AI Systems, AI Assistants &amp; ML-Assisted Recommendation Engines</w:t>
+      </w:r>
+    </w:p>
+    <w:p>
+      <w:pPr>
+        <w:pStyle w:val="ListParagraph"/>
+        <w:numPr>
+          <w:ilvl w:val="0"/>
+          <w:numId w:val="3"/>
+        </w:numPr>
+        <w:spacing w:after="30" w:before="30"/>
+      </w:pPr>
+      <w:r>
+        <w:rPr>
+          <w:rFonts w:ascii="Century Gothic" w:cs="Century Gothic" w:eastAsia="Century Gothic" w:hAnsi="Century Gothic"/>
+          <w:color w:val="2C2C2C"/>
+          <w:sz w:val="19"/>
+          <w:szCs w:val="19"/>
         </w:rPr>
         <w:t xml:space="preserve">Interaction Design &amp; Information Architecture</w:t>
       </w:r>
@@ -507,14 +558,14 @@
           <w:ilvl w:val="0"/>
           <w:numId w:val="3"/>
         </w:numPr>
-        <w:spacing w:after="20" w:before="20"/>
-      </w:pPr>
-      <w:r>
-        <w:rPr>
-          <w:rFonts w:ascii="Century Gothic" w:cs="Century Gothic" w:eastAsia="Century Gothic" w:hAnsi="Century Gothic"/>
-          <w:color w:val="2C2C2C"/>
-          <w:sz w:val="18"/>
-          <w:szCs w:val="18"/>
+        <w:spacing w:after="30" w:before="30"/>
+      </w:pPr>
+      <w:r>
+        <w:rPr>
+          <w:rFonts w:ascii="Century Gothic" w:cs="Century Gothic" w:eastAsia="Century Gothic" w:hAnsi="Century Gothic"/>
+          <w:color w:val="2C2C2C"/>
+          <w:sz w:val="19"/>
+          <w:szCs w:val="19"/>
         </w:rPr>
         <w:t xml:space="preserve">Mobile Design &amp; Responsive/Adaptive Interfaces</w:t>
       </w:r>
@@ -526,14 +577,14 @@
           <w:ilvl w:val="0"/>
           <w:numId w:val="3"/>
         </w:numPr>
-        <w:spacing w:after="20" w:before="20"/>
-      </w:pPr>
-      <w:r>
-        <w:rPr>
-          <w:rFonts w:ascii="Century Gothic" w:cs="Century Gothic" w:eastAsia="Century Gothic" w:hAnsi="Century Gothic"/>
-          <w:color w:val="2C2C2C"/>
-          <w:sz w:val="18"/>
-          <w:szCs w:val="18"/>
+        <w:spacing w:after="30" w:before="30"/>
+      </w:pPr>
+      <w:r>
+        <w:rPr>
+          <w:rFonts w:ascii="Century Gothic" w:cs="Century Gothic" w:eastAsia="Century Gothic" w:hAnsi="Century Gothic"/>
+          <w:color w:val="2C2C2C"/>
+          <w:sz w:val="19"/>
+          <w:szCs w:val="19"/>
         </w:rPr>
         <w:t xml:space="preserve">Accessibility Auditing &amp; Inclusive Design (WCAG 2.1 AA)</w:t>
       </w:r>
@@ -545,14 +596,14 @@
           <w:ilvl w:val="0"/>
           <w:numId w:val="3"/>
         </w:numPr>
-        <w:spacing w:after="20" w:before="20"/>
-      </w:pPr>
-      <w:r>
-        <w:rPr>
-          <w:rFonts w:ascii="Century Gothic" w:cs="Century Gothic" w:eastAsia="Century Gothic" w:hAnsi="Century Gothic"/>
-          <w:color w:val="2C2C2C"/>
-          <w:sz w:val="18"/>
-          <w:szCs w:val="18"/>
+        <w:spacing w:after="30" w:before="30"/>
+      </w:pPr>
+      <w:r>
+        <w:rPr>
+          <w:rFonts w:ascii="Century Gothic" w:cs="Century Gothic" w:eastAsia="Century Gothic" w:hAnsi="Century Gothic"/>
+          <w:color w:val="2C2C2C"/>
+          <w:sz w:val="19"/>
+          <w:szCs w:val="19"/>
         </w:rPr>
         <w:t xml:space="preserve">Data Visualization &amp; Dashboard Design for Large-Scale Datasets</w:t>
       </w:r>
@@ -564,14 +615,14 @@
           <w:ilvl w:val="0"/>
           <w:numId w:val="3"/>
         </w:numPr>
-        <w:spacing w:after="20" w:before="20"/>
-      </w:pPr>
-      <w:r>
-        <w:rPr>
-          <w:rFonts w:ascii="Century Gothic" w:cs="Century Gothic" w:eastAsia="Century Gothic" w:hAnsi="Century Gothic"/>
-          <w:color w:val="2C2C2C"/>
-          <w:sz w:val="18"/>
-          <w:szCs w:val="18"/>
+        <w:spacing w:after="30" w:before="30"/>
+      </w:pPr>
+      <w:r>
+        <w:rPr>
+          <w:rFonts w:ascii="Century Gothic" w:cs="Century Gothic" w:eastAsia="Century Gothic" w:hAnsi="Century Gothic"/>
+          <w:color w:val="2C2C2C"/>
+          <w:sz w:val="19"/>
+          <w:szCs w:val="19"/>
         </w:rPr>
         <w:t xml:space="preserve">User Research, Usability Testing &amp; Design Thinking Facilitation</w:t>
       </w:r>
@@ -583,14 +634,14 @@
           <w:ilvl w:val="0"/>
           <w:numId w:val="3"/>
         </w:numPr>
-        <w:spacing w:after="20" w:before="20"/>
-      </w:pPr>
-      <w:r>
-        <w:rPr>
-          <w:rFonts w:ascii="Century Gothic" w:cs="Century Gothic" w:eastAsia="Century Gothic" w:hAnsi="Century Gothic"/>
-          <w:color w:val="2C2C2C"/>
-          <w:sz w:val="18"/>
-          <w:szCs w:val="18"/>
+        <w:spacing w:after="30" w:before="30"/>
+      </w:pPr>
+      <w:r>
+        <w:rPr>
+          <w:rFonts w:ascii="Century Gothic" w:cs="Century Gothic" w:eastAsia="Century Gothic" w:hAnsi="Century Gothic"/>
+          <w:color w:val="2C2C2C"/>
+          <w:sz w:val="19"/>
+          <w:szCs w:val="19"/>
         </w:rPr>
         <w:t xml:space="preserve">Cross-Functional Collaboration (Engineering, Product, Data Science)</w:t>
       </w:r>
@@ -602,14 +653,14 @@
           <w:ilvl w:val="0"/>
           <w:numId w:val="3"/>
         </w:numPr>
-        <w:spacing w:after="20" w:before="20"/>
-      </w:pPr>
-      <w:r>
-        <w:rPr>
-          <w:rFonts w:ascii="Century Gothic" w:cs="Century Gothic" w:eastAsia="Century Gothic" w:hAnsi="Century Gothic"/>
-          <w:color w:val="2C2C2C"/>
-          <w:sz w:val="18"/>
-          <w:szCs w:val="18"/>
+        <w:spacing w:after="30" w:before="30"/>
+      </w:pPr>
+      <w:r>
+        <w:rPr>
+          <w:rFonts w:ascii="Century Gothic" w:cs="Century Gothic" w:eastAsia="Century Gothic" w:hAnsi="Century Gothic"/>
+          <w:color w:val="2C2C2C"/>
+          <w:sz w:val="19"/>
+          <w:szCs w:val="19"/>
         </w:rPr>
         <w:t xml:space="preserve">Agile/Scrum Workflows, Sprint Planning &amp; JIRA</w:t>
       </w:r>
@@ -621,14 +672,14 @@
           <w:ilvl w:val="0"/>
           <w:numId w:val="3"/>
         </w:numPr>
-        <w:spacing w:after="20" w:before="20"/>
-      </w:pPr>
-      <w:r>
-        <w:rPr>
-          <w:rFonts w:ascii="Century Gothic" w:cs="Century Gothic" w:eastAsia="Century Gothic" w:hAnsi="Century Gothic"/>
-          <w:color w:val="2C2C2C"/>
-          <w:sz w:val="18"/>
-          <w:szCs w:val="18"/>
+        <w:spacing w:after="30" w:before="30"/>
+      </w:pPr>
+      <w:r>
+        <w:rPr>
+          <w:rFonts w:ascii="Century Gothic" w:cs="Century Gothic" w:eastAsia="Century Gothic" w:hAnsi="Century Gothic"/>
+          <w:color w:val="2C2C2C"/>
+          <w:sz w:val="19"/>
+          <w:szCs w:val="19"/>
         </w:rPr>
         <w:t xml:space="preserve">Product Strategy, Roadmap Development &amp; OKR Alignment</w:t>
       </w:r>
@@ -658,36 +709,36 @@
         <w:tabs>
           <w:tab w:val="right" w:pos="9360"/>
         </w:tabs>
-        <w:spacing w:after="20" w:before="180"/>
-      </w:pPr>
+        <w:spacing w:after="40" w:before="160"/>
+      </w:pPr>
+      <w:r>
+        <w:rPr>
+          <w:rFonts w:ascii="Century Gothic" w:cs="Century Gothic" w:eastAsia="Century Gothic" w:hAnsi="Century Gothic"/>
+          <w:b/>
+          <w:bCs/>
+          <w:color w:val="2C2C2C"/>
+          <w:sz w:val="20"/>
+          <w:szCs w:val="20"/>
+        </w:rPr>
+        <w:t xml:space="preserve">Self-Employed</w:t>
+      </w:r>
+      <w:r>
+        <w:rPr>
+          <w:rFonts w:ascii="Century Gothic" w:cs="Century Gothic" w:eastAsia="Century Gothic" w:hAnsi="Century Gothic"/>
+          <w:color w:val="555555"/>
+          <w:sz w:val="20"/>
+          <w:szCs w:val="20"/>
+        </w:rPr>
+        <w:t xml:space="preserve"> — </w:t>
+      </w:r>
       <w:r>
         <w:rPr>
           <w:rFonts w:ascii="Century Gothic" w:cs="Century Gothic" w:eastAsia="Century Gothic" w:hAnsi="Century Gothic"/>
           <w:b/>
           <w:bCs/>
           <w:color w:val="6B3F2A"/>
-          <w:sz w:val="21"/>
-          <w:szCs w:val="21"/>
-        </w:rPr>
-        <w:t xml:space="preserve">Self-Employed</w:t>
-      </w:r>
-      <w:r>
-        <w:rPr>
-          <w:rFonts w:ascii="Century Gothic" w:cs="Century Gothic" w:eastAsia="Century Gothic" w:hAnsi="Century Gothic"/>
-          <w:color w:val="555555"/>
-          <w:sz w:val="21"/>
-          <w:szCs w:val="21"/>
-        </w:rPr>
-        <w:t xml:space="preserve"> — </w:t>
-      </w:r>
-      <w:r>
-        <w:rPr>
-          <w:rFonts w:ascii="Century Gothic" w:cs="Century Gothic" w:eastAsia="Century Gothic" w:hAnsi="Century Gothic"/>
-          <w:b/>
-          <w:bCs/>
-          <w:color w:val="2C2C2C"/>
-          <w:sz w:val="21"/>
-          <w:szCs w:val="21"/>
+          <w:sz w:val="20"/>
+          <w:szCs w:val="20"/>
         </w:rPr>
         <w:t xml:space="preserve">UX Design Director &amp; Principal AI/ML Consultant</w:t>
       </w:r>
@@ -711,7 +762,7 @@
     </w:p>
     <w:p>
       <w:pPr>
-        <w:spacing w:after="60" w:before="20"/>
+        <w:spacing w:after="40" w:before="20"/>
       </w:pPr>
       <w:r>
         <w:rPr>
@@ -719,8 +770,8 @@
           <w:i/>
           <w:iCs/>
           <w:color w:val="555555"/>
-          <w:sz w:val="18"/>
-          <w:szCs w:val="18"/>
+          <w:sz w:val="19"/>
+          <w:szCs w:val="19"/>
         </w:rPr>
         <w:t xml:space="preserve">Director-level UX engagements for enterprise AI companies requiring specialized leadership for ML-powered platforms. Defined UX strategy, owned design roadmaps, and drove OKR-aligned outcomes across client organizations.</w:t>
       </w:r>
@@ -730,14 +781,14 @@
         <w:tabs>
           <w:tab w:val="right" w:pos="9360"/>
         </w:tabs>
-        <w:spacing w:after="20" w:before="140"/>
-      </w:pPr>
-      <w:r>
-        <w:rPr>
-          <w:rFonts w:ascii="Century Gothic" w:cs="Century Gothic" w:eastAsia="Century Gothic" w:hAnsi="Century Gothic"/>
-          <w:b/>
-          <w:bCs/>
-          <w:color w:val="8B5E3C"/>
+        <w:spacing w:after="40" w:before="160"/>
+      </w:pPr>
+      <w:r>
+        <w:rPr>
+          <w:rFonts w:ascii="Century Gothic" w:cs="Century Gothic" w:eastAsia="Century Gothic" w:hAnsi="Century Gothic"/>
+          <w:b/>
+          <w:bCs/>
+          <w:color w:val="2C2C2C"/>
           <w:sz w:val="20"/>
           <w:szCs w:val="20"/>
         </w:rPr>
@@ -757,7 +808,7 @@
           <w:rFonts w:ascii="Century Gothic" w:cs="Century Gothic" w:eastAsia="Century Gothic" w:hAnsi="Century Gothic"/>
           <w:b/>
           <w:bCs/>
-          <w:color w:val="2C2C2C"/>
+          <w:color w:val="6B3F2A"/>
           <w:sz w:val="20"/>
           <w:szCs w:val="20"/>
         </w:rPr>
@@ -783,7 +834,7 @@
     </w:p>
     <w:p>
       <w:pPr>
-        <w:spacing w:after="60" w:before="20"/>
+        <w:spacing w:after="40" w:before="20"/>
       </w:pPr>
       <w:r>
         <w:rPr>
@@ -791,8 +842,8 @@
           <w:i/>
           <w:iCs/>
           <w:color w:val="555555"/>
-          <w:sz w:val="18"/>
-          <w:szCs w:val="18"/>
+          <w:sz w:val="19"/>
+          <w:szCs w:val="19"/>
         </w:rPr>
         <w:t xml:space="preserve">Enterprise social media competitive intelligence platform serving marketing directors and C-suite at Fortune 500 brands.</w:t>
       </w:r>
@@ -859,14 +910,14 @@
         <w:tabs>
           <w:tab w:val="right" w:pos="9360"/>
         </w:tabs>
-        <w:spacing w:after="20" w:before="140"/>
-      </w:pPr>
-      <w:r>
-        <w:rPr>
-          <w:rFonts w:ascii="Century Gothic" w:cs="Century Gothic" w:eastAsia="Century Gothic" w:hAnsi="Century Gothic"/>
-          <w:b/>
-          <w:bCs/>
-          <w:color w:val="8B5E3C"/>
+        <w:spacing w:after="40" w:before="160"/>
+      </w:pPr>
+      <w:r>
+        <w:rPr>
+          <w:rFonts w:ascii="Century Gothic" w:cs="Century Gothic" w:eastAsia="Century Gothic" w:hAnsi="Century Gothic"/>
+          <w:b/>
+          <w:bCs/>
+          <w:color w:val="2C2C2C"/>
           <w:sz w:val="20"/>
           <w:szCs w:val="20"/>
         </w:rPr>
@@ -886,7 +937,7 @@
           <w:rFonts w:ascii="Century Gothic" w:cs="Century Gothic" w:eastAsia="Century Gothic" w:hAnsi="Century Gothic"/>
           <w:b/>
           <w:bCs/>
-          <w:color w:val="2C2C2C"/>
+          <w:color w:val="6B3F2A"/>
           <w:sz w:val="20"/>
           <w:szCs w:val="20"/>
         </w:rPr>
@@ -912,7 +963,7 @@
     </w:p>
     <w:p>
       <w:pPr>
-        <w:spacing w:after="60" w:before="20"/>
+        <w:spacing w:after="40" w:before="20"/>
       </w:pPr>
       <w:r>
         <w:rPr>
@@ -920,8 +971,8 @@
           <w:i/>
           <w:iCs/>
           <w:color w:val="555555"/>
-          <w:sz w:val="18"/>
-          <w:szCs w:val="18"/>
+          <w:sz w:val="19"/>
+          <w:szCs w:val="19"/>
         </w:rPr>
         <w:t xml:space="preserve">Enterprise conversational AI platform powering digital assistants for Fortune 500 financial institutions handling 50M+ monthly customer interactions across 3 product lines.</w:t>
       </w:r>
@@ -942,7 +993,7 @@
           <w:sz w:val="19"/>
           <w:szCs w:val="19"/>
         </w:rPr>
-        <w:t xml:space="preserve">Drove 35% platform adoption increase by owning end-to-end UX roadmap across 3 product lines — including stakeholder alignment, design strategy, and cross-functional execution</w:t>
+        <w:t xml:space="preserve">Drove 35% platform adoption increase by owning end-to-end UX roadmap across 3 product lines — including conversational AI systems, AI assistant experiences, and ML-assisted recommendation features — with stakeholder alignment, design strategy, and cross-functional execution</w:t>
       </w:r>
     </w:p>
     <w:p>
@@ -980,7 +1031,7 @@
           <w:sz w:val="19"/>
           <w:szCs w:val="19"/>
         </w:rPr>
-        <w:t xml:space="preserve">Built real-time analytics dashboards supporting performance optimization across 200+ use cases for Fortune 500 banking clients</w:t>
+        <w:t xml:space="preserve">Built real-time analytics dashboards and ML-assisted recommendation systems supporting performance optimization across 200+ use cases for Fortune 500 banking clients</w:t>
       </w:r>
     </w:p>
     <w:p>
@@ -1007,14 +1058,14 @@
         <w:tabs>
           <w:tab w:val="right" w:pos="9360"/>
         </w:tabs>
-        <w:spacing w:after="20" w:before="140"/>
-      </w:pPr>
-      <w:r>
-        <w:rPr>
-          <w:rFonts w:ascii="Century Gothic" w:cs="Century Gothic" w:eastAsia="Century Gothic" w:hAnsi="Century Gothic"/>
-          <w:b/>
-          <w:bCs/>
-          <w:color w:val="8B5E3C"/>
+        <w:spacing w:after="40" w:before="160"/>
+      </w:pPr>
+      <w:r>
+        <w:rPr>
+          <w:rFonts w:ascii="Century Gothic" w:cs="Century Gothic" w:eastAsia="Century Gothic" w:hAnsi="Century Gothic"/>
+          <w:b/>
+          <w:bCs/>
+          <w:color w:val="2C2C2C"/>
           <w:sz w:val="20"/>
           <w:szCs w:val="20"/>
         </w:rPr>
@@ -1034,7 +1085,7 @@
           <w:rFonts w:ascii="Century Gothic" w:cs="Century Gothic" w:eastAsia="Century Gothic" w:hAnsi="Century Gothic"/>
           <w:b/>
           <w:bCs/>
-          <w:color w:val="2C2C2C"/>
+          <w:color w:val="6B3F2A"/>
           <w:sz w:val="20"/>
           <w:szCs w:val="20"/>
         </w:rPr>
@@ -1060,7 +1111,7 @@
     </w:p>
     <w:p>
       <w:pPr>
-        <w:spacing w:after="60" w:before="20"/>
+        <w:spacing w:after="40" w:before="20"/>
       </w:pPr>
       <w:r>
         <w:rPr>
@@ -1068,8 +1119,8 @@
           <w:i/>
           <w:iCs/>
           <w:color w:val="555555"/>
-          <w:sz w:val="18"/>
-          <w:szCs w:val="18"/>
+          <w:sz w:val="19"/>
+          <w:szCs w:val="19"/>
         </w:rPr>
         <w:t xml:space="preserve">Enterprise AI monitoring platform for infrastructure and DevOps teams. Designed UX for anomaly detection and predictive failure systems across 15+ infrastructure modules.</w:t>
       </w:r>
@@ -1147,7 +1198,7 @@
           <w:sz w:val="19"/>
           <w:szCs w:val="19"/>
         </w:rPr>
-        <w:t xml:space="preserve">Partnered with ML engineers to design model training interfaces for custom anomaly detection algorithms</w:t>
+        <w:t xml:space="preserve">Partnered with ML engineers to design model training interfaces and ML-assisted recommendation and prediction systems for custom anomaly detection algorithms</w:t>
       </w:r>
     </w:p>
     <w:p>
@@ -1174,36 +1225,36 @@
         <w:tabs>
           <w:tab w:val="right" w:pos="9360"/>
         </w:tabs>
-        <w:spacing w:after="20" w:before="180"/>
-      </w:pPr>
+        <w:spacing w:after="40" w:before="160"/>
+      </w:pPr>
+      <w:r>
+        <w:rPr>
+          <w:rFonts w:ascii="Century Gothic" w:cs="Century Gothic" w:eastAsia="Century Gothic" w:hAnsi="Century Gothic"/>
+          <w:b/>
+          <w:bCs/>
+          <w:color w:val="2C2C2C"/>
+          <w:sz w:val="20"/>
+          <w:szCs w:val="20"/>
+        </w:rPr>
+        <w:t xml:space="preserve">HealthCare.com</w:t>
+      </w:r>
+      <w:r>
+        <w:rPr>
+          <w:rFonts w:ascii="Century Gothic" w:cs="Century Gothic" w:eastAsia="Century Gothic" w:hAnsi="Century Gothic"/>
+          <w:color w:val="555555"/>
+          <w:sz w:val="20"/>
+          <w:szCs w:val="20"/>
+        </w:rPr>
+        <w:t xml:space="preserve"> — </w:t>
+      </w:r>
       <w:r>
         <w:rPr>
           <w:rFonts w:ascii="Century Gothic" w:cs="Century Gothic" w:eastAsia="Century Gothic" w:hAnsi="Century Gothic"/>
           <w:b/>
           <w:bCs/>
           <w:color w:val="6B3F2A"/>
-          <w:sz w:val="21"/>
-          <w:szCs w:val="21"/>
-        </w:rPr>
-        <w:t xml:space="preserve">HealthCare.com</w:t>
-      </w:r>
-      <w:r>
-        <w:rPr>
-          <w:rFonts w:ascii="Century Gothic" w:cs="Century Gothic" w:eastAsia="Century Gothic" w:hAnsi="Century Gothic"/>
-          <w:color w:val="555555"/>
-          <w:sz w:val="21"/>
-          <w:szCs w:val="21"/>
-        </w:rPr>
-        <w:t xml:space="preserve"> — </w:t>
-      </w:r>
-      <w:r>
-        <w:rPr>
-          <w:rFonts w:ascii="Century Gothic" w:cs="Century Gothic" w:eastAsia="Century Gothic" w:hAnsi="Century Gothic"/>
-          <w:b/>
-          <w:bCs/>
-          <w:color w:val="2C2C2C"/>
-          <w:sz w:val="21"/>
-          <w:szCs w:val="21"/>
+          <w:sz w:val="20"/>
+          <w:szCs w:val="20"/>
         </w:rPr>
         <w:t xml:space="preserve">Senior UX Manager</w:t>
       </w:r>
@@ -1227,7 +1278,7 @@
     </w:p>
     <w:p>
       <w:pPr>
-        <w:spacing w:after="60" w:before="20"/>
+        <w:spacing w:after="40" w:before="20"/>
       </w:pPr>
       <w:r>
         <w:rPr>
@@ -1235,8 +1286,8 @@
           <w:i/>
           <w:iCs/>
           <w:color w:val="555555"/>
-          <w:sz w:val="18"/>
-          <w:szCs w:val="18"/>
+          <w:sz w:val="19"/>
+          <w:szCs w:val="19"/>
         </w:rPr>
         <w:t xml:space="preserve">AI-powered healthcare platform matching users with health and supplemental insurance using ML-driven personalization and real-time health scoring.</w:t>
       </w:r>
@@ -1322,36 +1373,36 @@
         <w:tabs>
           <w:tab w:val="right" w:pos="9360"/>
         </w:tabs>
-        <w:spacing w:after="20" w:before="180"/>
-      </w:pPr>
+        <w:spacing w:after="40" w:before="160"/>
+      </w:pPr>
+      <w:r>
+        <w:rPr>
+          <w:rFonts w:ascii="Century Gothic" w:cs="Century Gothic" w:eastAsia="Century Gothic" w:hAnsi="Century Gothic"/>
+          <w:b/>
+          <w:bCs/>
+          <w:color w:val="2C2C2C"/>
+          <w:sz w:val="20"/>
+          <w:szCs w:val="20"/>
+        </w:rPr>
+        <w:t xml:space="preserve">FCP Euro</w:t>
+      </w:r>
+      <w:r>
+        <w:rPr>
+          <w:rFonts w:ascii="Century Gothic" w:cs="Century Gothic" w:eastAsia="Century Gothic" w:hAnsi="Century Gothic"/>
+          <w:color w:val="555555"/>
+          <w:sz w:val="20"/>
+          <w:szCs w:val="20"/>
+        </w:rPr>
+        <w:t xml:space="preserve"> — </w:t>
+      </w:r>
       <w:r>
         <w:rPr>
           <w:rFonts w:ascii="Century Gothic" w:cs="Century Gothic" w:eastAsia="Century Gothic" w:hAnsi="Century Gothic"/>
           <w:b/>
           <w:bCs/>
           <w:color w:val="6B3F2A"/>
-          <w:sz w:val="21"/>
-          <w:szCs w:val="21"/>
-        </w:rPr>
-        <w:t xml:space="preserve">FCP Euro</w:t>
-      </w:r>
-      <w:r>
-        <w:rPr>
-          <w:rFonts w:ascii="Century Gothic" w:cs="Century Gothic" w:eastAsia="Century Gothic" w:hAnsi="Century Gothic"/>
-          <w:color w:val="555555"/>
-          <w:sz w:val="21"/>
-          <w:szCs w:val="21"/>
-        </w:rPr>
-        <w:t xml:space="preserve"> — </w:t>
-      </w:r>
-      <w:r>
-        <w:rPr>
-          <w:rFonts w:ascii="Century Gothic" w:cs="Century Gothic" w:eastAsia="Century Gothic" w:hAnsi="Century Gothic"/>
-          <w:b/>
-          <w:bCs/>
-          <w:color w:val="2C2C2C"/>
-          <w:sz w:val="21"/>
-          <w:szCs w:val="21"/>
+          <w:sz w:val="20"/>
+          <w:szCs w:val="20"/>
         </w:rPr>
         <w:t xml:space="preserve">Senior UX Director</w:t>
       </w:r>
@@ -1375,7 +1426,7 @@
     </w:p>
     <w:p>
       <w:pPr>
-        <w:spacing w:after="60" w:before="20"/>
+        <w:spacing w:after="40" w:before="20"/>
       </w:pPr>
       <w:r>
         <w:rPr>
@@ -1383,8 +1434,8 @@
           <w:i/>
           <w:iCs/>
           <w:color w:val="555555"/>
-          <w:sz w:val="18"/>
-          <w:szCs w:val="18"/>
+          <w:sz w:val="19"/>
+          <w:szCs w:val="19"/>
         </w:rPr>
         <w:t xml:space="preserve">Premier e-commerce platform serving European car enthusiasts with 350,000+ genuine and performance parts. Built the UX function from the ground up.</w:t>
       </w:r>
@@ -1451,36 +1502,36 @@
         <w:tabs>
           <w:tab w:val="right" w:pos="9360"/>
         </w:tabs>
-        <w:spacing w:after="20" w:before="180"/>
-      </w:pPr>
+        <w:spacing w:after="40" w:before="160"/>
+      </w:pPr>
+      <w:r>
+        <w:rPr>
+          <w:rFonts w:ascii="Century Gothic" w:cs="Century Gothic" w:eastAsia="Century Gothic" w:hAnsi="Century Gothic"/>
+          <w:b/>
+          <w:bCs/>
+          <w:color w:val="2C2C2C"/>
+          <w:sz w:val="20"/>
+          <w:szCs w:val="20"/>
+        </w:rPr>
+        <w:t xml:space="preserve">Wayfair</w:t>
+      </w:r>
+      <w:r>
+        <w:rPr>
+          <w:rFonts w:ascii="Century Gothic" w:cs="Century Gothic" w:eastAsia="Century Gothic" w:hAnsi="Century Gothic"/>
+          <w:color w:val="555555"/>
+          <w:sz w:val="20"/>
+          <w:szCs w:val="20"/>
+        </w:rPr>
+        <w:t xml:space="preserve"> — </w:t>
+      </w:r>
       <w:r>
         <w:rPr>
           <w:rFonts w:ascii="Century Gothic" w:cs="Century Gothic" w:eastAsia="Century Gothic" w:hAnsi="Century Gothic"/>
           <w:b/>
           <w:bCs/>
           <w:color w:val="6B3F2A"/>
-          <w:sz w:val="21"/>
-          <w:szCs w:val="21"/>
-        </w:rPr>
-        <w:t xml:space="preserve">Wayfair</w:t>
-      </w:r>
-      <w:r>
-        <w:rPr>
-          <w:rFonts w:ascii="Century Gothic" w:cs="Century Gothic" w:eastAsia="Century Gothic" w:hAnsi="Century Gothic"/>
-          <w:color w:val="555555"/>
-          <w:sz w:val="21"/>
-          <w:szCs w:val="21"/>
-        </w:rPr>
-        <w:t xml:space="preserve"> — </w:t>
-      </w:r>
-      <w:r>
-        <w:rPr>
-          <w:rFonts w:ascii="Century Gothic" w:cs="Century Gothic" w:eastAsia="Century Gothic" w:hAnsi="Century Gothic"/>
-          <w:b/>
-          <w:bCs/>
-          <w:color w:val="2C2C2C"/>
-          <w:sz w:val="21"/>
-          <w:szCs w:val="21"/>
+          <w:sz w:val="20"/>
+          <w:szCs w:val="20"/>
         </w:rPr>
         <w:t xml:space="preserve">Senior UX Design Manager</w:t>
       </w:r>
@@ -1504,7 +1555,7 @@
     </w:p>
     <w:p>
       <w:pPr>
-        <w:spacing w:after="60" w:before="20"/>
+        <w:spacing w:after="40" w:before="20"/>
       </w:pPr>
       <w:r>
         <w:rPr>
@@ -1512,10 +1563,10 @@
           <w:i/>
           <w:iCs/>
           <w:color w:val="555555"/>
-          <w:sz w:val="18"/>
-          <w:szCs w:val="18"/>
-        </w:rPr>
-        <w:t xml:space="preserve">Led UX strategy for CastleGate, Wayfair's $2B+ logistics platform managing ocean freight, drayage, and last-mile delivery for furniture and home goods.</w:t>
+          <w:sz w:val="19"/>
+          <w:szCs w:val="19"/>
+        </w:rPr>
+        <w:t xml:space="preserve">Led UX strategy for CastleGate, Wayfair’s $2B+ logistics platform managing ocean freight, drayage, and last-mile delivery for furniture and home goods.</w:t>
       </w:r>
     </w:p>
     <w:p>
@@ -1580,36 +1631,36 @@
         <w:tabs>
           <w:tab w:val="right" w:pos="9360"/>
         </w:tabs>
-        <w:spacing w:after="20" w:before="180"/>
-      </w:pPr>
+        <w:spacing w:after="40" w:before="160"/>
+      </w:pPr>
+      <w:r>
+        <w:rPr>
+          <w:rFonts w:ascii="Century Gothic" w:cs="Century Gothic" w:eastAsia="Century Gothic" w:hAnsi="Century Gothic"/>
+          <w:b/>
+          <w:bCs/>
+          <w:color w:val="2C2C2C"/>
+          <w:sz w:val="20"/>
+          <w:szCs w:val="20"/>
+        </w:rPr>
+        <w:t xml:space="preserve">Hexaware Technologies</w:t>
+      </w:r>
+      <w:r>
+        <w:rPr>
+          <w:rFonts w:ascii="Century Gothic" w:cs="Century Gothic" w:eastAsia="Century Gothic" w:hAnsi="Century Gothic"/>
+          <w:color w:val="555555"/>
+          <w:sz w:val="20"/>
+          <w:szCs w:val="20"/>
+        </w:rPr>
+        <w:t xml:space="preserve"> — </w:t>
+      </w:r>
       <w:r>
         <w:rPr>
           <w:rFonts w:ascii="Century Gothic" w:cs="Century Gothic" w:eastAsia="Century Gothic" w:hAnsi="Century Gothic"/>
           <w:b/>
           <w:bCs/>
           <w:color w:val="6B3F2A"/>
-          <w:sz w:val="21"/>
-          <w:szCs w:val="21"/>
-        </w:rPr>
-        <w:t xml:space="preserve">Hexaware Technologies</w:t>
-      </w:r>
-      <w:r>
-        <w:rPr>
-          <w:rFonts w:ascii="Century Gothic" w:cs="Century Gothic" w:eastAsia="Century Gothic" w:hAnsi="Century Gothic"/>
-          <w:color w:val="555555"/>
-          <w:sz w:val="21"/>
-          <w:szCs w:val="21"/>
-        </w:rPr>
-        <w:t xml:space="preserve"> — </w:t>
-      </w:r>
-      <w:r>
-        <w:rPr>
-          <w:rFonts w:ascii="Century Gothic" w:cs="Century Gothic" w:eastAsia="Century Gothic" w:hAnsi="Century Gothic"/>
-          <w:b/>
-          <w:bCs/>
-          <w:color w:val="2C2C2C"/>
-          <w:sz w:val="21"/>
-          <w:szCs w:val="21"/>
+          <w:sz w:val="20"/>
+          <w:szCs w:val="20"/>
         </w:rPr>
         <w:t xml:space="preserve">Principal UX Designer</w:t>
       </w:r>
@@ -1633,7 +1684,7 @@
     </w:p>
     <w:p>
       <w:pPr>
-        <w:spacing w:after="60" w:before="20"/>
+        <w:spacing w:after="40" w:before="20"/>
       </w:pPr>
       <w:r>
         <w:rPr>
@@ -1641,8 +1692,8 @@
           <w:i/>
           <w:iCs/>
           <w:color w:val="555555"/>
-          <w:sz w:val="18"/>
-          <w:szCs w:val="18"/>
+          <w:sz w:val="19"/>
+          <w:szCs w:val="19"/>
         </w:rPr>
         <w:t xml:space="preserve">UX design lead for Fortune 500 enterprise clients across healthcare, retail, fitness, and media.</w:t>
       </w:r>
@@ -1775,7 +1826,7 @@
     </w:p>
     <w:sectPr>
       <w:pgSz w:w="12240" w:h="15840" w:orient="portrait"/>
-      <w:pgMar w:top="1080" w:right="1080" w:bottom="1080" w:left="1080" w:header="708" w:footer="708" w:gutter="0"/>
+      <w:pgMar w:top="720" w:right="1440" w:bottom="720" w:left="1440" w:header="708" w:footer="708" w:gutter="0"/>
       <w:pgNumType/>
       <w:docGrid w:linePitch="360"/>
     </w:sectPr>
@@ -1955,7 +2006,7 @@
       <w:lvlText w:val="•"/>
       <w:lvlJc w:val="left"/>
       <w:pPr>
-        <w:ind w:left="360" w:hanging="200"/>
+        <w:ind w:left="360" w:hanging="360"/>
       </w:pPr>
     </w:lvl>
   </w:abstractNum>
@@ -1967,7 +2018,7 @@
       <w:lvlText w:val="•"/>
       <w:lvlJc w:val="left"/>
       <w:pPr>
-        <w:ind w:left="360" w:hanging="200"/>
+        <w:ind w:left="360" w:hanging="360"/>
       </w:pPr>
     </w:lvl>
   </w:abstractNum>
@@ -1979,7 +2030,7 @@
       <w:lvlText w:val="•"/>
       <w:lvlJc w:val="left"/>
       <w:pPr>
-        <w:ind w:left="360" w:hanging="200"/>
+        <w:ind w:left="360" w:hanging="360"/>
       </w:pPr>
     </w:lvl>
   </w:abstractNum>

--- a/assets/resume/Sonny_Steele_Resume.docx
+++ b/assets/resume/Sonny_Steele_Resume.docx
@@ -12,8 +12,7 @@
           <w:rFonts w:ascii="Century Gothic" w:cs="Century Gothic" w:eastAsia="Century Gothic" w:hAnsi="Century Gothic"/>
           <w:b/>
           <w:bCs/>
-          <w:color w:val="6B3F2A"/>
-          <w:spacing w:val="80"/>
+          <w:color w:val="6B4226"/>
           <w:sz w:val="36"/>
           <w:szCs w:val="36"/>
         </w:rPr>
@@ -22,7 +21,7 @@
     </w:p>
     <w:p>
       <w:pPr>
-        <w:spacing w:after="40"/>
+        <w:spacing w:after="60"/>
         <w:jc w:val="center"/>
       </w:pPr>
       <w:r>
@@ -30,7 +29,7 @@
           <w:rFonts w:ascii="Century Gothic" w:cs="Century Gothic" w:eastAsia="Century Gothic" w:hAnsi="Century Gothic"/>
           <w:i/>
           <w:iCs/>
-          <w:color w:val="555555"/>
+          <w:color w:val="333333"/>
           <w:sz w:val="21"/>
           <w:szCs w:val="21"/>
         </w:rPr>
@@ -39,25 +38,25 @@
     </w:p>
     <w:p>
       <w:pPr>
-        <w:spacing w:after="60"/>
+        <w:spacing w:after="20"/>
         <w:jc w:val="center"/>
       </w:pPr>
       <w:r>
         <w:rPr>
           <w:rFonts w:ascii="Century Gothic" w:cs="Century Gothic" w:eastAsia="Century Gothic" w:hAnsi="Century Gothic"/>
-          <w:color w:val="555555"/>
-          <w:sz w:val="18"/>
-          <w:szCs w:val="18"/>
+          <w:color w:val="777777"/>
+          <w:sz w:val="19"/>
+          <w:szCs w:val="19"/>
         </w:rPr>
         <w:t xml:space="preserve">413.570.6737  |  sonny@sonny-steele.com  |  Olympia, WA  |  </w:t>
       </w:r>
-      <w:hyperlink w:history="1" r:id="rIdzcz5ozjyphy-2bez7syd5">
+      <w:hyperlink w:history="1" r:id="rIdr_7pyyimitooca3jrmuh0">
         <w:r>
           <w:rPr>
             <w:rFonts w:ascii="Century Gothic" w:cs="Century Gothic" w:eastAsia="Century Gothic" w:hAnsi="Century Gothic"/>
-            <w:color w:val="6B3F2A"/>
-            <w:sz w:val="18"/>
-            <w:szCs w:val="18"/>
+            <w:color w:val="6B4226"/>
+            <w:sz w:val="19"/>
+            <w:szCs w:val="19"/>
             <w:u w:val="single"/>
           </w:rPr>
           <w:t xml:space="preserve">Portfolio</w:t>
@@ -66,19 +65,19 @@
       <w:r>
         <w:rPr>
           <w:rFonts w:ascii="Century Gothic" w:cs="Century Gothic" w:eastAsia="Century Gothic" w:hAnsi="Century Gothic"/>
-          <w:color w:val="555555"/>
-          <w:sz w:val="18"/>
-          <w:szCs w:val="18"/>
+          <w:color w:val="777777"/>
+          <w:sz w:val="19"/>
+          <w:szCs w:val="19"/>
         </w:rPr>
         <w:t xml:space="preserve">  |  </w:t>
       </w:r>
-      <w:hyperlink w:history="1" r:id="rIdm9estiofew9p490d2jbc3">
+      <w:hyperlink w:history="1" r:id="rIdettoehtnj26phtncoodpl">
         <w:r>
           <w:rPr>
             <w:rFonts w:ascii="Century Gothic" w:cs="Century Gothic" w:eastAsia="Century Gothic" w:hAnsi="Century Gothic"/>
-            <w:color w:val="6B3F2A"/>
-            <w:sz w:val="18"/>
-            <w:szCs w:val="18"/>
+            <w:color w:val="6B4226"/>
+            <w:sz w:val="19"/>
+            <w:szCs w:val="19"/>
             <w:u w:val="single"/>
           </w:rPr>
           <w:t xml:space="preserve">linkedin.com/in/sonnysteele</w:t>
@@ -88,17 +87,16 @@
     <w:p>
       <w:pPr>
         <w:pBdr>
-          <w:bottom w:val="single" w:color="6B3F2A" w:sz="6" w:space="4"/>
+          <w:bottom w:val="single" w:color="6B4226" w:sz="6" w:space="4"/>
         </w:pBdr>
-        <w:spacing w:after="60" w:before="200"/>
-      </w:pPr>
-      <w:r>
-        <w:rPr>
-          <w:rFonts w:ascii="Century Gothic" w:cs="Century Gothic" w:eastAsia="Century Gothic" w:hAnsi="Century Gothic"/>
-          <w:b/>
-          <w:bCs/>
-          <w:color w:val="6B3F2A"/>
-          <w:spacing w:val="60"/>
+        <w:spacing w:before="180" w:after="60"/>
+      </w:pPr>
+      <w:r>
+        <w:rPr>
+          <w:rFonts w:ascii="Century Gothic" w:cs="Century Gothic" w:eastAsia="Century Gothic" w:hAnsi="Century Gothic"/>
+          <w:b/>
+          <w:bCs/>
+          <w:color w:val="6B4226"/>
           <w:sz w:val="22"/>
           <w:szCs w:val="22"/>
         </w:rPr>
@@ -107,20 +105,17 @@
     </w:p>
     <w:p>
       <w:pPr>
-        <w:spacing w:after="0" w:before="40"/>
-      </w:pPr>
-      <w:r>
-        <w:t xml:space="preserve"/>
-      </w:r>
-    </w:p>
-    <w:p>
-      <w:pPr>
-        <w:spacing w:after="0" w:before="0"/>
-      </w:pPr>
-      <w:r>
-        <w:rPr>
-          <w:rFonts w:ascii="Century Gothic" w:cs="Century Gothic" w:eastAsia="Century Gothic" w:hAnsi="Century Gothic"/>
-          <w:color w:val="2C2C2C"/>
+        <w:spacing w:before="40" w:after="0"/>
+      </w:pPr>
+    </w:p>
+    <w:p>
+      <w:pPr>
+        <w:spacing w:before="0" w:after="0"/>
+      </w:pPr>
+      <w:r>
+        <w:rPr>
+          <w:rFonts w:ascii="Century Gothic" w:cs="Century Gothic" w:eastAsia="Century Gothic" w:hAnsi="Century Gothic"/>
+          <w:color w:val="444444"/>
           <w:sz w:val="19"/>
           <w:szCs w:val="19"/>
         </w:rPr>
@@ -130,17 +125,16 @@
     <w:p>
       <w:pPr>
         <w:pBdr>
-          <w:bottom w:val="single" w:color="6B3F2A" w:sz="6" w:space="4"/>
+          <w:bottom w:val="single" w:color="6B4226" w:sz="6" w:space="4"/>
         </w:pBdr>
-        <w:spacing w:after="60" w:before="200"/>
-      </w:pPr>
-      <w:r>
-        <w:rPr>
-          <w:rFonts w:ascii="Century Gothic" w:cs="Century Gothic" w:eastAsia="Century Gothic" w:hAnsi="Century Gothic"/>
-          <w:b/>
-          <w:bCs/>
-          <w:color w:val="6B3F2A"/>
-          <w:spacing w:val="60"/>
+        <w:spacing w:before="180" w:after="60"/>
+      </w:pPr>
+      <w:r>
+        <w:rPr>
+          <w:rFonts w:ascii="Century Gothic" w:cs="Century Gothic" w:eastAsia="Century Gothic" w:hAnsi="Century Gothic"/>
+          <w:b/>
+          <w:bCs/>
+          <w:color w:val="6B4226"/>
           <w:sz w:val="22"/>
           <w:szCs w:val="22"/>
         </w:rPr>
@@ -149,25 +143,22 @@
     </w:p>
     <w:p>
       <w:pPr>
-        <w:spacing w:after="0" w:before="40"/>
-      </w:pPr>
-      <w:r>
-        <w:t xml:space="preserve"/>
-      </w:r>
-    </w:p>
-    <w:p>
-      <w:pPr>
-        <w:pStyle w:val="ListParagraph"/>
-        <w:numPr>
-          <w:ilvl w:val="0"/>
-          <w:numId w:val="2"/>
-        </w:numPr>
-        <w:spacing w:after="40" w:before="40"/>
-      </w:pPr>
-      <w:r>
-        <w:rPr>
-          <w:rFonts w:ascii="Century Gothic" w:cs="Century Gothic" w:eastAsia="Century Gothic" w:hAnsi="Century Gothic"/>
-          <w:color w:val="2C2C2C"/>
+        <w:spacing w:before="40" w:after="0"/>
+      </w:pPr>
+    </w:p>
+    <w:p>
+      <w:pPr>
+        <w:pStyle w:val="ListParagraph"/>
+        <w:numPr>
+          <w:ilvl w:val="0"/>
+          <w:numId w:val="2"/>
+        </w:numPr>
+        <w:spacing w:before="40" w:after="40"/>
+      </w:pPr>
+      <w:r>
+        <w:rPr>
+          <w:rFonts w:ascii="Century Gothic" w:cs="Century Gothic" w:eastAsia="Century Gothic" w:hAnsi="Century Gothic"/>
+          <w:color w:val="444444"/>
           <w:sz w:val="19"/>
           <w:szCs w:val="19"/>
         </w:rPr>
@@ -181,12 +172,12 @@
           <w:ilvl w:val="0"/>
           <w:numId w:val="2"/>
         </w:numPr>
-        <w:spacing w:after="40" w:before="40"/>
-      </w:pPr>
-      <w:r>
-        <w:rPr>
-          <w:rFonts w:ascii="Century Gothic" w:cs="Century Gothic" w:eastAsia="Century Gothic" w:hAnsi="Century Gothic"/>
-          <w:color w:val="2C2C2C"/>
+        <w:spacing w:before="40" w:after="40"/>
+      </w:pPr>
+      <w:r>
+        <w:rPr>
+          <w:rFonts w:ascii="Century Gothic" w:cs="Century Gothic" w:eastAsia="Century Gothic" w:hAnsi="Century Gothic"/>
+          <w:color w:val="444444"/>
           <w:sz w:val="19"/>
           <w:szCs w:val="19"/>
         </w:rPr>
@@ -200,12 +191,12 @@
           <w:ilvl w:val="0"/>
           <w:numId w:val="2"/>
         </w:numPr>
-        <w:spacing w:after="40" w:before="40"/>
-      </w:pPr>
-      <w:r>
-        <w:rPr>
-          <w:rFonts w:ascii="Century Gothic" w:cs="Century Gothic" w:eastAsia="Century Gothic" w:hAnsi="Century Gothic"/>
-          <w:color w:val="2C2C2C"/>
+        <w:spacing w:before="40" w:after="40"/>
+      </w:pPr>
+      <w:r>
+        <w:rPr>
+          <w:rFonts w:ascii="Century Gothic" w:cs="Century Gothic" w:eastAsia="Century Gothic" w:hAnsi="Century Gothic"/>
+          <w:color w:val="444444"/>
           <w:sz w:val="19"/>
           <w:szCs w:val="19"/>
         </w:rPr>
@@ -219,12 +210,12 @@
           <w:ilvl w:val="0"/>
           <w:numId w:val="2"/>
         </w:numPr>
-        <w:spacing w:after="40" w:before="40"/>
-      </w:pPr>
-      <w:r>
-        <w:rPr>
-          <w:rFonts w:ascii="Century Gothic" w:cs="Century Gothic" w:eastAsia="Century Gothic" w:hAnsi="Century Gothic"/>
-          <w:color w:val="2C2C2C"/>
+        <w:spacing w:before="40" w:after="40"/>
+      </w:pPr>
+      <w:r>
+        <w:rPr>
+          <w:rFonts w:ascii="Century Gothic" w:cs="Century Gothic" w:eastAsia="Century Gothic" w:hAnsi="Century Gothic"/>
+          <w:color w:val="444444"/>
           <w:sz w:val="19"/>
           <w:szCs w:val="19"/>
         </w:rPr>
@@ -238,12 +229,12 @@
           <w:ilvl w:val="0"/>
           <w:numId w:val="2"/>
         </w:numPr>
-        <w:spacing w:after="40" w:before="40"/>
-      </w:pPr>
-      <w:r>
-        <w:rPr>
-          <w:rFonts w:ascii="Century Gothic" w:cs="Century Gothic" w:eastAsia="Century Gothic" w:hAnsi="Century Gothic"/>
-          <w:color w:val="2C2C2C"/>
+        <w:spacing w:before="40" w:after="40"/>
+      </w:pPr>
+      <w:r>
+        <w:rPr>
+          <w:rFonts w:ascii="Century Gothic" w:cs="Century Gothic" w:eastAsia="Century Gothic" w:hAnsi="Century Gothic"/>
+          <w:color w:val="444444"/>
           <w:sz w:val="19"/>
           <w:szCs w:val="19"/>
         </w:rPr>
@@ -257,12 +248,12 @@
           <w:ilvl w:val="0"/>
           <w:numId w:val="2"/>
         </w:numPr>
-        <w:spacing w:after="40" w:before="40"/>
-      </w:pPr>
-      <w:r>
-        <w:rPr>
-          <w:rFonts w:ascii="Century Gothic" w:cs="Century Gothic" w:eastAsia="Century Gothic" w:hAnsi="Century Gothic"/>
-          <w:color w:val="2C2C2C"/>
+        <w:spacing w:before="40" w:after="40"/>
+      </w:pPr>
+      <w:r>
+        <w:rPr>
+          <w:rFonts w:ascii="Century Gothic" w:cs="Century Gothic" w:eastAsia="Century Gothic" w:hAnsi="Century Gothic"/>
+          <w:color w:val="444444"/>
           <w:sz w:val="19"/>
           <w:szCs w:val="19"/>
         </w:rPr>
@@ -272,17 +263,16 @@
     <w:p>
       <w:pPr>
         <w:pBdr>
-          <w:bottom w:val="single" w:color="6B3F2A" w:sz="6" w:space="4"/>
+          <w:bottom w:val="single" w:color="6B4226" w:sz="6" w:space="4"/>
         </w:pBdr>
-        <w:spacing w:after="60" w:before="200"/>
-      </w:pPr>
-      <w:r>
-        <w:rPr>
-          <w:rFonts w:ascii="Century Gothic" w:cs="Century Gothic" w:eastAsia="Century Gothic" w:hAnsi="Century Gothic"/>
-          <w:b/>
-          <w:bCs/>
-          <w:color w:val="6B3F2A"/>
-          <w:spacing w:val="60"/>
+        <w:spacing w:before="180" w:after="60"/>
+      </w:pPr>
+      <w:r>
+        <w:rPr>
+          <w:rFonts w:ascii="Century Gothic" w:cs="Century Gothic" w:eastAsia="Century Gothic" w:hAnsi="Century Gothic"/>
+          <w:b/>
+          <w:bCs/>
+          <w:color w:val="6B4226"/>
           <w:sz w:val="22"/>
           <w:szCs w:val="22"/>
         </w:rPr>
@@ -291,22 +281,19 @@
     </w:p>
     <w:p>
       <w:pPr>
-        <w:spacing w:after="0" w:before="40"/>
-      </w:pPr>
-      <w:r>
-        <w:t xml:space="preserve"/>
-      </w:r>
-    </w:p>
-    <w:p>
-      <w:pPr>
-        <w:spacing w:after="30" w:before="30"/>
-      </w:pPr>
-      <w:r>
-        <w:rPr>
-          <w:rFonts w:ascii="Century Gothic" w:cs="Century Gothic" w:eastAsia="Century Gothic" w:hAnsi="Century Gothic"/>
-          <w:b/>
-          <w:bCs/>
-          <w:color w:val="6B3F2A"/>
+        <w:spacing w:before="40" w:after="0"/>
+      </w:pPr>
+    </w:p>
+    <w:p>
+      <w:pPr>
+        <w:spacing w:before="30" w:after="30"/>
+      </w:pPr>
+      <w:r>
+        <w:rPr>
+          <w:rFonts w:ascii="Century Gothic" w:cs="Century Gothic" w:eastAsia="Century Gothic" w:hAnsi="Century Gothic"/>
+          <w:b/>
+          <w:bCs/>
+          <w:color w:val="333333"/>
           <w:sz w:val="19"/>
           <w:szCs w:val="19"/>
         </w:rPr>
@@ -315,23 +302,23 @@
       <w:r>
         <w:rPr>
           <w:rFonts w:ascii="Century Gothic" w:cs="Century Gothic" w:eastAsia="Century Gothic" w:hAnsi="Century Gothic"/>
-          <w:color w:val="2C2C2C"/>
-          <w:sz w:val="19"/>
-          <w:szCs w:val="19"/>
-        </w:rPr>
-        <w:t xml:space="preserve">Conversational AI systems, AI assistants, ML-assisted recommendation systems, ML training UIs, anomaly detection systems, AI-powered analytics dashboards, prompt/response UX</w:t>
-      </w:r>
-    </w:p>
-    <w:p>
-      <w:pPr>
-        <w:spacing w:after="30" w:before="30"/>
-      </w:pPr>
-      <w:r>
-        <w:rPr>
-          <w:rFonts w:ascii="Century Gothic" w:cs="Century Gothic" w:eastAsia="Century Gothic" w:hAnsi="Century Gothic"/>
-          <w:b/>
-          <w:bCs/>
-          <w:color w:val="6B3F2A"/>
+          <w:color w:val="444444"/>
+          <w:sz w:val="19"/>
+          <w:szCs w:val="19"/>
+        </w:rPr>
+        <w:t xml:space="preserve">Conversational AI interfaces, generative AI, ML training UIs, anomaly detection systems, AI-powered analytics dashboards, prompt/response UX</w:t>
+      </w:r>
+    </w:p>
+    <w:p>
+      <w:pPr>
+        <w:spacing w:before="30" w:after="30"/>
+      </w:pPr>
+      <w:r>
+        <w:rPr>
+          <w:rFonts w:ascii="Century Gothic" w:cs="Century Gothic" w:eastAsia="Century Gothic" w:hAnsi="Century Gothic"/>
+          <w:b/>
+          <w:bCs/>
+          <w:color w:val="333333"/>
           <w:sz w:val="19"/>
           <w:szCs w:val="19"/>
         </w:rPr>
@@ -340,7 +327,7 @@
       <w:r>
         <w:rPr>
           <w:rFonts w:ascii="Century Gothic" w:cs="Century Gothic" w:eastAsia="Century Gothic" w:hAnsi="Century Gothic"/>
-          <w:color w:val="2C2C2C"/>
+          <w:color w:val="444444"/>
           <w:sz w:val="19"/>
           <w:szCs w:val="19"/>
         </w:rPr>
@@ -349,14 +336,14 @@
     </w:p>
     <w:p>
       <w:pPr>
-        <w:spacing w:after="30" w:before="30"/>
-      </w:pPr>
-      <w:r>
-        <w:rPr>
-          <w:rFonts w:ascii="Century Gothic" w:cs="Century Gothic" w:eastAsia="Century Gothic" w:hAnsi="Century Gothic"/>
-          <w:b/>
-          <w:bCs/>
-          <w:color w:val="6B3F2A"/>
+        <w:spacing w:before="30" w:after="30"/>
+      </w:pPr>
+      <w:r>
+        <w:rPr>
+          <w:rFonts w:ascii="Century Gothic" w:cs="Century Gothic" w:eastAsia="Century Gothic" w:hAnsi="Century Gothic"/>
+          <w:b/>
+          <w:bCs/>
+          <w:color w:val="333333"/>
           <w:sz w:val="19"/>
           <w:szCs w:val="19"/>
         </w:rPr>
@@ -365,23 +352,23 @@
       <w:r>
         <w:rPr>
           <w:rFonts w:ascii="Century Gothic" w:cs="Century Gothic" w:eastAsia="Century Gothic" w:hAnsi="Century Gothic"/>
-          <w:color w:val="2C2C2C"/>
-          <w:sz w:val="19"/>
-          <w:szCs w:val="19"/>
-        </w:rPr>
-        <w:t xml:space="preserve">Figma (advanced: tokens, variants, auto-layout, prototyping), design systems, wireframing, interaction design, information architecture, user-centered design, accessibility, WCAG/ADA</w:t>
-      </w:r>
-    </w:p>
-    <w:p>
-      <w:pPr>
-        <w:spacing w:after="30" w:before="30"/>
-      </w:pPr>
-      <w:r>
-        <w:rPr>
-          <w:rFonts w:ascii="Century Gothic" w:cs="Century Gothic" w:eastAsia="Century Gothic" w:hAnsi="Century Gothic"/>
-          <w:b/>
-          <w:bCs/>
-          <w:color w:val="6B3F2A"/>
+          <w:color w:val="444444"/>
+          <w:sz w:val="19"/>
+          <w:szCs w:val="19"/>
+        </w:rPr>
+        <w:t xml:space="preserve">End-to-end design, Figma (advanced: tokens, variants, auto-layout, prototyping), design systems, wireframing, interaction design, information architecture, user-centered design, accessibility, WCAG/ADA</w:t>
+      </w:r>
+    </w:p>
+    <w:p>
+      <w:pPr>
+        <w:spacing w:before="30" w:after="30"/>
+      </w:pPr>
+      <w:r>
+        <w:rPr>
+          <w:rFonts w:ascii="Century Gothic" w:cs="Century Gothic" w:eastAsia="Century Gothic" w:hAnsi="Century Gothic"/>
+          <w:b/>
+          <w:bCs/>
+          <w:color w:val="333333"/>
           <w:sz w:val="19"/>
           <w:szCs w:val="19"/>
         </w:rPr>
@@ -390,7 +377,7 @@
       <w:r>
         <w:rPr>
           <w:rFonts w:ascii="Century Gothic" w:cs="Century Gothic" w:eastAsia="Century Gothic" w:hAnsi="Century Gothic"/>
-          <w:color w:val="2C2C2C"/>
+          <w:color w:val="444444"/>
           <w:sz w:val="19"/>
           <w:szCs w:val="19"/>
         </w:rPr>
@@ -399,14 +386,14 @@
     </w:p>
     <w:p>
       <w:pPr>
-        <w:spacing w:after="30" w:before="30"/>
-      </w:pPr>
-      <w:r>
-        <w:rPr>
-          <w:rFonts w:ascii="Century Gothic" w:cs="Century Gothic" w:eastAsia="Century Gothic" w:hAnsi="Century Gothic"/>
-          <w:b/>
-          <w:bCs/>
-          <w:color w:val="6B3F2A"/>
+        <w:spacing w:before="30" w:after="30"/>
+      </w:pPr>
+      <w:r>
+        <w:rPr>
+          <w:rFonts w:ascii="Century Gothic" w:cs="Century Gothic" w:eastAsia="Century Gothic" w:hAnsi="Century Gothic"/>
+          <w:b/>
+          <w:bCs/>
+          <w:color w:val="333333"/>
           <w:sz w:val="19"/>
           <w:szCs w:val="19"/>
         </w:rPr>
@@ -415,7 +402,7 @@
       <w:r>
         <w:rPr>
           <w:rFonts w:ascii="Century Gothic" w:cs="Century Gothic" w:eastAsia="Century Gothic" w:hAnsi="Century Gothic"/>
-          <w:color w:val="2C2C2C"/>
+          <w:color w:val="444444"/>
           <w:sz w:val="19"/>
           <w:szCs w:val="19"/>
         </w:rPr>
@@ -424,14 +411,14 @@
     </w:p>
     <w:p>
       <w:pPr>
-        <w:spacing w:after="30" w:before="30"/>
-      </w:pPr>
-      <w:r>
-        <w:rPr>
-          <w:rFonts w:ascii="Century Gothic" w:cs="Century Gothic" w:eastAsia="Century Gothic" w:hAnsi="Century Gothic"/>
-          <w:b/>
-          <w:bCs/>
-          <w:color w:val="6B3F2A"/>
+        <w:spacing w:before="30" w:after="30"/>
+      </w:pPr>
+      <w:r>
+        <w:rPr>
+          <w:rFonts w:ascii="Century Gothic" w:cs="Century Gothic" w:eastAsia="Century Gothic" w:hAnsi="Century Gothic"/>
+          <w:b/>
+          <w:bCs/>
+          <w:color w:val="333333"/>
           <w:sz w:val="19"/>
           <w:szCs w:val="19"/>
         </w:rPr>
@@ -440,7 +427,7 @@
       <w:r>
         <w:rPr>
           <w:rFonts w:ascii="Century Gothic" w:cs="Century Gothic" w:eastAsia="Century Gothic" w:hAnsi="Century Gothic"/>
-          <w:color w:val="2C2C2C"/>
+          <w:color w:val="444444"/>
           <w:sz w:val="19"/>
           <w:szCs w:val="19"/>
         </w:rPr>
@@ -450,17 +437,16 @@
     <w:p>
       <w:pPr>
         <w:pBdr>
-          <w:bottom w:val="single" w:color="6B3F2A" w:sz="6" w:space="4"/>
+          <w:bottom w:val="single" w:color="6B4226" w:sz="6" w:space="4"/>
         </w:pBdr>
-        <w:spacing w:after="60" w:before="200"/>
-      </w:pPr>
-      <w:r>
-        <w:rPr>
-          <w:rFonts w:ascii="Century Gothic" w:cs="Century Gothic" w:eastAsia="Century Gothic" w:hAnsi="Century Gothic"/>
-          <w:b/>
-          <w:bCs/>
-          <w:color w:val="6B3F2A"/>
-          <w:spacing w:val="60"/>
+        <w:spacing w:before="180" w:after="60"/>
+      </w:pPr>
+      <w:r>
+        <w:rPr>
+          <w:rFonts w:ascii="Century Gothic" w:cs="Century Gothic" w:eastAsia="Century Gothic" w:hAnsi="Century Gothic"/>
+          <w:b/>
+          <w:bCs/>
+          <w:color w:val="6B4226"/>
           <w:sz w:val="22"/>
           <w:szCs w:val="22"/>
         </w:rPr>
@@ -469,25 +455,22 @@
     </w:p>
     <w:p>
       <w:pPr>
-        <w:spacing w:after="0" w:before="40"/>
-      </w:pPr>
-      <w:r>
-        <w:t xml:space="preserve"/>
-      </w:r>
-    </w:p>
-    <w:p>
-      <w:pPr>
-        <w:pStyle w:val="ListParagraph"/>
-        <w:numPr>
-          <w:ilvl w:val="0"/>
-          <w:numId w:val="3"/>
-        </w:numPr>
-        <w:spacing w:after="30" w:before="30"/>
-      </w:pPr>
-      <w:r>
-        <w:rPr>
-          <w:rFonts w:ascii="Century Gothic" w:cs="Century Gothic" w:eastAsia="Century Gothic" w:hAnsi="Century Gothic"/>
-          <w:color w:val="2C2C2C"/>
+        <w:spacing w:before="40" w:after="0"/>
+      </w:pPr>
+    </w:p>
+    <w:p>
+      <w:pPr>
+        <w:pStyle w:val="ListParagraph"/>
+        <w:numPr>
+          <w:ilvl w:val="0"/>
+          <w:numId w:val="2"/>
+        </w:numPr>
+        <w:spacing w:before="30" w:after="30"/>
+      </w:pPr>
+      <w:r>
+        <w:rPr>
+          <w:rFonts w:ascii="Century Gothic" w:cs="Century Gothic" w:eastAsia="Century Gothic" w:hAnsi="Century Gothic"/>
+          <w:color w:val="444444"/>
           <w:sz w:val="19"/>
           <w:szCs w:val="19"/>
         </w:rPr>
@@ -499,14 +482,14 @@
         <w:pStyle w:val="ListParagraph"/>
         <w:numPr>
           <w:ilvl w:val="0"/>
-          <w:numId w:val="3"/>
-        </w:numPr>
-        <w:spacing w:after="30" w:before="30"/>
-      </w:pPr>
-      <w:r>
-        <w:rPr>
-          <w:rFonts w:ascii="Century Gothic" w:cs="Century Gothic" w:eastAsia="Century Gothic" w:hAnsi="Century Gothic"/>
-          <w:color w:val="2C2C2C"/>
+          <w:numId w:val="2"/>
+        </w:numPr>
+        <w:spacing w:before="30" w:after="30"/>
+      </w:pPr>
+      <w:r>
+        <w:rPr>
+          <w:rFonts w:ascii="Century Gothic" w:cs="Century Gothic" w:eastAsia="Century Gothic" w:hAnsi="Century Gothic"/>
+          <w:color w:val="444444"/>
           <w:sz w:val="19"/>
           <w:szCs w:val="19"/>
         </w:rPr>
@@ -518,33 +501,52 @@
         <w:pStyle w:val="ListParagraph"/>
         <w:numPr>
           <w:ilvl w:val="0"/>
-          <w:numId w:val="3"/>
-        </w:numPr>
-        <w:spacing w:after="30" w:before="30"/>
-      </w:pPr>
-      <w:r>
-        <w:rPr>
-          <w:rFonts w:ascii="Century Gothic" w:cs="Century Gothic" w:eastAsia="Century Gothic" w:hAnsi="Century Gothic"/>
-          <w:color w:val="2C2C2C"/>
-          <w:sz w:val="19"/>
-          <w:szCs w:val="19"/>
-        </w:rPr>
-        <w:t xml:space="preserve">Conversational AI Systems, AI Assistants &amp; ML-Assisted Recommendation Engines</w:t>
-      </w:r>
-    </w:p>
-    <w:p>
-      <w:pPr>
-        <w:pStyle w:val="ListParagraph"/>
-        <w:numPr>
-          <w:ilvl w:val="0"/>
-          <w:numId w:val="3"/>
-        </w:numPr>
-        <w:spacing w:after="30" w:before="30"/>
-      </w:pPr>
-      <w:r>
-        <w:rPr>
-          <w:rFonts w:ascii="Century Gothic" w:cs="Century Gothic" w:eastAsia="Century Gothic" w:hAnsi="Century Gothic"/>
-          <w:color w:val="2C2C2C"/>
+          <w:numId w:val="2"/>
+        </w:numPr>
+        <w:spacing w:before="30" w:after="30"/>
+      </w:pPr>
+      <w:r>
+        <w:rPr>
+          <w:rFonts w:ascii="Century Gothic" w:cs="Century Gothic" w:eastAsia="Century Gothic" w:hAnsi="Century Gothic"/>
+          <w:color w:val="444444"/>
+          <w:sz w:val="19"/>
+          <w:szCs w:val="19"/>
+        </w:rPr>
+        <w:t xml:space="preserve">End-to-End Design, Design Critiques &amp; Design QA</w:t>
+      </w:r>
+    </w:p>
+    <w:p>
+      <w:pPr>
+        <w:pStyle w:val="ListParagraph"/>
+        <w:numPr>
+          <w:ilvl w:val="0"/>
+          <w:numId w:val="2"/>
+        </w:numPr>
+        <w:spacing w:before="30" w:after="30"/>
+      </w:pPr>
+      <w:r>
+        <w:rPr>
+          <w:rFonts w:ascii="Century Gothic" w:cs="Century Gothic" w:eastAsia="Century Gothic" w:hAnsi="Century Gothic"/>
+          <w:color w:val="444444"/>
+          <w:sz w:val="19"/>
+          <w:szCs w:val="19"/>
+        </w:rPr>
+        <w:t xml:space="preserve">Developer Handoff, Design Specs &amp; Cross-Functional Collaboration (Engineering, Product, Data Science)</w:t>
+      </w:r>
+    </w:p>
+    <w:p>
+      <w:pPr>
+        <w:pStyle w:val="ListParagraph"/>
+        <w:numPr>
+          <w:ilvl w:val="0"/>
+          <w:numId w:val="2"/>
+        </w:numPr>
+        <w:spacing w:before="30" w:after="30"/>
+      </w:pPr>
+      <w:r>
+        <w:rPr>
+          <w:rFonts w:ascii="Century Gothic" w:cs="Century Gothic" w:eastAsia="Century Gothic" w:hAnsi="Century Gothic"/>
+          <w:color w:val="444444"/>
           <w:sz w:val="19"/>
           <w:szCs w:val="19"/>
         </w:rPr>
@@ -556,14 +558,14 @@
         <w:pStyle w:val="ListParagraph"/>
         <w:numPr>
           <w:ilvl w:val="0"/>
-          <w:numId w:val="3"/>
-        </w:numPr>
-        <w:spacing w:after="30" w:before="30"/>
-      </w:pPr>
-      <w:r>
-        <w:rPr>
-          <w:rFonts w:ascii="Century Gothic" w:cs="Century Gothic" w:eastAsia="Century Gothic" w:hAnsi="Century Gothic"/>
-          <w:color w:val="2C2C2C"/>
+          <w:numId w:val="2"/>
+        </w:numPr>
+        <w:spacing w:before="30" w:after="30"/>
+      </w:pPr>
+      <w:r>
+        <w:rPr>
+          <w:rFonts w:ascii="Century Gothic" w:cs="Century Gothic" w:eastAsia="Century Gothic" w:hAnsi="Century Gothic"/>
+          <w:color w:val="444444"/>
           <w:sz w:val="19"/>
           <w:szCs w:val="19"/>
         </w:rPr>
@@ -575,14 +577,14 @@
         <w:pStyle w:val="ListParagraph"/>
         <w:numPr>
           <w:ilvl w:val="0"/>
-          <w:numId w:val="3"/>
-        </w:numPr>
-        <w:spacing w:after="30" w:before="30"/>
-      </w:pPr>
-      <w:r>
-        <w:rPr>
-          <w:rFonts w:ascii="Century Gothic" w:cs="Century Gothic" w:eastAsia="Century Gothic" w:hAnsi="Century Gothic"/>
-          <w:color w:val="2C2C2C"/>
+          <w:numId w:val="2"/>
+        </w:numPr>
+        <w:spacing w:before="30" w:after="30"/>
+      </w:pPr>
+      <w:r>
+        <w:rPr>
+          <w:rFonts w:ascii="Century Gothic" w:cs="Century Gothic" w:eastAsia="Century Gothic" w:hAnsi="Century Gothic"/>
+          <w:color w:val="444444"/>
           <w:sz w:val="19"/>
           <w:szCs w:val="19"/>
         </w:rPr>
@@ -594,14 +596,14 @@
         <w:pStyle w:val="ListParagraph"/>
         <w:numPr>
           <w:ilvl w:val="0"/>
-          <w:numId w:val="3"/>
-        </w:numPr>
-        <w:spacing w:after="30" w:before="30"/>
-      </w:pPr>
-      <w:r>
-        <w:rPr>
-          <w:rFonts w:ascii="Century Gothic" w:cs="Century Gothic" w:eastAsia="Century Gothic" w:hAnsi="Century Gothic"/>
-          <w:color w:val="2C2C2C"/>
+          <w:numId w:val="2"/>
+        </w:numPr>
+        <w:spacing w:before="30" w:after="30"/>
+      </w:pPr>
+      <w:r>
+        <w:rPr>
+          <w:rFonts w:ascii="Century Gothic" w:cs="Century Gothic" w:eastAsia="Century Gothic" w:hAnsi="Century Gothic"/>
+          <w:color w:val="444444"/>
           <w:sz w:val="19"/>
           <w:szCs w:val="19"/>
         </w:rPr>
@@ -613,14 +615,14 @@
         <w:pStyle w:val="ListParagraph"/>
         <w:numPr>
           <w:ilvl w:val="0"/>
-          <w:numId w:val="3"/>
-        </w:numPr>
-        <w:spacing w:after="30" w:before="30"/>
-      </w:pPr>
-      <w:r>
-        <w:rPr>
-          <w:rFonts w:ascii="Century Gothic" w:cs="Century Gothic" w:eastAsia="Century Gothic" w:hAnsi="Century Gothic"/>
-          <w:color w:val="2C2C2C"/>
+          <w:numId w:val="2"/>
+        </w:numPr>
+        <w:spacing w:before="30" w:after="30"/>
+      </w:pPr>
+      <w:r>
+        <w:rPr>
+          <w:rFonts w:ascii="Century Gothic" w:cs="Century Gothic" w:eastAsia="Century Gothic" w:hAnsi="Century Gothic"/>
+          <w:color w:val="444444"/>
           <w:sz w:val="19"/>
           <w:szCs w:val="19"/>
         </w:rPr>
@@ -632,33 +634,14 @@
         <w:pStyle w:val="ListParagraph"/>
         <w:numPr>
           <w:ilvl w:val="0"/>
-          <w:numId w:val="3"/>
-        </w:numPr>
-        <w:spacing w:after="30" w:before="30"/>
-      </w:pPr>
-      <w:r>
-        <w:rPr>
-          <w:rFonts w:ascii="Century Gothic" w:cs="Century Gothic" w:eastAsia="Century Gothic" w:hAnsi="Century Gothic"/>
-          <w:color w:val="2C2C2C"/>
-          <w:sz w:val="19"/>
-          <w:szCs w:val="19"/>
-        </w:rPr>
-        <w:t xml:space="preserve">Cross-Functional Collaboration (Engineering, Product, Data Science)</w:t>
-      </w:r>
-    </w:p>
-    <w:p>
-      <w:pPr>
-        <w:pStyle w:val="ListParagraph"/>
-        <w:numPr>
-          <w:ilvl w:val="0"/>
-          <w:numId w:val="3"/>
-        </w:numPr>
-        <w:spacing w:after="30" w:before="30"/>
-      </w:pPr>
-      <w:r>
-        <w:rPr>
-          <w:rFonts w:ascii="Century Gothic" w:cs="Century Gothic" w:eastAsia="Century Gothic" w:hAnsi="Century Gothic"/>
-          <w:color w:val="2C2C2C"/>
+          <w:numId w:val="2"/>
+        </w:numPr>
+        <w:spacing w:before="30" w:after="30"/>
+      </w:pPr>
+      <w:r>
+        <w:rPr>
+          <w:rFonts w:ascii="Century Gothic" w:cs="Century Gothic" w:eastAsia="Century Gothic" w:hAnsi="Century Gothic"/>
+          <w:color w:val="444444"/>
           <w:sz w:val="19"/>
           <w:szCs w:val="19"/>
         </w:rPr>
@@ -670,14 +653,14 @@
         <w:pStyle w:val="ListParagraph"/>
         <w:numPr>
           <w:ilvl w:val="0"/>
-          <w:numId w:val="3"/>
-        </w:numPr>
-        <w:spacing w:after="30" w:before="30"/>
-      </w:pPr>
-      <w:r>
-        <w:rPr>
-          <w:rFonts w:ascii="Century Gothic" w:cs="Century Gothic" w:eastAsia="Century Gothic" w:hAnsi="Century Gothic"/>
-          <w:color w:val="2C2C2C"/>
+          <w:numId w:val="2"/>
+        </w:numPr>
+        <w:spacing w:before="30" w:after="30"/>
+      </w:pPr>
+      <w:r>
+        <w:rPr>
+          <w:rFonts w:ascii="Century Gothic" w:cs="Century Gothic" w:eastAsia="Century Gothic" w:hAnsi="Century Gothic"/>
+          <w:color w:val="444444"/>
           <w:sz w:val="19"/>
           <w:szCs w:val="19"/>
         </w:rPr>
@@ -687,17 +670,16 @@
     <w:p>
       <w:pPr>
         <w:pBdr>
-          <w:bottom w:val="single" w:color="6B3F2A" w:sz="6" w:space="4"/>
+          <w:bottom w:val="single" w:color="6B4226" w:sz="6" w:space="4"/>
         </w:pBdr>
-        <w:spacing w:after="60" w:before="200"/>
-      </w:pPr>
-      <w:r>
-        <w:rPr>
-          <w:rFonts w:ascii="Century Gothic" w:cs="Century Gothic" w:eastAsia="Century Gothic" w:hAnsi="Century Gothic"/>
-          <w:b/>
-          <w:bCs/>
-          <w:color w:val="6B3F2A"/>
-          <w:spacing w:val="60"/>
+        <w:spacing w:before="180" w:after="60"/>
+      </w:pPr>
+      <w:r>
+        <w:rPr>
+          <w:rFonts w:ascii="Century Gothic" w:cs="Century Gothic" w:eastAsia="Century Gothic" w:hAnsi="Century Gothic"/>
+          <w:b/>
+          <w:bCs/>
+          <w:color w:val="6B4226"/>
           <w:sz w:val="22"/>
           <w:szCs w:val="22"/>
         </w:rPr>
@@ -706,17 +688,22 @@
     </w:p>
     <w:p>
       <w:pPr>
+        <w:spacing w:before="40" w:after="0"/>
+      </w:pPr>
+    </w:p>
+    <w:p>
+      <w:pPr>
         <w:tabs>
-          <w:tab w:val="right" w:pos="9360"/>
+          <w:tab w:val="right" w:pos="9026"/>
         </w:tabs>
-        <w:spacing w:after="40" w:before="160"/>
-      </w:pPr>
-      <w:r>
-        <w:rPr>
-          <w:rFonts w:ascii="Century Gothic" w:cs="Century Gothic" w:eastAsia="Century Gothic" w:hAnsi="Century Gothic"/>
-          <w:b/>
-          <w:bCs/>
-          <w:color w:val="2C2C2C"/>
+        <w:spacing w:before="160" w:after="40"/>
+      </w:pPr>
+      <w:r>
+        <w:rPr>
+          <w:rFonts w:ascii="Century Gothic" w:cs="Century Gothic" w:eastAsia="Century Gothic" w:hAnsi="Century Gothic"/>
+          <w:b/>
+          <w:bCs/>
+          <w:color w:val="333333"/>
           <w:sz w:val="20"/>
           <w:szCs w:val="20"/>
         </w:rPr>
@@ -725,7 +712,7 @@
       <w:r>
         <w:rPr>
           <w:rFonts w:ascii="Century Gothic" w:cs="Century Gothic" w:eastAsia="Century Gothic" w:hAnsi="Century Gothic"/>
-          <w:color w:val="555555"/>
+          <w:color w:val="333333"/>
           <w:sz w:val="20"/>
           <w:szCs w:val="20"/>
         </w:rPr>
@@ -736,7 +723,7 @@
           <w:rFonts w:ascii="Century Gothic" w:cs="Century Gothic" w:eastAsia="Century Gothic" w:hAnsi="Century Gothic"/>
           <w:b/>
           <w:bCs/>
-          <w:color w:val="6B3F2A"/>
+          <w:color w:val="333333"/>
           <w:sz w:val="20"/>
           <w:szCs w:val="20"/>
         </w:rPr>
@@ -745,6 +732,8 @@
       <w:r>
         <w:rPr>
           <w:rFonts w:ascii="Century Gothic" w:cs="Century Gothic" w:eastAsia="Century Gothic" w:hAnsi="Century Gothic"/>
+          <w:sz w:val="20"/>
+          <w:szCs w:val="20"/>
         </w:rPr>
         <w:t xml:space="preserve">	</w:t>
       </w:r>
@@ -753,7 +742,7 @@
           <w:rFonts w:ascii="Century Gothic" w:cs="Century Gothic" w:eastAsia="Century Gothic" w:hAnsi="Century Gothic"/>
           <w:i/>
           <w:iCs/>
-          <w:color w:val="555555"/>
+          <w:color w:val="777777"/>
           <w:sz w:val="19"/>
           <w:szCs w:val="19"/>
         </w:rPr>
@@ -762,14 +751,14 @@
     </w:p>
     <w:p>
       <w:pPr>
-        <w:spacing w:after="40" w:before="20"/>
+        <w:spacing w:before="20" w:after="60"/>
       </w:pPr>
       <w:r>
         <w:rPr>
           <w:rFonts w:ascii="Century Gothic" w:cs="Century Gothic" w:eastAsia="Century Gothic" w:hAnsi="Century Gothic"/>
           <w:i/>
           <w:iCs/>
-          <w:color w:val="555555"/>
+          <w:color w:val="777777"/>
           <w:sz w:val="19"/>
           <w:szCs w:val="19"/>
         </w:rPr>
@@ -779,16 +768,16 @@
     <w:p>
       <w:pPr>
         <w:tabs>
-          <w:tab w:val="right" w:pos="9360"/>
+          <w:tab w:val="right" w:pos="9026"/>
         </w:tabs>
-        <w:spacing w:after="40" w:before="160"/>
-      </w:pPr>
-      <w:r>
-        <w:rPr>
-          <w:rFonts w:ascii="Century Gothic" w:cs="Century Gothic" w:eastAsia="Century Gothic" w:hAnsi="Century Gothic"/>
-          <w:b/>
-          <w:bCs/>
-          <w:color w:val="2C2C2C"/>
+        <w:spacing w:before="160" w:after="40"/>
+      </w:pPr>
+      <w:r>
+        <w:rPr>
+          <w:rFonts w:ascii="Century Gothic" w:cs="Century Gothic" w:eastAsia="Century Gothic" w:hAnsi="Century Gothic"/>
+          <w:b/>
+          <w:bCs/>
+          <w:color w:val="333333"/>
           <w:sz w:val="20"/>
           <w:szCs w:val="20"/>
         </w:rPr>
@@ -797,7 +786,7 @@
       <w:r>
         <w:rPr>
           <w:rFonts w:ascii="Century Gothic" w:cs="Century Gothic" w:eastAsia="Century Gothic" w:hAnsi="Century Gothic"/>
-          <w:color w:val="555555"/>
+          <w:color w:val="333333"/>
           <w:sz w:val="20"/>
           <w:szCs w:val="20"/>
         </w:rPr>
@@ -808,7 +797,7 @@
           <w:rFonts w:ascii="Century Gothic" w:cs="Century Gothic" w:eastAsia="Century Gothic" w:hAnsi="Century Gothic"/>
           <w:b/>
           <w:bCs/>
-          <w:color w:val="6B3F2A"/>
+          <w:color w:val="333333"/>
           <w:sz w:val="20"/>
           <w:szCs w:val="20"/>
         </w:rPr>
@@ -817,6 +806,8 @@
       <w:r>
         <w:rPr>
           <w:rFonts w:ascii="Century Gothic" w:cs="Century Gothic" w:eastAsia="Century Gothic" w:hAnsi="Century Gothic"/>
+          <w:sz w:val="20"/>
+          <w:szCs w:val="20"/>
         </w:rPr>
         <w:t xml:space="preserve">	</w:t>
       </w:r>
@@ -825,7 +816,7 @@
           <w:rFonts w:ascii="Century Gothic" w:cs="Century Gothic" w:eastAsia="Century Gothic" w:hAnsi="Century Gothic"/>
           <w:i/>
           <w:iCs/>
-          <w:color w:val="555555"/>
+          <w:color w:val="777777"/>
           <w:sz w:val="19"/>
           <w:szCs w:val="19"/>
         </w:rPr>
@@ -834,14 +825,14 @@
     </w:p>
     <w:p>
       <w:pPr>
-        <w:spacing w:after="40" w:before="20"/>
+        <w:spacing w:before="20" w:after="60"/>
       </w:pPr>
       <w:r>
         <w:rPr>
           <w:rFonts w:ascii="Century Gothic" w:cs="Century Gothic" w:eastAsia="Century Gothic" w:hAnsi="Century Gothic"/>
           <w:i/>
           <w:iCs/>
-          <w:color w:val="555555"/>
+          <w:color w:val="777777"/>
           <w:sz w:val="19"/>
           <w:szCs w:val="19"/>
         </w:rPr>
@@ -853,14 +844,14 @@
         <w:pStyle w:val="ListParagraph"/>
         <w:numPr>
           <w:ilvl w:val="0"/>
-          <w:numId w:val="4"/>
-        </w:numPr>
-        <w:spacing w:after="40" w:before="40"/>
-      </w:pPr>
-      <w:r>
-        <w:rPr>
-          <w:rFonts w:ascii="Century Gothic" w:cs="Century Gothic" w:eastAsia="Century Gothic" w:hAnsi="Century Gothic"/>
-          <w:color w:val="2C2C2C"/>
+          <w:numId w:val="2"/>
+        </w:numPr>
+        <w:spacing w:before="40" w:after="40"/>
+      </w:pPr>
+      <w:r>
+        <w:rPr>
+          <w:rFonts w:ascii="Century Gothic" w:cs="Century Gothic" w:eastAsia="Century Gothic" w:hAnsi="Century Gothic"/>
+          <w:color w:val="444444"/>
           <w:sz w:val="19"/>
           <w:szCs w:val="19"/>
         </w:rPr>
@@ -872,14 +863,14 @@
         <w:pStyle w:val="ListParagraph"/>
         <w:numPr>
           <w:ilvl w:val="0"/>
-          <w:numId w:val="4"/>
-        </w:numPr>
-        <w:spacing w:after="40" w:before="40"/>
-      </w:pPr>
-      <w:r>
-        <w:rPr>
-          <w:rFonts w:ascii="Century Gothic" w:cs="Century Gothic" w:eastAsia="Century Gothic" w:hAnsi="Century Gothic"/>
-          <w:color w:val="2C2C2C"/>
+          <w:numId w:val="2"/>
+        </w:numPr>
+        <w:spacing w:before="40" w:after="40"/>
+      </w:pPr>
+      <w:r>
+        <w:rPr>
+          <w:rFonts w:ascii="Century Gothic" w:cs="Century Gothic" w:eastAsia="Century Gothic" w:hAnsi="Century Gothic"/>
+          <w:color w:val="444444"/>
           <w:sz w:val="19"/>
           <w:szCs w:val="19"/>
         </w:rPr>
@@ -891,14 +882,14 @@
         <w:pStyle w:val="ListParagraph"/>
         <w:numPr>
           <w:ilvl w:val="0"/>
-          <w:numId w:val="4"/>
-        </w:numPr>
-        <w:spacing w:after="40" w:before="40"/>
-      </w:pPr>
-      <w:r>
-        <w:rPr>
-          <w:rFonts w:ascii="Century Gothic" w:cs="Century Gothic" w:eastAsia="Century Gothic" w:hAnsi="Century Gothic"/>
-          <w:color w:val="2C2C2C"/>
+          <w:numId w:val="2"/>
+        </w:numPr>
+        <w:spacing w:before="40" w:after="40"/>
+      </w:pPr>
+      <w:r>
+        <w:rPr>
+          <w:rFonts w:ascii="Century Gothic" w:cs="Century Gothic" w:eastAsia="Century Gothic" w:hAnsi="Century Gothic"/>
+          <w:color w:val="444444"/>
           <w:sz w:val="19"/>
           <w:szCs w:val="19"/>
         </w:rPr>
@@ -908,16 +899,16 @@
     <w:p>
       <w:pPr>
         <w:tabs>
-          <w:tab w:val="right" w:pos="9360"/>
+          <w:tab w:val="right" w:pos="9026"/>
         </w:tabs>
-        <w:spacing w:after="40" w:before="160"/>
-      </w:pPr>
-      <w:r>
-        <w:rPr>
-          <w:rFonts w:ascii="Century Gothic" w:cs="Century Gothic" w:eastAsia="Century Gothic" w:hAnsi="Century Gothic"/>
-          <w:b/>
-          <w:bCs/>
-          <w:color w:val="2C2C2C"/>
+        <w:spacing w:before="160" w:after="40"/>
+      </w:pPr>
+      <w:r>
+        <w:rPr>
+          <w:rFonts w:ascii="Century Gothic" w:cs="Century Gothic" w:eastAsia="Century Gothic" w:hAnsi="Century Gothic"/>
+          <w:b/>
+          <w:bCs/>
+          <w:color w:val="333333"/>
           <w:sz w:val="20"/>
           <w:szCs w:val="20"/>
         </w:rPr>
@@ -926,7 +917,7 @@
       <w:r>
         <w:rPr>
           <w:rFonts w:ascii="Century Gothic" w:cs="Century Gothic" w:eastAsia="Century Gothic" w:hAnsi="Century Gothic"/>
-          <w:color w:val="555555"/>
+          <w:color w:val="333333"/>
           <w:sz w:val="20"/>
           <w:szCs w:val="20"/>
         </w:rPr>
@@ -937,7 +928,7 @@
           <w:rFonts w:ascii="Century Gothic" w:cs="Century Gothic" w:eastAsia="Century Gothic" w:hAnsi="Century Gothic"/>
           <w:b/>
           <w:bCs/>
-          <w:color w:val="6B3F2A"/>
+          <w:color w:val="333333"/>
           <w:sz w:val="20"/>
           <w:szCs w:val="20"/>
         </w:rPr>
@@ -946,6 +937,8 @@
       <w:r>
         <w:rPr>
           <w:rFonts w:ascii="Century Gothic" w:cs="Century Gothic" w:eastAsia="Century Gothic" w:hAnsi="Century Gothic"/>
+          <w:sz w:val="20"/>
+          <w:szCs w:val="20"/>
         </w:rPr>
         <w:t xml:space="preserve">	</w:t>
       </w:r>
@@ -954,7 +947,7 @@
           <w:rFonts w:ascii="Century Gothic" w:cs="Century Gothic" w:eastAsia="Century Gothic" w:hAnsi="Century Gothic"/>
           <w:i/>
           <w:iCs/>
-          <w:color w:val="555555"/>
+          <w:color w:val="777777"/>
           <w:sz w:val="19"/>
           <w:szCs w:val="19"/>
         </w:rPr>
@@ -963,52 +956,52 @@
     </w:p>
     <w:p>
       <w:pPr>
-        <w:spacing w:after="40" w:before="20"/>
+        <w:spacing w:before="20" w:after="60"/>
       </w:pPr>
       <w:r>
         <w:rPr>
           <w:rFonts w:ascii="Century Gothic" w:cs="Century Gothic" w:eastAsia="Century Gothic" w:hAnsi="Century Gothic"/>
           <w:i/>
           <w:iCs/>
-          <w:color w:val="555555"/>
-          <w:sz w:val="19"/>
-          <w:szCs w:val="19"/>
-        </w:rPr>
-        <w:t xml:space="preserve">Enterprise conversational AI platform powering digital assistants for Fortune 500 financial institutions handling 50M+ monthly customer interactions across 3 product lines.</w:t>
-      </w:r>
-    </w:p>
-    <w:p>
-      <w:pPr>
-        <w:pStyle w:val="ListParagraph"/>
-        <w:numPr>
-          <w:ilvl w:val="0"/>
-          <w:numId w:val="4"/>
-        </w:numPr>
-        <w:spacing w:after="40" w:before="40"/>
-      </w:pPr>
-      <w:r>
-        <w:rPr>
-          <w:rFonts w:ascii="Century Gothic" w:cs="Century Gothic" w:eastAsia="Century Gothic" w:hAnsi="Century Gothic"/>
-          <w:color w:val="2C2C2C"/>
-          <w:sz w:val="19"/>
-          <w:szCs w:val="19"/>
-        </w:rPr>
-        <w:t xml:space="preserve">Drove 35% platform adoption increase by owning end-to-end UX roadmap across 3 product lines — including conversational AI systems, AI assistant experiences, and ML-assisted recommendation features — with stakeholder alignment, design strategy, and cross-functional execution</w:t>
-      </w:r>
-    </w:p>
-    <w:p>
-      <w:pPr>
-        <w:pStyle w:val="ListParagraph"/>
-        <w:numPr>
-          <w:ilvl w:val="0"/>
-          <w:numId w:val="4"/>
-        </w:numPr>
-        <w:spacing w:after="40" w:before="40"/>
-      </w:pPr>
-      <w:r>
-        <w:rPr>
-          <w:rFonts w:ascii="Century Gothic" w:cs="Century Gothic" w:eastAsia="Century Gothic" w:hAnsi="Century Gothic"/>
-          <w:color w:val="2C2C2C"/>
+          <w:color w:val="777777"/>
+          <w:sz w:val="19"/>
+          <w:szCs w:val="19"/>
+        </w:rPr>
+        <w:t xml:space="preserve">Enterprise conversational AI platform powering digital assistants for Fortune 500 financial institutions handling 50M+ monthly customer interactions across 4 product lines.</w:t>
+      </w:r>
+    </w:p>
+    <w:p>
+      <w:pPr>
+        <w:pStyle w:val="ListParagraph"/>
+        <w:numPr>
+          <w:ilvl w:val="0"/>
+          <w:numId w:val="2"/>
+        </w:numPr>
+        <w:spacing w:before="40" w:after="40"/>
+      </w:pPr>
+      <w:r>
+        <w:rPr>
+          <w:rFonts w:ascii="Century Gothic" w:cs="Century Gothic" w:eastAsia="Century Gothic" w:hAnsi="Century Gothic"/>
+          <w:color w:val="444444"/>
+          <w:sz w:val="19"/>
+          <w:szCs w:val="19"/>
+        </w:rPr>
+        <w:t xml:space="preserve">Drove 35% platform adoption increase by owning end-to-end UX roadmap across 4 product lines — including stakeholder alignment, design strategy, and cross-functional execution</w:t>
+      </w:r>
+    </w:p>
+    <w:p>
+      <w:pPr>
+        <w:pStyle w:val="ListParagraph"/>
+        <w:numPr>
+          <w:ilvl w:val="0"/>
+          <w:numId w:val="2"/>
+        </w:numPr>
+        <w:spacing w:before="40" w:after="40"/>
+      </w:pPr>
+      <w:r>
+        <w:rPr>
+          <w:rFonts w:ascii="Century Gothic" w:cs="Century Gothic" w:eastAsia="Century Gothic" w:hAnsi="Century Gothic"/>
+          <w:color w:val="444444"/>
           <w:sz w:val="19"/>
           <w:szCs w:val="19"/>
         </w:rPr>
@@ -1020,33 +1013,33 @@
         <w:pStyle w:val="ListParagraph"/>
         <w:numPr>
           <w:ilvl w:val="0"/>
-          <w:numId w:val="4"/>
-        </w:numPr>
-        <w:spacing w:after="40" w:before="40"/>
-      </w:pPr>
-      <w:r>
-        <w:rPr>
-          <w:rFonts w:ascii="Century Gothic" w:cs="Century Gothic" w:eastAsia="Century Gothic" w:hAnsi="Century Gothic"/>
-          <w:color w:val="2C2C2C"/>
-          <w:sz w:val="19"/>
-          <w:szCs w:val="19"/>
-        </w:rPr>
-        <w:t xml:space="preserve">Built real-time analytics dashboards and ML-assisted recommendation systems supporting performance optimization across 200+ use cases for Fortune 500 banking clients</w:t>
-      </w:r>
-    </w:p>
-    <w:p>
-      <w:pPr>
-        <w:pStyle w:val="ListParagraph"/>
-        <w:numPr>
-          <w:ilvl w:val="0"/>
-          <w:numId w:val="4"/>
-        </w:numPr>
-        <w:spacing w:after="40" w:before="40"/>
-      </w:pPr>
-      <w:r>
-        <w:rPr>
-          <w:rFonts w:ascii="Century Gothic" w:cs="Century Gothic" w:eastAsia="Century Gothic" w:hAnsi="Century Gothic"/>
-          <w:color w:val="2C2C2C"/>
+          <w:numId w:val="2"/>
+        </w:numPr>
+        <w:spacing w:before="40" w:after="40"/>
+      </w:pPr>
+      <w:r>
+        <w:rPr>
+          <w:rFonts w:ascii="Century Gothic" w:cs="Century Gothic" w:eastAsia="Century Gothic" w:hAnsi="Century Gothic"/>
+          <w:color w:val="444444"/>
+          <w:sz w:val="19"/>
+          <w:szCs w:val="19"/>
+        </w:rPr>
+        <w:t xml:space="preserve">Built real-time analytics dashboards supporting performance optimization across 200+ use cases for Fortune 500 banking clients</w:t>
+      </w:r>
+    </w:p>
+    <w:p>
+      <w:pPr>
+        <w:pStyle w:val="ListParagraph"/>
+        <w:numPr>
+          <w:ilvl w:val="0"/>
+          <w:numId w:val="2"/>
+        </w:numPr>
+        <w:spacing w:before="40" w:after="40"/>
+      </w:pPr>
+      <w:r>
+        <w:rPr>
+          <w:rFonts w:ascii="Century Gothic" w:cs="Century Gothic" w:eastAsia="Century Gothic" w:hAnsi="Century Gothic"/>
+          <w:color w:val="444444"/>
           <w:sz w:val="19"/>
           <w:szCs w:val="19"/>
         </w:rPr>
@@ -1056,16 +1049,16 @@
     <w:p>
       <w:pPr>
         <w:tabs>
-          <w:tab w:val="right" w:pos="9360"/>
+          <w:tab w:val="right" w:pos="9026"/>
         </w:tabs>
-        <w:spacing w:after="40" w:before="160"/>
-      </w:pPr>
-      <w:r>
-        <w:rPr>
-          <w:rFonts w:ascii="Century Gothic" w:cs="Century Gothic" w:eastAsia="Century Gothic" w:hAnsi="Century Gothic"/>
-          <w:b/>
-          <w:bCs/>
-          <w:color w:val="2C2C2C"/>
+        <w:spacing w:before="160" w:after="40"/>
+      </w:pPr>
+      <w:r>
+        <w:rPr>
+          <w:rFonts w:ascii="Century Gothic" w:cs="Century Gothic" w:eastAsia="Century Gothic" w:hAnsi="Century Gothic"/>
+          <w:b/>
+          <w:bCs/>
+          <w:color w:val="333333"/>
           <w:sz w:val="20"/>
           <w:szCs w:val="20"/>
         </w:rPr>
@@ -1074,7 +1067,7 @@
       <w:r>
         <w:rPr>
           <w:rFonts w:ascii="Century Gothic" w:cs="Century Gothic" w:eastAsia="Century Gothic" w:hAnsi="Century Gothic"/>
-          <w:color w:val="555555"/>
+          <w:color w:val="333333"/>
           <w:sz w:val="20"/>
           <w:szCs w:val="20"/>
         </w:rPr>
@@ -1085,7 +1078,7 @@
           <w:rFonts w:ascii="Century Gothic" w:cs="Century Gothic" w:eastAsia="Century Gothic" w:hAnsi="Century Gothic"/>
           <w:b/>
           <w:bCs/>
-          <w:color w:val="6B3F2A"/>
+          <w:color w:val="333333"/>
           <w:sz w:val="20"/>
           <w:szCs w:val="20"/>
         </w:rPr>
@@ -1094,6 +1087,8 @@
       <w:r>
         <w:rPr>
           <w:rFonts w:ascii="Century Gothic" w:cs="Century Gothic" w:eastAsia="Century Gothic" w:hAnsi="Century Gothic"/>
+          <w:sz w:val="20"/>
+          <w:szCs w:val="20"/>
         </w:rPr>
         <w:t xml:space="preserve">	</w:t>
       </w:r>
@@ -1102,7 +1097,7 @@
           <w:rFonts w:ascii="Century Gothic" w:cs="Century Gothic" w:eastAsia="Century Gothic" w:hAnsi="Century Gothic"/>
           <w:i/>
           <w:iCs/>
-          <w:color w:val="555555"/>
+          <w:color w:val="777777"/>
           <w:sz w:val="19"/>
           <w:szCs w:val="19"/>
         </w:rPr>
@@ -1111,14 +1106,14 @@
     </w:p>
     <w:p>
       <w:pPr>
-        <w:spacing w:after="40" w:before="20"/>
+        <w:spacing w:before="20" w:after="60"/>
       </w:pPr>
       <w:r>
         <w:rPr>
           <w:rFonts w:ascii="Century Gothic" w:cs="Century Gothic" w:eastAsia="Century Gothic" w:hAnsi="Century Gothic"/>
           <w:i/>
           <w:iCs/>
-          <w:color w:val="555555"/>
+          <w:color w:val="777777"/>
           <w:sz w:val="19"/>
           <w:szCs w:val="19"/>
         </w:rPr>
@@ -1130,14 +1125,14 @@
         <w:pStyle w:val="ListParagraph"/>
         <w:numPr>
           <w:ilvl w:val="0"/>
-          <w:numId w:val="4"/>
-        </w:numPr>
-        <w:spacing w:after="40" w:before="40"/>
-      </w:pPr>
-      <w:r>
-        <w:rPr>
-          <w:rFonts w:ascii="Century Gothic" w:cs="Century Gothic" w:eastAsia="Century Gothic" w:hAnsi="Century Gothic"/>
-          <w:color w:val="2C2C2C"/>
+          <w:numId w:val="2"/>
+        </w:numPr>
+        <w:spacing w:before="40" w:after="40"/>
+      </w:pPr>
+      <w:r>
+        <w:rPr>
+          <w:rFonts w:ascii="Century Gothic" w:cs="Century Gothic" w:eastAsia="Century Gothic" w:hAnsi="Century Gothic"/>
+          <w:color w:val="444444"/>
           <w:sz w:val="19"/>
           <w:szCs w:val="19"/>
         </w:rPr>
@@ -1149,14 +1144,14 @@
         <w:pStyle w:val="ListParagraph"/>
         <w:numPr>
           <w:ilvl w:val="0"/>
-          <w:numId w:val="4"/>
-        </w:numPr>
-        <w:spacing w:after="40" w:before="40"/>
-      </w:pPr>
-      <w:r>
-        <w:rPr>
-          <w:rFonts w:ascii="Century Gothic" w:cs="Century Gothic" w:eastAsia="Century Gothic" w:hAnsi="Century Gothic"/>
-          <w:color w:val="2C2C2C"/>
+          <w:numId w:val="2"/>
+        </w:numPr>
+        <w:spacing w:before="40" w:after="40"/>
+      </w:pPr>
+      <w:r>
+        <w:rPr>
+          <w:rFonts w:ascii="Century Gothic" w:cs="Century Gothic" w:eastAsia="Century Gothic" w:hAnsi="Century Gothic"/>
+          <w:color w:val="444444"/>
           <w:sz w:val="19"/>
           <w:szCs w:val="19"/>
         </w:rPr>
@@ -1168,14 +1163,14 @@
         <w:pStyle w:val="ListParagraph"/>
         <w:numPr>
           <w:ilvl w:val="0"/>
-          <w:numId w:val="4"/>
-        </w:numPr>
-        <w:spacing w:after="40" w:before="40"/>
-      </w:pPr>
-      <w:r>
-        <w:rPr>
-          <w:rFonts w:ascii="Century Gothic" w:cs="Century Gothic" w:eastAsia="Century Gothic" w:hAnsi="Century Gothic"/>
-          <w:color w:val="2C2C2C"/>
+          <w:numId w:val="2"/>
+        </w:numPr>
+        <w:spacing w:before="40" w:after="40"/>
+      </w:pPr>
+      <w:r>
+        <w:rPr>
+          <w:rFonts w:ascii="Century Gothic" w:cs="Century Gothic" w:eastAsia="Century Gothic" w:hAnsi="Century Gothic"/>
+          <w:color w:val="444444"/>
           <w:sz w:val="19"/>
           <w:szCs w:val="19"/>
         </w:rPr>
@@ -1187,33 +1182,33 @@
         <w:pStyle w:val="ListParagraph"/>
         <w:numPr>
           <w:ilvl w:val="0"/>
-          <w:numId w:val="4"/>
-        </w:numPr>
-        <w:spacing w:after="40" w:before="40"/>
-      </w:pPr>
-      <w:r>
-        <w:rPr>
-          <w:rFonts w:ascii="Century Gothic" w:cs="Century Gothic" w:eastAsia="Century Gothic" w:hAnsi="Century Gothic"/>
-          <w:color w:val="2C2C2C"/>
-          <w:sz w:val="19"/>
-          <w:szCs w:val="19"/>
-        </w:rPr>
-        <w:t xml:space="preserve">Partnered with ML engineers to design model training interfaces and ML-assisted recommendation and prediction systems for custom anomaly detection algorithms</w:t>
-      </w:r>
-    </w:p>
-    <w:p>
-      <w:pPr>
-        <w:pStyle w:val="ListParagraph"/>
-        <w:numPr>
-          <w:ilvl w:val="0"/>
-          <w:numId w:val="4"/>
-        </w:numPr>
-        <w:spacing w:after="40" w:before="40"/>
-      </w:pPr>
-      <w:r>
-        <w:rPr>
-          <w:rFonts w:ascii="Century Gothic" w:cs="Century Gothic" w:eastAsia="Century Gothic" w:hAnsi="Century Gothic"/>
-          <w:color w:val="2C2C2C"/>
+          <w:numId w:val="2"/>
+        </w:numPr>
+        <w:spacing w:before="40" w:after="40"/>
+      </w:pPr>
+      <w:r>
+        <w:rPr>
+          <w:rFonts w:ascii="Century Gothic" w:cs="Century Gothic" w:eastAsia="Century Gothic" w:hAnsi="Century Gothic"/>
+          <w:color w:val="444444"/>
+          <w:sz w:val="19"/>
+          <w:szCs w:val="19"/>
+        </w:rPr>
+        <w:t xml:space="preserve">Partnered with ML engineers to design model training interfaces for custom anomaly detection algorithms</w:t>
+      </w:r>
+    </w:p>
+    <w:p>
+      <w:pPr>
+        <w:pStyle w:val="ListParagraph"/>
+        <w:numPr>
+          <w:ilvl w:val="0"/>
+          <w:numId w:val="2"/>
+        </w:numPr>
+        <w:spacing w:before="40" w:after="40"/>
+      </w:pPr>
+      <w:r>
+        <w:rPr>
+          <w:rFonts w:ascii="Century Gothic" w:cs="Century Gothic" w:eastAsia="Century Gothic" w:hAnsi="Century Gothic"/>
+          <w:color w:val="444444"/>
           <w:sz w:val="19"/>
           <w:szCs w:val="19"/>
         </w:rPr>
@@ -1223,16 +1218,16 @@
     <w:p>
       <w:pPr>
         <w:tabs>
-          <w:tab w:val="right" w:pos="9360"/>
+          <w:tab w:val="right" w:pos="9026"/>
         </w:tabs>
-        <w:spacing w:after="40" w:before="160"/>
-      </w:pPr>
-      <w:r>
-        <w:rPr>
-          <w:rFonts w:ascii="Century Gothic" w:cs="Century Gothic" w:eastAsia="Century Gothic" w:hAnsi="Century Gothic"/>
-          <w:b/>
-          <w:bCs/>
-          <w:color w:val="2C2C2C"/>
+        <w:spacing w:before="160" w:after="40"/>
+      </w:pPr>
+      <w:r>
+        <w:rPr>
+          <w:rFonts w:ascii="Century Gothic" w:cs="Century Gothic" w:eastAsia="Century Gothic" w:hAnsi="Century Gothic"/>
+          <w:b/>
+          <w:bCs/>
+          <w:color w:val="333333"/>
           <w:sz w:val="20"/>
           <w:szCs w:val="20"/>
         </w:rPr>
@@ -1241,7 +1236,7 @@
       <w:r>
         <w:rPr>
           <w:rFonts w:ascii="Century Gothic" w:cs="Century Gothic" w:eastAsia="Century Gothic" w:hAnsi="Century Gothic"/>
-          <w:color w:val="555555"/>
+          <w:color w:val="333333"/>
           <w:sz w:val="20"/>
           <w:szCs w:val="20"/>
         </w:rPr>
@@ -1252,7 +1247,7 @@
           <w:rFonts w:ascii="Century Gothic" w:cs="Century Gothic" w:eastAsia="Century Gothic" w:hAnsi="Century Gothic"/>
           <w:b/>
           <w:bCs/>
-          <w:color w:val="6B3F2A"/>
+          <w:color w:val="333333"/>
           <w:sz w:val="20"/>
           <w:szCs w:val="20"/>
         </w:rPr>
@@ -1261,6 +1256,8 @@
       <w:r>
         <w:rPr>
           <w:rFonts w:ascii="Century Gothic" w:cs="Century Gothic" w:eastAsia="Century Gothic" w:hAnsi="Century Gothic"/>
+          <w:sz w:val="20"/>
+          <w:szCs w:val="20"/>
         </w:rPr>
         <w:t xml:space="preserve">	</w:t>
       </w:r>
@@ -1269,7 +1266,7 @@
           <w:rFonts w:ascii="Century Gothic" w:cs="Century Gothic" w:eastAsia="Century Gothic" w:hAnsi="Century Gothic"/>
           <w:i/>
           <w:iCs/>
-          <w:color w:val="555555"/>
+          <w:color w:val="777777"/>
           <w:sz w:val="19"/>
           <w:szCs w:val="19"/>
         </w:rPr>
@@ -1278,14 +1275,14 @@
     </w:p>
     <w:p>
       <w:pPr>
-        <w:spacing w:after="40" w:before="20"/>
+        <w:spacing w:before="20" w:after="60"/>
       </w:pPr>
       <w:r>
         <w:rPr>
           <w:rFonts w:ascii="Century Gothic" w:cs="Century Gothic" w:eastAsia="Century Gothic" w:hAnsi="Century Gothic"/>
           <w:i/>
           <w:iCs/>
-          <w:color w:val="555555"/>
+          <w:color w:val="777777"/>
           <w:sz w:val="19"/>
           <w:szCs w:val="19"/>
         </w:rPr>
@@ -1297,14 +1294,14 @@
         <w:pStyle w:val="ListParagraph"/>
         <w:numPr>
           <w:ilvl w:val="0"/>
-          <w:numId w:val="4"/>
-        </w:numPr>
-        <w:spacing w:after="40" w:before="40"/>
-      </w:pPr>
-      <w:r>
-        <w:rPr>
-          <w:rFonts w:ascii="Century Gothic" w:cs="Century Gothic" w:eastAsia="Century Gothic" w:hAnsi="Century Gothic"/>
-          <w:color w:val="2C2C2C"/>
+          <w:numId w:val="2"/>
+        </w:numPr>
+        <w:spacing w:before="40" w:after="40"/>
+      </w:pPr>
+      <w:r>
+        <w:rPr>
+          <w:rFonts w:ascii="Century Gothic" w:cs="Century Gothic" w:eastAsia="Century Gothic" w:hAnsi="Century Gothic"/>
+          <w:color w:val="444444"/>
           <w:sz w:val="19"/>
           <w:szCs w:val="19"/>
         </w:rPr>
@@ -1316,14 +1313,14 @@
         <w:pStyle w:val="ListParagraph"/>
         <w:numPr>
           <w:ilvl w:val="0"/>
-          <w:numId w:val="4"/>
-        </w:numPr>
-        <w:spacing w:after="40" w:before="40"/>
-      </w:pPr>
-      <w:r>
-        <w:rPr>
-          <w:rFonts w:ascii="Century Gothic" w:cs="Century Gothic" w:eastAsia="Century Gothic" w:hAnsi="Century Gothic"/>
-          <w:color w:val="2C2C2C"/>
+          <w:numId w:val="2"/>
+        </w:numPr>
+        <w:spacing w:before="40" w:after="40"/>
+      </w:pPr>
+      <w:r>
+        <w:rPr>
+          <w:rFonts w:ascii="Century Gothic" w:cs="Century Gothic" w:eastAsia="Century Gothic" w:hAnsi="Century Gothic"/>
+          <w:color w:val="444444"/>
           <w:sz w:val="19"/>
           <w:szCs w:val="19"/>
         </w:rPr>
@@ -1335,14 +1332,14 @@
         <w:pStyle w:val="ListParagraph"/>
         <w:numPr>
           <w:ilvl w:val="0"/>
-          <w:numId w:val="4"/>
-        </w:numPr>
-        <w:spacing w:after="40" w:before="40"/>
-      </w:pPr>
-      <w:r>
-        <w:rPr>
-          <w:rFonts w:ascii="Century Gothic" w:cs="Century Gothic" w:eastAsia="Century Gothic" w:hAnsi="Century Gothic"/>
-          <w:color w:val="2C2C2C"/>
+          <w:numId w:val="2"/>
+        </w:numPr>
+        <w:spacing w:before="40" w:after="40"/>
+      </w:pPr>
+      <w:r>
+        <w:rPr>
+          <w:rFonts w:ascii="Century Gothic" w:cs="Century Gothic" w:eastAsia="Century Gothic" w:hAnsi="Century Gothic"/>
+          <w:color w:val="444444"/>
           <w:sz w:val="19"/>
           <w:szCs w:val="19"/>
         </w:rPr>
@@ -1354,14 +1351,14 @@
         <w:pStyle w:val="ListParagraph"/>
         <w:numPr>
           <w:ilvl w:val="0"/>
-          <w:numId w:val="4"/>
-        </w:numPr>
-        <w:spacing w:after="40" w:before="40"/>
-      </w:pPr>
-      <w:r>
-        <w:rPr>
-          <w:rFonts w:ascii="Century Gothic" w:cs="Century Gothic" w:eastAsia="Century Gothic" w:hAnsi="Century Gothic"/>
-          <w:color w:val="2C2C2C"/>
+          <w:numId w:val="2"/>
+        </w:numPr>
+        <w:spacing w:before="40" w:after="40"/>
+      </w:pPr>
+      <w:r>
+        <w:rPr>
+          <w:rFonts w:ascii="Century Gothic" w:cs="Century Gothic" w:eastAsia="Century Gothic" w:hAnsi="Century Gothic"/>
+          <w:color w:val="444444"/>
           <w:sz w:val="19"/>
           <w:szCs w:val="19"/>
         </w:rPr>
@@ -1371,16 +1368,16 @@
     <w:p>
       <w:pPr>
         <w:tabs>
-          <w:tab w:val="right" w:pos="9360"/>
+          <w:tab w:val="right" w:pos="9026"/>
         </w:tabs>
-        <w:spacing w:after="40" w:before="160"/>
-      </w:pPr>
-      <w:r>
-        <w:rPr>
-          <w:rFonts w:ascii="Century Gothic" w:cs="Century Gothic" w:eastAsia="Century Gothic" w:hAnsi="Century Gothic"/>
-          <w:b/>
-          <w:bCs/>
-          <w:color w:val="2C2C2C"/>
+        <w:spacing w:before="160" w:after="40"/>
+      </w:pPr>
+      <w:r>
+        <w:rPr>
+          <w:rFonts w:ascii="Century Gothic" w:cs="Century Gothic" w:eastAsia="Century Gothic" w:hAnsi="Century Gothic"/>
+          <w:b/>
+          <w:bCs/>
+          <w:color w:val="333333"/>
           <w:sz w:val="20"/>
           <w:szCs w:val="20"/>
         </w:rPr>
@@ -1389,7 +1386,7 @@
       <w:r>
         <w:rPr>
           <w:rFonts w:ascii="Century Gothic" w:cs="Century Gothic" w:eastAsia="Century Gothic" w:hAnsi="Century Gothic"/>
-          <w:color w:val="555555"/>
+          <w:color w:val="333333"/>
           <w:sz w:val="20"/>
           <w:szCs w:val="20"/>
         </w:rPr>
@@ -1400,7 +1397,7 @@
           <w:rFonts w:ascii="Century Gothic" w:cs="Century Gothic" w:eastAsia="Century Gothic" w:hAnsi="Century Gothic"/>
           <w:b/>
           <w:bCs/>
-          <w:color w:val="6B3F2A"/>
+          <w:color w:val="333333"/>
           <w:sz w:val="20"/>
           <w:szCs w:val="20"/>
         </w:rPr>
@@ -1409,6 +1406,8 @@
       <w:r>
         <w:rPr>
           <w:rFonts w:ascii="Century Gothic" w:cs="Century Gothic" w:eastAsia="Century Gothic" w:hAnsi="Century Gothic"/>
+          <w:sz w:val="20"/>
+          <w:szCs w:val="20"/>
         </w:rPr>
         <w:t xml:space="preserve">	</w:t>
       </w:r>
@@ -1417,7 +1416,7 @@
           <w:rFonts w:ascii="Century Gothic" w:cs="Century Gothic" w:eastAsia="Century Gothic" w:hAnsi="Century Gothic"/>
           <w:i/>
           <w:iCs/>
-          <w:color w:val="555555"/>
+          <w:color w:val="777777"/>
           <w:sz w:val="19"/>
           <w:szCs w:val="19"/>
         </w:rPr>
@@ -1426,14 +1425,14 @@
     </w:p>
     <w:p>
       <w:pPr>
-        <w:spacing w:after="40" w:before="20"/>
+        <w:spacing w:before="20" w:after="60"/>
       </w:pPr>
       <w:r>
         <w:rPr>
           <w:rFonts w:ascii="Century Gothic" w:cs="Century Gothic" w:eastAsia="Century Gothic" w:hAnsi="Century Gothic"/>
           <w:i/>
           <w:iCs/>
-          <w:color w:val="555555"/>
+          <w:color w:val="777777"/>
           <w:sz w:val="19"/>
           <w:szCs w:val="19"/>
         </w:rPr>
@@ -1445,14 +1444,14 @@
         <w:pStyle w:val="ListParagraph"/>
         <w:numPr>
           <w:ilvl w:val="0"/>
-          <w:numId w:val="4"/>
-        </w:numPr>
-        <w:spacing w:after="40" w:before="40"/>
-      </w:pPr>
-      <w:r>
-        <w:rPr>
-          <w:rFonts w:ascii="Century Gothic" w:cs="Century Gothic" w:eastAsia="Century Gothic" w:hAnsi="Century Gothic"/>
-          <w:color w:val="2C2C2C"/>
+          <w:numId w:val="2"/>
+        </w:numPr>
+        <w:spacing w:before="40" w:after="40"/>
+      </w:pPr>
+      <w:r>
+        <w:rPr>
+          <w:rFonts w:ascii="Century Gothic" w:cs="Century Gothic" w:eastAsia="Century Gothic" w:hAnsi="Century Gothic"/>
+          <w:color w:val="444444"/>
           <w:sz w:val="19"/>
           <w:szCs w:val="19"/>
         </w:rPr>
@@ -1464,14 +1463,14 @@
         <w:pStyle w:val="ListParagraph"/>
         <w:numPr>
           <w:ilvl w:val="0"/>
-          <w:numId w:val="4"/>
-        </w:numPr>
-        <w:spacing w:after="40" w:before="40"/>
-      </w:pPr>
-      <w:r>
-        <w:rPr>
-          <w:rFonts w:ascii="Century Gothic" w:cs="Century Gothic" w:eastAsia="Century Gothic" w:hAnsi="Century Gothic"/>
-          <w:color w:val="2C2C2C"/>
+          <w:numId w:val="2"/>
+        </w:numPr>
+        <w:spacing w:before="40" w:after="40"/>
+      </w:pPr>
+      <w:r>
+        <w:rPr>
+          <w:rFonts w:ascii="Century Gothic" w:cs="Century Gothic" w:eastAsia="Century Gothic" w:hAnsi="Century Gothic"/>
+          <w:color w:val="444444"/>
           <w:sz w:val="19"/>
           <w:szCs w:val="19"/>
         </w:rPr>
@@ -1483,14 +1482,14 @@
         <w:pStyle w:val="ListParagraph"/>
         <w:numPr>
           <w:ilvl w:val="0"/>
-          <w:numId w:val="4"/>
-        </w:numPr>
-        <w:spacing w:after="40" w:before="40"/>
-      </w:pPr>
-      <w:r>
-        <w:rPr>
-          <w:rFonts w:ascii="Century Gothic" w:cs="Century Gothic" w:eastAsia="Century Gothic" w:hAnsi="Century Gothic"/>
-          <w:color w:val="2C2C2C"/>
+          <w:numId w:val="2"/>
+        </w:numPr>
+        <w:spacing w:before="40" w:after="40"/>
+      </w:pPr>
+      <w:r>
+        <w:rPr>
+          <w:rFonts w:ascii="Century Gothic" w:cs="Century Gothic" w:eastAsia="Century Gothic" w:hAnsi="Century Gothic"/>
+          <w:color w:val="444444"/>
           <w:sz w:val="19"/>
           <w:szCs w:val="19"/>
         </w:rPr>
@@ -1500,16 +1499,16 @@
     <w:p>
       <w:pPr>
         <w:tabs>
-          <w:tab w:val="right" w:pos="9360"/>
+          <w:tab w:val="right" w:pos="9026"/>
         </w:tabs>
-        <w:spacing w:after="40" w:before="160"/>
-      </w:pPr>
-      <w:r>
-        <w:rPr>
-          <w:rFonts w:ascii="Century Gothic" w:cs="Century Gothic" w:eastAsia="Century Gothic" w:hAnsi="Century Gothic"/>
-          <w:b/>
-          <w:bCs/>
-          <w:color w:val="2C2C2C"/>
+        <w:spacing w:before="160" w:after="40"/>
+      </w:pPr>
+      <w:r>
+        <w:rPr>
+          <w:rFonts w:ascii="Century Gothic" w:cs="Century Gothic" w:eastAsia="Century Gothic" w:hAnsi="Century Gothic"/>
+          <w:b/>
+          <w:bCs/>
+          <w:color w:val="333333"/>
           <w:sz w:val="20"/>
           <w:szCs w:val="20"/>
         </w:rPr>
@@ -1518,7 +1517,7 @@
       <w:r>
         <w:rPr>
           <w:rFonts w:ascii="Century Gothic" w:cs="Century Gothic" w:eastAsia="Century Gothic" w:hAnsi="Century Gothic"/>
-          <w:color w:val="555555"/>
+          <w:color w:val="333333"/>
           <w:sz w:val="20"/>
           <w:szCs w:val="20"/>
         </w:rPr>
@@ -1529,7 +1528,7 @@
           <w:rFonts w:ascii="Century Gothic" w:cs="Century Gothic" w:eastAsia="Century Gothic" w:hAnsi="Century Gothic"/>
           <w:b/>
           <w:bCs/>
-          <w:color w:val="6B3F2A"/>
+          <w:color w:val="333333"/>
           <w:sz w:val="20"/>
           <w:szCs w:val="20"/>
         </w:rPr>
@@ -1538,6 +1537,8 @@
       <w:r>
         <w:rPr>
           <w:rFonts w:ascii="Century Gothic" w:cs="Century Gothic" w:eastAsia="Century Gothic" w:hAnsi="Century Gothic"/>
+          <w:sz w:val="20"/>
+          <w:szCs w:val="20"/>
         </w:rPr>
         <w:t xml:space="preserve">	</w:t>
       </w:r>
@@ -1546,7 +1547,7 @@
           <w:rFonts w:ascii="Century Gothic" w:cs="Century Gothic" w:eastAsia="Century Gothic" w:hAnsi="Century Gothic"/>
           <w:i/>
           <w:iCs/>
-          <w:color w:val="555555"/>
+          <w:color w:val="777777"/>
           <w:sz w:val="19"/>
           <w:szCs w:val="19"/>
         </w:rPr>
@@ -1555,14 +1556,14 @@
     </w:p>
     <w:p>
       <w:pPr>
-        <w:spacing w:after="40" w:before="20"/>
+        <w:spacing w:before="20" w:after="60"/>
       </w:pPr>
       <w:r>
         <w:rPr>
           <w:rFonts w:ascii="Century Gothic" w:cs="Century Gothic" w:eastAsia="Century Gothic" w:hAnsi="Century Gothic"/>
           <w:i/>
           <w:iCs/>
-          <w:color w:val="555555"/>
+          <w:color w:val="777777"/>
           <w:sz w:val="19"/>
           <w:szCs w:val="19"/>
         </w:rPr>
@@ -1574,14 +1575,14 @@
         <w:pStyle w:val="ListParagraph"/>
         <w:numPr>
           <w:ilvl w:val="0"/>
-          <w:numId w:val="4"/>
-        </w:numPr>
-        <w:spacing w:after="40" w:before="40"/>
-      </w:pPr>
-      <w:r>
-        <w:rPr>
-          <w:rFonts w:ascii="Century Gothic" w:cs="Century Gothic" w:eastAsia="Century Gothic" w:hAnsi="Century Gothic"/>
-          <w:color w:val="2C2C2C"/>
+          <w:numId w:val="2"/>
+        </w:numPr>
+        <w:spacing w:before="40" w:after="40"/>
+      </w:pPr>
+      <w:r>
+        <w:rPr>
+          <w:rFonts w:ascii="Century Gothic" w:cs="Century Gothic" w:eastAsia="Century Gothic" w:hAnsi="Century Gothic"/>
+          <w:color w:val="444444"/>
           <w:sz w:val="19"/>
           <w:szCs w:val="19"/>
         </w:rPr>
@@ -1593,14 +1594,14 @@
         <w:pStyle w:val="ListParagraph"/>
         <w:numPr>
           <w:ilvl w:val="0"/>
-          <w:numId w:val="4"/>
-        </w:numPr>
-        <w:spacing w:after="40" w:before="40"/>
-      </w:pPr>
-      <w:r>
-        <w:rPr>
-          <w:rFonts w:ascii="Century Gothic" w:cs="Century Gothic" w:eastAsia="Century Gothic" w:hAnsi="Century Gothic"/>
-          <w:color w:val="2C2C2C"/>
+          <w:numId w:val="2"/>
+        </w:numPr>
+        <w:spacing w:before="40" w:after="40"/>
+      </w:pPr>
+      <w:r>
+        <w:rPr>
+          <w:rFonts w:ascii="Century Gothic" w:cs="Century Gothic" w:eastAsia="Century Gothic" w:hAnsi="Century Gothic"/>
+          <w:color w:val="444444"/>
           <w:sz w:val="19"/>
           <w:szCs w:val="19"/>
         </w:rPr>
@@ -1612,14 +1613,14 @@
         <w:pStyle w:val="ListParagraph"/>
         <w:numPr>
           <w:ilvl w:val="0"/>
-          <w:numId w:val="4"/>
-        </w:numPr>
-        <w:spacing w:after="40" w:before="40"/>
-      </w:pPr>
-      <w:r>
-        <w:rPr>
-          <w:rFonts w:ascii="Century Gothic" w:cs="Century Gothic" w:eastAsia="Century Gothic" w:hAnsi="Century Gothic"/>
-          <w:color w:val="2C2C2C"/>
+          <w:numId w:val="2"/>
+        </w:numPr>
+        <w:spacing w:before="40" w:after="40"/>
+      </w:pPr>
+      <w:r>
+        <w:rPr>
+          <w:rFonts w:ascii="Century Gothic" w:cs="Century Gothic" w:eastAsia="Century Gothic" w:hAnsi="Century Gothic"/>
+          <w:color w:val="444444"/>
           <w:sz w:val="19"/>
           <w:szCs w:val="19"/>
         </w:rPr>
@@ -1629,16 +1630,16 @@
     <w:p>
       <w:pPr>
         <w:tabs>
-          <w:tab w:val="right" w:pos="9360"/>
+          <w:tab w:val="right" w:pos="9026"/>
         </w:tabs>
-        <w:spacing w:after="40" w:before="160"/>
-      </w:pPr>
-      <w:r>
-        <w:rPr>
-          <w:rFonts w:ascii="Century Gothic" w:cs="Century Gothic" w:eastAsia="Century Gothic" w:hAnsi="Century Gothic"/>
-          <w:b/>
-          <w:bCs/>
-          <w:color w:val="2C2C2C"/>
+        <w:spacing w:before="160" w:after="40"/>
+      </w:pPr>
+      <w:r>
+        <w:rPr>
+          <w:rFonts w:ascii="Century Gothic" w:cs="Century Gothic" w:eastAsia="Century Gothic" w:hAnsi="Century Gothic"/>
+          <w:b/>
+          <w:bCs/>
+          <w:color w:val="333333"/>
           <w:sz w:val="20"/>
           <w:szCs w:val="20"/>
         </w:rPr>
@@ -1647,7 +1648,7 @@
       <w:r>
         <w:rPr>
           <w:rFonts w:ascii="Century Gothic" w:cs="Century Gothic" w:eastAsia="Century Gothic" w:hAnsi="Century Gothic"/>
-          <w:color w:val="555555"/>
+          <w:color w:val="333333"/>
           <w:sz w:val="20"/>
           <w:szCs w:val="20"/>
         </w:rPr>
@@ -1658,7 +1659,7 @@
           <w:rFonts w:ascii="Century Gothic" w:cs="Century Gothic" w:eastAsia="Century Gothic" w:hAnsi="Century Gothic"/>
           <w:b/>
           <w:bCs/>
-          <w:color w:val="6B3F2A"/>
+          <w:color w:val="333333"/>
           <w:sz w:val="20"/>
           <w:szCs w:val="20"/>
         </w:rPr>
@@ -1667,6 +1668,8 @@
       <w:r>
         <w:rPr>
           <w:rFonts w:ascii="Century Gothic" w:cs="Century Gothic" w:eastAsia="Century Gothic" w:hAnsi="Century Gothic"/>
+          <w:sz w:val="20"/>
+          <w:szCs w:val="20"/>
         </w:rPr>
         <w:t xml:space="preserve">	</w:t>
       </w:r>
@@ -1675,7 +1678,7 @@
           <w:rFonts w:ascii="Century Gothic" w:cs="Century Gothic" w:eastAsia="Century Gothic" w:hAnsi="Century Gothic"/>
           <w:i/>
           <w:iCs/>
-          <w:color w:val="555555"/>
+          <w:color w:val="777777"/>
           <w:sz w:val="19"/>
           <w:szCs w:val="19"/>
         </w:rPr>
@@ -1684,14 +1687,14 @@
     </w:p>
     <w:p>
       <w:pPr>
-        <w:spacing w:after="40" w:before="20"/>
+        <w:spacing w:before="20" w:after="60"/>
       </w:pPr>
       <w:r>
         <w:rPr>
           <w:rFonts w:ascii="Century Gothic" w:cs="Century Gothic" w:eastAsia="Century Gothic" w:hAnsi="Century Gothic"/>
           <w:i/>
           <w:iCs/>
-          <w:color w:val="555555"/>
+          <w:color w:val="777777"/>
           <w:sz w:val="19"/>
           <w:szCs w:val="19"/>
         </w:rPr>
@@ -1703,14 +1706,14 @@
         <w:pStyle w:val="ListParagraph"/>
         <w:numPr>
           <w:ilvl w:val="0"/>
-          <w:numId w:val="4"/>
-        </w:numPr>
-        <w:spacing w:after="40" w:before="40"/>
-      </w:pPr>
-      <w:r>
-        <w:rPr>
-          <w:rFonts w:ascii="Century Gothic" w:cs="Century Gothic" w:eastAsia="Century Gothic" w:hAnsi="Century Gothic"/>
-          <w:color w:val="2C2C2C"/>
+          <w:numId w:val="2"/>
+        </w:numPr>
+        <w:spacing w:before="40" w:after="40"/>
+      </w:pPr>
+      <w:r>
+        <w:rPr>
+          <w:rFonts w:ascii="Century Gothic" w:cs="Century Gothic" w:eastAsia="Century Gothic" w:hAnsi="Century Gothic"/>
+          <w:color w:val="444444"/>
           <w:sz w:val="19"/>
           <w:szCs w:val="19"/>
         </w:rPr>
@@ -1722,14 +1725,14 @@
         <w:pStyle w:val="ListParagraph"/>
         <w:numPr>
           <w:ilvl w:val="0"/>
-          <w:numId w:val="4"/>
-        </w:numPr>
-        <w:spacing w:after="40" w:before="40"/>
-      </w:pPr>
-      <w:r>
-        <w:rPr>
-          <w:rFonts w:ascii="Century Gothic" w:cs="Century Gothic" w:eastAsia="Century Gothic" w:hAnsi="Century Gothic"/>
-          <w:color w:val="2C2C2C"/>
+          <w:numId w:val="2"/>
+        </w:numPr>
+        <w:spacing w:before="40" w:after="40"/>
+      </w:pPr>
+      <w:r>
+        <w:rPr>
+          <w:rFonts w:ascii="Century Gothic" w:cs="Century Gothic" w:eastAsia="Century Gothic" w:hAnsi="Century Gothic"/>
+          <w:color w:val="444444"/>
           <w:sz w:val="19"/>
           <w:szCs w:val="19"/>
         </w:rPr>
@@ -1741,14 +1744,14 @@
         <w:pStyle w:val="ListParagraph"/>
         <w:numPr>
           <w:ilvl w:val="0"/>
-          <w:numId w:val="4"/>
-        </w:numPr>
-        <w:spacing w:after="40" w:before="40"/>
-      </w:pPr>
-      <w:r>
-        <w:rPr>
-          <w:rFonts w:ascii="Century Gothic" w:cs="Century Gothic" w:eastAsia="Century Gothic" w:hAnsi="Century Gothic"/>
-          <w:color w:val="2C2C2C"/>
+          <w:numId w:val="2"/>
+        </w:numPr>
+        <w:spacing w:before="40" w:after="40"/>
+      </w:pPr>
+      <w:r>
+        <w:rPr>
+          <w:rFonts w:ascii="Century Gothic" w:cs="Century Gothic" w:eastAsia="Century Gothic" w:hAnsi="Century Gothic"/>
+          <w:color w:val="444444"/>
           <w:sz w:val="19"/>
           <w:szCs w:val="19"/>
         </w:rPr>
@@ -1760,14 +1763,14 @@
         <w:pStyle w:val="ListParagraph"/>
         <w:numPr>
           <w:ilvl w:val="0"/>
-          <w:numId w:val="4"/>
-        </w:numPr>
-        <w:spacing w:after="40" w:before="40"/>
-      </w:pPr>
-      <w:r>
-        <w:rPr>
-          <w:rFonts w:ascii="Century Gothic" w:cs="Century Gothic" w:eastAsia="Century Gothic" w:hAnsi="Century Gothic"/>
-          <w:color w:val="2C2C2C"/>
+          <w:numId w:val="2"/>
+        </w:numPr>
+        <w:spacing w:before="40" w:after="40"/>
+      </w:pPr>
+      <w:r>
+        <w:rPr>
+          <w:rFonts w:ascii="Century Gothic" w:cs="Century Gothic" w:eastAsia="Century Gothic" w:hAnsi="Century Gothic"/>
+          <w:color w:val="444444"/>
           <w:sz w:val="19"/>
           <w:szCs w:val="19"/>
         </w:rPr>
@@ -1776,26 +1779,22 @@
     </w:p>
     <w:p>
       <w:pPr>
-        <w:spacing w:after="0" w:before="60"/>
-      </w:pPr>
-      <w:r>
-        <w:t xml:space="preserve"/>
-      </w:r>
+        <w:spacing w:before="60" w:after="0"/>
+      </w:pPr>
     </w:p>
     <w:p>
       <w:pPr>
         <w:pBdr>
-          <w:bottom w:val="single" w:color="6B3F2A" w:sz="6" w:space="4"/>
+          <w:bottom w:val="single" w:color="6B4226" w:sz="6" w:space="4"/>
         </w:pBdr>
-        <w:spacing w:after="60" w:before="200"/>
-      </w:pPr>
-      <w:r>
-        <w:rPr>
-          <w:rFonts w:ascii="Century Gothic" w:cs="Century Gothic" w:eastAsia="Century Gothic" w:hAnsi="Century Gothic"/>
-          <w:b/>
-          <w:bCs/>
-          <w:color w:val="6B3F2A"/>
-          <w:spacing w:val="60"/>
+        <w:spacing w:before="180" w:after="60"/>
+      </w:pPr>
+      <w:r>
+        <w:rPr>
+          <w:rFonts w:ascii="Century Gothic" w:cs="Century Gothic" w:eastAsia="Century Gothic" w:hAnsi="Century Gothic"/>
+          <w:b/>
+          <w:bCs/>
+          <w:color w:val="6B4226"/>
           <w:sz w:val="22"/>
           <w:szCs w:val="22"/>
         </w:rPr>
@@ -1804,20 +1803,17 @@
     </w:p>
     <w:p>
       <w:pPr>
-        <w:spacing w:after="0" w:before="40"/>
-      </w:pPr>
-      <w:r>
-        <w:t xml:space="preserve"/>
-      </w:r>
-    </w:p>
-    <w:p>
-      <w:pPr>
-        <w:spacing w:after="0" w:before="0"/>
-      </w:pPr>
-      <w:r>
-        <w:rPr>
-          <w:rFonts w:ascii="Century Gothic" w:cs="Century Gothic" w:eastAsia="Century Gothic" w:hAnsi="Century Gothic"/>
-          <w:color w:val="2C2C2C"/>
+        <w:spacing w:before="40" w:after="0"/>
+      </w:pPr>
+    </w:p>
+    <w:p>
+      <w:pPr>
+        <w:spacing w:before="0" w:after="0"/>
+      </w:pPr>
+      <w:r>
+        <w:rPr>
+          <w:rFonts w:ascii="Century Gothic" w:cs="Century Gothic" w:eastAsia="Century Gothic" w:hAnsi="Century Gothic"/>
+          <w:color w:val="333333"/>
           <w:sz w:val="19"/>
           <w:szCs w:val="19"/>
         </w:rPr>
@@ -1826,7 +1822,7 @@
     </w:p>
     <w:sectPr>
       <w:pgSz w:w="12240" w:h="15840" w:orient="portrait"/>
-      <w:pgMar w:top="720" w:right="1440" w:bottom="720" w:left="1440" w:header="708" w:footer="708" w:gutter="0"/>
+      <w:pgMar w:top="720" w:right="720" w:bottom="720" w:left="720" w:header="708" w:footer="708" w:gutter="0"/>
       <w:pgNumType/>
       <w:docGrid w:linePitch="360"/>
     </w:sectPr>
@@ -1836,43 +1832,6 @@
 
 <file path=word/comments.xml><?xml version="1.0" encoding="utf-8"?>
 <w:comments xmlns:cx="http://schemas.microsoft.com/office/drawing/2014/chartex" xmlns:cx1="http://schemas.microsoft.com/office/drawing/2015/9/8/chartex" xmlns:cx2="http://schemas.microsoft.com/office/drawing/2015/10/21/chartex" xmlns:cx3="http://schemas.microsoft.com/office/drawing/2016/5/9/chartex" xmlns:cx4="http://schemas.microsoft.com/office/drawing/2016/5/10/chartex" xmlns:cx5="http://schemas.microsoft.com/office/drawing/2016/5/11/chartex" xmlns:cx6="http://schemas.microsoft.com/office/drawing/2016/5/12/chartex" xmlns:cx7="http://schemas.microsoft.com/office/drawing/2016/5/13/chartex" xmlns:cx8="http://schemas.microsoft.com/office/drawing/2016/5/14/chartex" xmlns:mc="http://schemas.openxmlformats.org/markup-compatibility/2006" xmlns:aink="http://schemas.microsoft.com/office/drawing/2016/ink" xmlns:am3d="http://schemas.microsoft.com/office/drawing/2017/model3d" xmlns:o="urn:schemas-microsoft-com:office:office" xmlns:r="http://schemas.openxmlformats.org/officeDocument/2006/relationships" xmlns:m="http://schemas.openxmlformats.org/officeDocument/2006/math" xmlns:v="urn:schemas-microsoft-com:vml" xmlns:wp14="http://schemas.microsoft.com/office/word/2010/wordprocessingDrawing" xmlns:wp="http://schemas.openxmlformats.org/drawingml/2006/wordprocessingDrawing" xmlns:w10="urn:schemas-microsoft-com:office:word" xmlns:w="http://schemas.openxmlformats.org/wordprocessingml/2006/main" xmlns:w14="http://schemas.microsoft.com/office/word/2010/wordml" xmlns:w15="http://schemas.microsoft.com/office/word/2012/wordml" xmlns:w16cex="http://schemas.microsoft.com/office/word/2018/wordml/cex" xmlns:w16cid="http://schemas.microsoft.com/office/word/2016/wordml/cid" xmlns:w16="http://schemas.microsoft.com/office/word/2018/wordml" xmlns:w16sdtdh="http://schemas.microsoft.com/office/word/2020/wordml/sdtdatahash" xmlns:w16se="http://schemas.microsoft.com/office/word/2015/wordml/symex" xmlns:wpg="http://schemas.microsoft.com/office/word/2010/wordprocessingGroup" xmlns:wpi="http://schemas.microsoft.com/office/word/2010/wordprocessingInk" xmlns:wne="http://schemas.microsoft.com/office/word/2006/wordml" xmlns:wps="http://schemas.microsoft.com/office/word/2010/wordprocessingShape"/>
-</file>
-
-<file path=word/endnotes.xml><?xml version="1.0" encoding="utf-8"?>
-<w:endnotes xmlns:wpc="http://schemas.microsoft.com/office/word/2010/wordprocessingCanvas" xmlns:mc="http://schemas.openxmlformats.org/markup-compatibility/2006" xmlns:o="urn:schemas-microsoft-com:office:office" xmlns:r="http://schemas.openxmlformats.org/officeDocument/2006/relationships" xmlns:m="http://schemas.openxmlformats.org/officeDocument/2006/math" xmlns:v="urn:schemas-microsoft-com:vml" xmlns:wp14="http://schemas.microsoft.com/office/word/2010/wordprocessingDrawing" xmlns:wp="http://schemas.openxmlformats.org/drawingml/2006/wordprocessingDrawing" xmlns:w10="urn:schemas-microsoft-com:office:word" xmlns:w="http://schemas.openxmlformats.org/wordprocessingml/2006/main" xmlns:w14="http://schemas.microsoft.com/office/word/2010/wordml" xmlns:w15="http://schemas.microsoft.com/office/word/2012/wordml" xmlns:wpg="http://schemas.microsoft.com/office/word/2010/wordprocessingGroup" xmlns:wpi="http://schemas.microsoft.com/office/word/2010/wordprocessingInk" xmlns:wne="http://schemas.microsoft.com/office/word/2006/wordml" xmlns:wps="http://schemas.microsoft.com/office/word/2010/wordprocessingShape" mc:Ignorable="w14 w15 wp14">
-  <w:endnote w:type="separator" w:id="-1">
-    <w:p>
-      <w:pPr>
-        <w:spacing w:after="0" w:line="240" w:lineRule="auto"/>
-      </w:pPr>
-      <w:r>
-        <w:rPr>
-          <w:rStyle w:val="EndnoteReference"/>
-        </w:rPr>
-        <w:endnoteRef/>
-      </w:r>
-      <w:r>
-        <w:separator/>
-      </w:r>
-    </w:p>
-  </w:endnote>
-  <w:endnote w:type="continuationSeparator" w:id="0">
-    <w:p>
-      <w:pPr>
-        <w:spacing w:after="0" w:line="240" w:lineRule="auto"/>
-      </w:pPr>
-      <w:r>
-        <w:rPr>
-          <w:rStyle w:val="EndnoteReference"/>
-        </w:rPr>
-        <w:endnoteRef/>
-      </w:r>
-      <w:r>
-        <w:continuationSeparator/>
-      </w:r>
-    </w:p>
-  </w:endnote>
-</w:endnotes>
 </file>
 
 <file path=word/footnotes.xml><?xml version="1.0" encoding="utf-8"?>
@@ -2010,30 +1969,6 @@
       </w:pPr>
     </w:lvl>
   </w:abstractNum>
-  <w:abstractNum w:abstractNumId="3" w15:restartNumberingAfterBreak="0">
-    <w:multiLevelType w:val="hybridMultilevel"/>
-    <w:lvl w:ilvl="0" w15:tentative="1">
-      <w:start w:val="1"/>
-      <w:numFmt w:val="bullet"/>
-      <w:lvlText w:val="•"/>
-      <w:lvlJc w:val="left"/>
-      <w:pPr>
-        <w:ind w:left="360" w:hanging="360"/>
-      </w:pPr>
-    </w:lvl>
-  </w:abstractNum>
-  <w:abstractNum w:abstractNumId="4" w15:restartNumberingAfterBreak="0">
-    <w:multiLevelType w:val="hybridMultilevel"/>
-    <w:lvl w:ilvl="0" w15:tentative="1">
-      <w:start w:val="1"/>
-      <w:numFmt w:val="bullet"/>
-      <w:lvlText w:val="•"/>
-      <w:lvlJc w:val="left"/>
-      <w:pPr>
-        <w:ind w:left="360" w:hanging="360"/>
-      </w:pPr>
-    </w:lvl>
-  </w:abstractNum>
   <w:num w:numId="1">
     <w:abstractNumId w:val="1"/>
     <w:lvlOverride w:ilvl="0">
@@ -2041,18 +1976,6 @@
     </w:lvlOverride>
   </w:num>
   <w:num w:numId="2">
-    <w:abstractNumId w:val="3"/>
-    <w:lvlOverride w:ilvl="0">
-      <w:startOverride w:val="1"/>
-    </w:lvlOverride>
-  </w:num>
-  <w:num w:numId="3">
-    <w:abstractNumId w:val="4"/>
-    <w:lvlOverride w:ilvl="0">
-      <w:startOverride w:val="1"/>
-    </w:lvlOverride>
-  </w:num>
-  <w:num w:numId="4">
     <w:abstractNumId w:val="2"/>
     <w:lvlOverride w:ilvl="0">
       <w:startOverride w:val="1"/>
@@ -2064,7 +1987,13 @@
 <file path=word/styles.xml><?xml version="1.0" encoding="utf-8"?>
 <w:styles xmlns:mc="http://schemas.openxmlformats.org/markup-compatibility/2006" xmlns:r="http://schemas.openxmlformats.org/officeDocument/2006/relationships" xmlns:w="http://schemas.openxmlformats.org/wordprocessingml/2006/main" xmlns:w14="http://schemas.microsoft.com/office/word/2010/wordml" xmlns:w15="http://schemas.microsoft.com/office/word/2012/wordml" mc:Ignorable="w14 w15">
   <w:docDefaults>
-    <w:rPrDefault/>
+    <w:rPrDefault>
+      <w:rPr>
+        <w:rFonts w:ascii="Century Gothic" w:cs="Century Gothic" w:eastAsia="Century Gothic" w:hAnsi="Century Gothic"/>
+        <w:sz w:val="20"/>
+        <w:szCs w:val="20"/>
+      </w:rPr>
+    </w:rPrDefault>
     <w:pPrDefault/>
   </w:docDefaults>
   <w:style w:type="paragraph" w:styleId="Title">
@@ -2201,42 +2130,5 @@
       <w:szCs w:val="20"/>
     </w:rPr>
   </w:style>
-  <w:style w:type="character" w:styleId="EndnoteReference">
-    <w:name w:val="endnote reference"/>
-    <w:basedOn w:val="DefaultParagraphFont"/>
-    <w:uiPriority w:val="99"/>
-    <w:semiHidden/>
-    <w:unhideWhenUsed/>
-    <w:rPr>
-      <w:vertAlign w:val="superscript"/>
-    </w:rPr>
-  </w:style>
-  <w:style w:type="paragraph" w:styleId="EndnoteText">
-    <w:name w:val="endnote text"/>
-    <w:basedOn w:val="Normal"/>
-    <w:link w:val="EndnoteTextChar"/>
-    <w:uiPriority w:val="99"/>
-    <w:semiHidden/>
-    <w:unhideWhenUsed/>
-    <w:pPr>
-      <w:spacing w:after="0" w:line="240" w:lineRule="auto"/>
-    </w:pPr>
-    <w:rPr>
-      <w:sz w:val="20"/>
-      <w:szCs w:val="20"/>
-    </w:rPr>
-  </w:style>
-  <w:style w:type="character" w:styleId="EndnoteTextChar">
-    <w:name w:val="Endnote Text Char"/>
-    <w:basedOn w:val="DefaultParagraphFont"/>
-    <w:link w:val="EndnoteText"/>
-    <w:uiPriority w:val="99"/>
-    <w:semiHidden/>
-    <w:unhideWhenUsed/>
-    <w:rPr>
-      <w:sz w:val="20"/>
-      <w:szCs w:val="20"/>
-    </w:rPr>
-  </w:style>
 </w:styles>
 </file>